--- a/tools/report_metodologi/versicompact/bab_4/Metodologi_Bab4_Ruang_Hidup_Compact.docx
+++ b/tools/report_metodologi/versicompact/bab_4/Metodologi_Bab4_Ruang_Hidup_Compact.docx
@@ -463,7 +463,7 @@
           <w:color w:val="1B5E20"/>
           <w:sz w:val="22"/>
         </w:rPr>
-        <w:t>OPERASIONALISASI VARIABEL &amp; INDIKATOR RISET</w:t>
+        <w:t>OPERASIONALISASI VARIABEL DATASET RISET</w:t>
       </w:r>
     </w:p>
     <w:p>
@@ -479,7 +479,7 @@
           <w:color w:val="222222"/>
           <w:sz w:val="17"/>
         </w:rPr>
-        <w:t xml:space="preserve">Seluruh dinamika perampasan ruang, eskalasi konflik, dan keterlibatan aktor dioperasionalkan ke dalam </w:t>
+        <w:t xml:space="preserve">Merujuk pada pemetaan silsilah data pada </w:t>
       </w:r>
       <w:r>
         <w:rPr>
@@ -489,7 +489,7 @@
           <w:color w:val="222222"/>
           <w:sz w:val="17"/>
         </w:rPr>
-        <w:t>10 indikator empiris terpadu</w:t>
+        <w:t>DATA_DICTIONARY.md</w:t>
       </w:r>
       <w:r>
         <w:rPr>
@@ -499,7 +499,47 @@
           <w:color w:val="222222"/>
           <w:sz w:val="17"/>
         </w:rPr>
-        <w:t xml:space="preserve"> sebagaimana dirangkum pada matriks operasional berikut:</w:t>
+        <w:t xml:space="preserve"> (Entri 31), analisis Bab 4 bertumpu pada dataset primer </w:t>
+      </w:r>
+      <w:r>
+        <w:rPr>
+          <w:rFonts w:ascii="Calibri" w:hAnsi="Calibri"/>
+          <w:b/>
+          <w:i w:val="0"/>
+          <w:color w:val="222222"/>
+          <w:sz w:val="17"/>
+        </w:rPr>
+        <w:t>sulawesi_konflik_agraria_tanahkita.csv</w:t>
+      </w:r>
+      <w:r>
+        <w:rPr>
+          <w:rFonts w:ascii="Calibri" w:hAnsi="Calibri"/>
+          <w:b w:val="0"/>
+          <w:i w:val="0"/>
+          <w:color w:val="222222"/>
+          <w:sz w:val="17"/>
+        </w:rPr>
+        <w:t xml:space="preserve"> yang diekstraksi dari API platform advokasi Konsorsium Pembaruan Agraria (KPA) dan YLBHI. Struktur operasional variabel tidak dipaksakan ke dalam kuota indikator artifisial, melainkan dikondisikan secara objektif mengikuti </w:t>
+      </w:r>
+      <w:r>
+        <w:rPr>
+          <w:rFonts w:ascii="Calibri" w:hAnsi="Calibri"/>
+          <w:b/>
+          <w:i w:val="0"/>
+          <w:color w:val="222222"/>
+          <w:sz w:val="17"/>
+        </w:rPr>
+        <w:t>12 variabel inti dataset</w:t>
+      </w:r>
+      <w:r>
+        <w:rPr>
+          <w:rFonts w:ascii="Calibri" w:hAnsi="Calibri"/>
+          <w:b w:val="0"/>
+          <w:i w:val="0"/>
+          <w:color w:val="222222"/>
+          <w:sz w:val="17"/>
+        </w:rPr>
+        <w:t xml:space="preserve"> yang mencakup dimensi temporal, sektoral, skala korban, kriminalisasi hukum, hingga korpus narasi kronologi konflik:</w:t>
       </w:r>
     </w:p>
     <w:p>
@@ -514,7 +554,7 @@
           <w:color w:val="2E7D32"/>
           <w:sz w:val="17"/>
         </w:rPr>
-        <w:t>Matriks Operasionalisasi Variabel dan Sumber Data Resmi Bab 4</w:t>
+        <w:t>Matriks Kamus Variabel Dataset Riset Bab 4 (sulawesi_konflik_agraria_tanahkita.csv)</w:t>
       </w:r>
     </w:p>
     <w:tbl>
@@ -569,7 +609,7 @@
         </w:tc>
         <w:tc>
           <w:tcPr>
-            <w:tcW w:type="dxa" w:w="2154"/>
+            <w:tcW w:type="dxa" w:w="1814"/>
             <w:shd w:val="clear" w:color="auto" w:fill="2E7D32"/>
             <w:tcMar>
               <w:top w:w="50" w:type="dxa"/>
@@ -597,13 +637,13 @@
                 <w:color w:val="FFFFFF"/>
                 <w:sz w:val="16"/>
               </w:rPr>
-              <w:t>Indikator Riset</w:t>
+              <w:t>Variabel Dataset (CSV)</w:t>
             </w:r>
           </w:p>
         </w:tc>
         <w:tc>
           <w:tcPr>
-            <w:tcW w:type="dxa" w:w="2154"/>
+            <w:tcW w:type="dxa" w:w="1417"/>
             <w:shd w:val="clear" w:color="auto" w:fill="2E7D32"/>
             <w:tcMar>
               <w:top w:w="50" w:type="dxa"/>
@@ -631,75 +671,7 @@
                 <w:color w:val="FFFFFF"/>
                 <w:sz w:val="16"/>
               </w:rPr>
-              <w:t>Fokus Pengukuran</w:t>
-            </w:r>
-          </w:p>
-        </w:tc>
-        <w:tc>
-          <w:tcPr>
-            <w:tcW w:type="dxa" w:w="1020"/>
-            <w:shd w:val="clear" w:color="auto" w:fill="2E7D32"/>
-            <w:tcMar>
-              <w:top w:w="50" w:type="dxa"/>
-              <w:bottom w:w="50" w:type="dxa"/>
-              <w:left w:w="80" w:type="dxa"/>
-              <w:right w:w="80" w:type="dxa"/>
-            </w:tcMar>
-            <w:tcBorders>
-              <w:top w:val="single" w:sz="4" w:color="D0D7DE" w:space="0"/>
-              <w:left w:val="single" w:sz="4" w:color="D0D7DE" w:space="0"/>
-              <w:bottom w:val="single" w:sz="4" w:color="D0D7DE" w:space="0"/>
-              <w:right w:val="single" w:sz="4" w:color="D0D7DE" w:space="0"/>
-            </w:tcBorders>
-          </w:tcPr>
-          <w:p>
-            <w:pPr>
-              <w:spacing w:before="40" w:after="40"/>
-              <w:jc w:val="center"/>
-            </w:pPr>
-            <w:r>
-              <w:rPr>
-                <w:rFonts w:ascii="Calibri" w:hAnsi="Calibri"/>
-                <w:b/>
-                <w:i w:val="0"/>
-                <w:color w:val="FFFFFF"/>
-                <w:sz w:val="16"/>
-              </w:rPr>
-              <w:t>Satuan</w:t>
-            </w:r>
-          </w:p>
-        </w:tc>
-        <w:tc>
-          <w:tcPr>
-            <w:tcW w:type="dxa" w:w="1020"/>
-            <w:shd w:val="clear" w:color="auto" w:fill="2E7D32"/>
-            <w:tcMar>
-              <w:top w:w="50" w:type="dxa"/>
-              <w:bottom w:w="50" w:type="dxa"/>
-              <w:left w:w="80" w:type="dxa"/>
-              <w:right w:w="80" w:type="dxa"/>
-            </w:tcMar>
-            <w:tcBorders>
-              <w:top w:val="single" w:sz="4" w:color="D0D7DE" w:space="0"/>
-              <w:left w:val="single" w:sz="4" w:color="D0D7DE" w:space="0"/>
-              <w:bottom w:val="single" w:sz="4" w:color="D0D7DE" w:space="0"/>
-              <w:right w:val="single" w:sz="4" w:color="D0D7DE" w:space="0"/>
-            </w:tcBorders>
-          </w:tcPr>
-          <w:p>
-            <w:pPr>
-              <w:spacing w:before="40" w:after="40"/>
-              <w:jc w:val="center"/>
-            </w:pPr>
-            <w:r>
-              <w:rPr>
-                <w:rFonts w:ascii="Calibri" w:hAnsi="Calibri"/>
-                <w:b/>
-                <w:i w:val="0"/>
-                <w:color w:val="FFFFFF"/>
-                <w:sz w:val="16"/>
-              </w:rPr>
-              <w:t>Periode</w:t>
+              <w:t>Tipe Data &amp; Skala</w:t>
             </w:r>
           </w:p>
         </w:tc>
@@ -733,7 +705,75 @@
                 <w:color w:val="FFFFFF"/>
                 <w:sz w:val="16"/>
               </w:rPr>
-              <w:t>Sumber Data Primer Resmi</w:t>
+              <w:t>Definisi Operasional dalam Riset Bab 4</w:t>
+            </w:r>
+          </w:p>
+        </w:tc>
+        <w:tc>
+          <w:tcPr>
+            <w:tcW w:type="dxa" w:w="1247"/>
+            <w:shd w:val="clear" w:color="auto" w:fill="2E7D32"/>
+            <w:tcMar>
+              <w:top w:w="50" w:type="dxa"/>
+              <w:bottom w:w="50" w:type="dxa"/>
+              <w:left w:w="80" w:type="dxa"/>
+              <w:right w:w="80" w:type="dxa"/>
+            </w:tcMar>
+            <w:tcBorders>
+              <w:top w:val="single" w:sz="4" w:color="D0D7DE" w:space="0"/>
+              <w:left w:val="single" w:sz="4" w:color="D0D7DE" w:space="0"/>
+              <w:bottom w:val="single" w:sz="4" w:color="D0D7DE" w:space="0"/>
+              <w:right w:val="single" w:sz="4" w:color="D0D7DE" w:space="0"/>
+            </w:tcBorders>
+          </w:tcPr>
+          <w:p>
+            <w:pPr>
+              <w:spacing w:before="40" w:after="40"/>
+              <w:jc w:val="center"/>
+            </w:pPr>
+            <w:r>
+              <w:rPr>
+                <w:rFonts w:ascii="Calibri" w:hAnsi="Calibri"/>
+                <w:b/>
+                <w:i w:val="0"/>
+                <w:color w:val="FFFFFF"/>
+                <w:sz w:val="16"/>
+              </w:rPr>
+              <w:t>Relevansi Sub-bab</w:t>
+            </w:r>
+          </w:p>
+        </w:tc>
+        <w:tc>
+          <w:tcPr>
+            <w:tcW w:type="dxa" w:w="1871"/>
+            <w:shd w:val="clear" w:color="auto" w:fill="2E7D32"/>
+            <w:tcMar>
+              <w:top w:w="50" w:type="dxa"/>
+              <w:bottom w:w="50" w:type="dxa"/>
+              <w:left w:w="80" w:type="dxa"/>
+              <w:right w:w="80" w:type="dxa"/>
+            </w:tcMar>
+            <w:tcBorders>
+              <w:top w:val="single" w:sz="4" w:color="D0D7DE" w:space="0"/>
+              <w:left w:val="single" w:sz="4" w:color="D0D7DE" w:space="0"/>
+              <w:bottom w:val="single" w:sz="4" w:color="D0D7DE" w:space="0"/>
+              <w:right w:val="single" w:sz="4" w:color="D0D7DE" w:space="0"/>
+            </w:tcBorders>
+          </w:tcPr>
+          <w:p>
+            <w:pPr>
+              <w:spacing w:before="40" w:after="40"/>
+              <w:jc w:val="left"/>
+            </w:pPr>
+            <w:r>
+              <w:rPr>
+                <w:rFonts w:ascii="Calibri" w:hAnsi="Calibri"/>
+                <w:b/>
+                <w:i w:val="0"/>
+                <w:color w:val="FFFFFF"/>
+                <w:sz w:val="16"/>
+              </w:rPr>
+              <w:t>Sumber Asal Data</w:t>
             </w:r>
           </w:p>
         </w:tc>
@@ -776,7 +816,7 @@
         </w:tc>
         <w:tc>
           <w:tcPr>
-            <w:tcW w:type="dxa" w:w="2154"/>
+            <w:tcW w:type="dxa" w:w="1814"/>
             <w:vAlign w:val="center"/>
             <w:shd w:val="clear" w:color="auto" w:fill="F9FBF9"/>
             <w:tcMar>
@@ -805,13 +845,13 @@
                 <w:color w:val="222222"/>
                 <w:sz w:val="15"/>
               </w:rPr>
-              <w:t>Insidensi Konflik Agraria</w:t>
+              <w:t>tahun</w:t>
             </w:r>
           </w:p>
         </w:tc>
         <w:tc>
           <w:tcPr>
-            <w:tcW w:type="dxa" w:w="2154"/>
+            <w:tcW w:type="dxa" w:w="1417"/>
             <w:vAlign w:val="center"/>
             <w:shd w:val="clear" w:color="auto" w:fill="F9FBF9"/>
             <w:tcMar>
@@ -840,77 +880,7 @@
                 <w:color w:val="222222"/>
                 <w:sz w:val="15"/>
               </w:rPr>
-              <w:t>Frekuensi Kejadian Letupan Sengketa Lahan</w:t>
-            </w:r>
-          </w:p>
-        </w:tc>
-        <w:tc>
-          <w:tcPr>
-            <w:tcW w:type="dxa" w:w="1020"/>
-            <w:vAlign w:val="center"/>
-            <w:shd w:val="clear" w:color="auto" w:fill="F9FBF9"/>
-            <w:tcMar>
-              <w:top w:w="40" w:type="dxa"/>
-              <w:bottom w:w="40" w:type="dxa"/>
-              <w:left w:w="80" w:type="dxa"/>
-              <w:right w:w="80" w:type="dxa"/>
-            </w:tcMar>
-            <w:tcBorders>
-              <w:top w:val="single" w:sz="4" w:color="D0D7DE" w:space="0"/>
-              <w:left w:val="single" w:sz="4" w:color="D0D7DE" w:space="0"/>
-              <w:bottom w:val="single" w:sz="4" w:color="D0D7DE" w:space="0"/>
-              <w:right w:val="single" w:sz="4" w:color="D0D7DE" w:space="0"/>
-            </w:tcBorders>
-          </w:tcPr>
-          <w:p>
-            <w:pPr>
-              <w:spacing w:before="20" w:after="20"/>
-              <w:jc w:val="center"/>
-            </w:pPr>
-            <w:r>
-              <w:rPr>
-                <w:rFonts w:ascii="Calibri" w:hAnsi="Calibri"/>
-                <w:b w:val="0"/>
-                <w:i w:val="0"/>
-                <w:color w:val="222222"/>
-                <w:sz w:val="15"/>
-              </w:rPr>
-              <w:t>Kasus</w:t>
-            </w:r>
-          </w:p>
-        </w:tc>
-        <w:tc>
-          <w:tcPr>
-            <w:tcW w:type="dxa" w:w="1020"/>
-            <w:vAlign w:val="center"/>
-            <w:shd w:val="clear" w:color="auto" w:fill="F9FBF9"/>
-            <w:tcMar>
-              <w:top w:w="40" w:type="dxa"/>
-              <w:bottom w:w="40" w:type="dxa"/>
-              <w:left w:w="80" w:type="dxa"/>
-              <w:right w:w="80" w:type="dxa"/>
-            </w:tcMar>
-            <w:tcBorders>
-              <w:top w:val="single" w:sz="4" w:color="D0D7DE" w:space="0"/>
-              <w:left w:val="single" w:sz="4" w:color="D0D7DE" w:space="0"/>
-              <w:bottom w:val="single" w:sz="4" w:color="D0D7DE" w:space="0"/>
-              <w:right w:val="single" w:sz="4" w:color="D0D7DE" w:space="0"/>
-            </w:tcBorders>
-          </w:tcPr>
-          <w:p>
-            <w:pPr>
-              <w:spacing w:before="20" w:after="20"/>
-              <w:jc w:val="center"/>
-            </w:pPr>
-            <w:r>
-              <w:rPr>
-                <w:rFonts w:ascii="Calibri" w:hAnsi="Calibri"/>
-                <w:b w:val="0"/>
-                <w:i w:val="0"/>
-                <w:color w:val="222222"/>
-                <w:sz w:val="15"/>
-              </w:rPr>
-              <w:t>1990–2024</w:t>
+              <w:t>Integer (1990–2024)</w:t>
             </w:r>
           </w:p>
         </w:tc>
@@ -945,7 +915,77 @@
                 <w:color w:val="222222"/>
                 <w:sz w:val="15"/>
               </w:rPr>
-              <w:t>KPA / TanahKita</w:t>
+              <w:t>Tahun pencatatan kejadian konflik; dasar analisis time-series dan partisi Before-After (&lt;2014 vs &gt;=2014)</w:t>
+            </w:r>
+          </w:p>
+        </w:tc>
+        <w:tc>
+          <w:tcPr>
+            <w:tcW w:type="dxa" w:w="1247"/>
+            <w:vAlign w:val="center"/>
+            <w:shd w:val="clear" w:color="auto" w:fill="F9FBF9"/>
+            <w:tcMar>
+              <w:top w:w="40" w:type="dxa"/>
+              <w:bottom w:w="40" w:type="dxa"/>
+              <w:left w:w="80" w:type="dxa"/>
+              <w:right w:w="80" w:type="dxa"/>
+            </w:tcMar>
+            <w:tcBorders>
+              <w:top w:val="single" w:sz="4" w:color="D0D7DE" w:space="0"/>
+              <w:left w:val="single" w:sz="4" w:color="D0D7DE" w:space="0"/>
+              <w:bottom w:val="single" w:sz="4" w:color="D0D7DE" w:space="0"/>
+              <w:right w:val="single" w:sz="4" w:color="D0D7DE" w:space="0"/>
+            </w:tcBorders>
+          </w:tcPr>
+          <w:p>
+            <w:pPr>
+              <w:spacing w:before="20" w:after="20"/>
+              <w:jc w:val="center"/>
+            </w:pPr>
+            <w:r>
+              <w:rPr>
+                <w:rFonts w:ascii="Calibri" w:hAnsi="Calibri"/>
+                <w:b w:val="0"/>
+                <w:i w:val="0"/>
+                <w:color w:val="222222"/>
+                <w:sz w:val="15"/>
+              </w:rPr>
+              <w:t>Sub-bab 4.1, 4.4</w:t>
+            </w:r>
+          </w:p>
+        </w:tc>
+        <w:tc>
+          <w:tcPr>
+            <w:tcW w:type="dxa" w:w="1871"/>
+            <w:vAlign w:val="center"/>
+            <w:shd w:val="clear" w:color="auto" w:fill="F9FBF9"/>
+            <w:tcMar>
+              <w:top w:w="40" w:type="dxa"/>
+              <w:bottom w:w="40" w:type="dxa"/>
+              <w:left w:w="80" w:type="dxa"/>
+              <w:right w:w="80" w:type="dxa"/>
+            </w:tcMar>
+            <w:tcBorders>
+              <w:top w:val="single" w:sz="4" w:color="D0D7DE" w:space="0"/>
+              <w:left w:val="single" w:sz="4" w:color="D0D7DE" w:space="0"/>
+              <w:bottom w:val="single" w:sz="4" w:color="D0D7DE" w:space="0"/>
+              <w:right w:val="single" w:sz="4" w:color="D0D7DE" w:space="0"/>
+            </w:tcBorders>
+          </w:tcPr>
+          <w:p>
+            <w:pPr>
+              <w:spacing w:before="20" w:after="20"/>
+              <w:jc w:val="left"/>
+            </w:pPr>
+            <w:r>
+              <w:rPr>
+                <w:rFonts w:ascii="Calibri" w:hAnsi="Calibri"/>
+                <w:b w:val="0"/>
+                <w:i w:val="0"/>
+                <w:color w:val="222222"/>
+                <w:sz w:val="15"/>
+              </w:rPr>
+              <w:t>TanahKita KPA</w:t>
             </w:r>
           </w:p>
         </w:tc>
@@ -988,7 +1028,7 @@
         </w:tc>
         <w:tc>
           <w:tcPr>
-            <w:tcW w:type="dxa" w:w="2154"/>
+            <w:tcW w:type="dxa" w:w="1814"/>
             <w:vAlign w:val="center"/>
             <w:shd w:val="clear" w:color="auto" w:fill="FFFFFF"/>
             <w:tcMar>
@@ -1017,13 +1057,13 @@
                 <w:color w:val="222222"/>
                 <w:sz w:val="15"/>
               </w:rPr>
-              <w:t>Sektor Pemicu Sengketa</w:t>
+              <w:t>sektor</w:t>
             </w:r>
           </w:p>
         </w:tc>
         <w:tc>
           <w:tcPr>
-            <w:tcW w:type="dxa" w:w="2154"/>
+            <w:tcW w:type="dxa" w:w="1417"/>
             <w:vAlign w:val="center"/>
             <w:shd w:val="clear" w:color="auto" w:fill="FFFFFF"/>
             <w:tcMar>
@@ -1052,77 +1092,7 @@
                 <w:color w:val="222222"/>
                 <w:sz w:val="15"/>
               </w:rPr>
-              <w:t>Klasifikasi Sektoral (Tambang, Sawit, Hutan)</w:t>
-            </w:r>
-          </w:p>
-        </w:tc>
-        <w:tc>
-          <w:tcPr>
-            <w:tcW w:type="dxa" w:w="1020"/>
-            <w:vAlign w:val="center"/>
-            <w:shd w:val="clear" w:color="auto" w:fill="FFFFFF"/>
-            <w:tcMar>
-              <w:top w:w="40" w:type="dxa"/>
-              <w:bottom w:w="40" w:type="dxa"/>
-              <w:left w:w="80" w:type="dxa"/>
-              <w:right w:w="80" w:type="dxa"/>
-            </w:tcMar>
-            <w:tcBorders>
-              <w:top w:val="single" w:sz="4" w:color="D0D7DE" w:space="0"/>
-              <w:left w:val="single" w:sz="4" w:color="D0D7DE" w:space="0"/>
-              <w:bottom w:val="single" w:sz="4" w:color="D0D7DE" w:space="0"/>
-              <w:right w:val="single" w:sz="4" w:color="D0D7DE" w:space="0"/>
-            </w:tcBorders>
-          </w:tcPr>
-          <w:p>
-            <w:pPr>
-              <w:spacing w:before="20" w:after="20"/>
-              <w:jc w:val="center"/>
-            </w:pPr>
-            <w:r>
-              <w:rPr>
-                <w:rFonts w:ascii="Calibri" w:hAnsi="Calibri"/>
-                <w:b w:val="0"/>
-                <w:i w:val="0"/>
-                <w:color w:val="222222"/>
-                <w:sz w:val="15"/>
-              </w:rPr>
-              <w:t>Kategori</w:t>
-            </w:r>
-          </w:p>
-        </w:tc>
-        <w:tc>
-          <w:tcPr>
-            <w:tcW w:type="dxa" w:w="1020"/>
-            <w:vAlign w:val="center"/>
-            <w:shd w:val="clear" w:color="auto" w:fill="FFFFFF"/>
-            <w:tcMar>
-              <w:top w:w="40" w:type="dxa"/>
-              <w:bottom w:w="40" w:type="dxa"/>
-              <w:left w:w="80" w:type="dxa"/>
-              <w:right w:w="80" w:type="dxa"/>
-            </w:tcMar>
-            <w:tcBorders>
-              <w:top w:val="single" w:sz="4" w:color="D0D7DE" w:space="0"/>
-              <w:left w:val="single" w:sz="4" w:color="D0D7DE" w:space="0"/>
-              <w:bottom w:val="single" w:sz="4" w:color="D0D7DE" w:space="0"/>
-              <w:right w:val="single" w:sz="4" w:color="D0D7DE" w:space="0"/>
-            </w:tcBorders>
-          </w:tcPr>
-          <w:p>
-            <w:pPr>
-              <w:spacing w:before="20" w:after="20"/>
-              <w:jc w:val="center"/>
-            </w:pPr>
-            <w:r>
-              <w:rPr>
-                <w:rFonts w:ascii="Calibri" w:hAnsi="Calibri"/>
-                <w:b w:val="0"/>
-                <w:i w:val="0"/>
-                <w:color w:val="222222"/>
-                <w:sz w:val="15"/>
-              </w:rPr>
-              <w:t>1990–2024</w:t>
+              <w:t>Kategorikal Nominal</w:t>
             </w:r>
           </w:p>
         </w:tc>
@@ -1157,7 +1127,77 @@
                 <w:color w:val="222222"/>
                 <w:sz w:val="15"/>
               </w:rPr>
-              <w:t>KPA / TanahKita</w:t>
+              <w:t>Klasifikasi sektor pemicu: Pertambangan, Kehutanan, Perkebunan, Infrastruktur/PSN, Pariwisata/Pesisir</w:t>
+            </w:r>
+          </w:p>
+        </w:tc>
+        <w:tc>
+          <w:tcPr>
+            <w:tcW w:type="dxa" w:w="1247"/>
+            <w:vAlign w:val="center"/>
+            <w:shd w:val="clear" w:color="auto" w:fill="FFFFFF"/>
+            <w:tcMar>
+              <w:top w:w="40" w:type="dxa"/>
+              <w:bottom w:w="40" w:type="dxa"/>
+              <w:left w:w="80" w:type="dxa"/>
+              <w:right w:w="80" w:type="dxa"/>
+            </w:tcMar>
+            <w:tcBorders>
+              <w:top w:val="single" w:sz="4" w:color="D0D7DE" w:space="0"/>
+              <w:left w:val="single" w:sz="4" w:color="D0D7DE" w:space="0"/>
+              <w:bottom w:val="single" w:sz="4" w:color="D0D7DE" w:space="0"/>
+              <w:right w:val="single" w:sz="4" w:color="D0D7DE" w:space="0"/>
+            </w:tcBorders>
+          </w:tcPr>
+          <w:p>
+            <w:pPr>
+              <w:spacing w:before="20" w:after="20"/>
+              <w:jc w:val="center"/>
+            </w:pPr>
+            <w:r>
+              <w:rPr>
+                <w:rFonts w:ascii="Calibri" w:hAnsi="Calibri"/>
+                <w:b w:val="0"/>
+                <w:i w:val="0"/>
+                <w:color w:val="222222"/>
+                <w:sz w:val="15"/>
+              </w:rPr>
+              <w:t>Sub-bab 4.1, 4.2, 4.4</w:t>
+            </w:r>
+          </w:p>
+        </w:tc>
+        <w:tc>
+          <w:tcPr>
+            <w:tcW w:type="dxa" w:w="1871"/>
+            <w:vAlign w:val="center"/>
+            <w:shd w:val="clear" w:color="auto" w:fill="FFFFFF"/>
+            <w:tcMar>
+              <w:top w:w="40" w:type="dxa"/>
+              <w:bottom w:w="40" w:type="dxa"/>
+              <w:left w:w="80" w:type="dxa"/>
+              <w:right w:w="80" w:type="dxa"/>
+            </w:tcMar>
+            <w:tcBorders>
+              <w:top w:val="single" w:sz="4" w:color="D0D7DE" w:space="0"/>
+              <w:left w:val="single" w:sz="4" w:color="D0D7DE" w:space="0"/>
+              <w:bottom w:val="single" w:sz="4" w:color="D0D7DE" w:space="0"/>
+              <w:right w:val="single" w:sz="4" w:color="D0D7DE" w:space="0"/>
+            </w:tcBorders>
+          </w:tcPr>
+          <w:p>
+            <w:pPr>
+              <w:spacing w:before="20" w:after="20"/>
+              <w:jc w:val="left"/>
+            </w:pPr>
+            <w:r>
+              <w:rPr>
+                <w:rFonts w:ascii="Calibri" w:hAnsi="Calibri"/>
+                <w:b w:val="0"/>
+                <w:i w:val="0"/>
+                <w:color w:val="222222"/>
+                <w:sz w:val="15"/>
+              </w:rPr>
+              <w:t>TanahKita KPA</w:t>
             </w:r>
           </w:p>
         </w:tc>
@@ -1200,7 +1240,7 @@
         </w:tc>
         <w:tc>
           <w:tcPr>
-            <w:tcW w:type="dxa" w:w="2154"/>
+            <w:tcW w:type="dxa" w:w="1814"/>
             <w:vAlign w:val="center"/>
             <w:shd w:val="clear" w:color="auto" w:fill="F9FBF9"/>
             <w:tcMar>
@@ -1229,13 +1269,13 @@
                 <w:color w:val="222222"/>
                 <w:sz w:val="15"/>
               </w:rPr>
-              <w:t>Skala Korban Terdampak</w:t>
+              <w:t>dampak_masyarakat_jiwa</w:t>
             </w:r>
           </w:p>
         </w:tc>
         <w:tc>
           <w:tcPr>
-            <w:tcW w:type="dxa" w:w="2154"/>
+            <w:tcW w:type="dxa" w:w="1417"/>
             <w:vAlign w:val="center"/>
             <w:shd w:val="clear" w:color="auto" w:fill="F9FBF9"/>
             <w:tcMar>
@@ -1264,13 +1304,48 @@
                 <w:color w:val="222222"/>
                 <w:sz w:val="15"/>
               </w:rPr>
-              <w:t>Masyarakat Adat &amp; Komunitas Lokal Terdampak</w:t>
+              <w:t>Numerik Diskrit (Jiwa)</w:t>
             </w:r>
           </w:p>
         </w:tc>
         <w:tc>
           <w:tcPr>
-            <w:tcW w:type="dxa" w:w="1020"/>
+            <w:tcW w:type="dxa" w:w="2835"/>
+            <w:vAlign w:val="center"/>
+            <w:shd w:val="clear" w:color="auto" w:fill="F9FBF9"/>
+            <w:tcMar>
+              <w:top w:w="40" w:type="dxa"/>
+              <w:bottom w:w="40" w:type="dxa"/>
+              <w:left w:w="80" w:type="dxa"/>
+              <w:right w:w="80" w:type="dxa"/>
+            </w:tcMar>
+            <w:tcBorders>
+              <w:top w:val="single" w:sz="4" w:color="D0D7DE" w:space="0"/>
+              <w:left w:val="single" w:sz="4" w:color="D0D7DE" w:space="0"/>
+              <w:bottom w:val="single" w:sz="4" w:color="D0D7DE" w:space="0"/>
+              <w:right w:val="single" w:sz="4" w:color="D0D7DE" w:space="0"/>
+            </w:tcBorders>
+          </w:tcPr>
+          <w:p>
+            <w:pPr>
+              <w:spacing w:before="20" w:after="20"/>
+              <w:jc w:val="left"/>
+            </w:pPr>
+            <w:r>
+              <w:rPr>
+                <w:rFonts w:ascii="Calibri" w:hAnsi="Calibri"/>
+                <w:b w:val="0"/>
+                <w:i w:val="0"/>
+                <w:color w:val="222222"/>
+                <w:sz w:val="15"/>
+              </w:rPr>
+              <w:t>Estimasi jumlah warga/masyarakat adat terdampak sengketa lahan dan penggusuran ruang hidup</w:t>
+            </w:r>
+          </w:p>
+        </w:tc>
+        <w:tc>
+          <w:tcPr>
+            <w:tcW w:type="dxa" w:w="1247"/>
             <w:vAlign w:val="center"/>
             <w:shd w:val="clear" w:color="auto" w:fill="F9FBF9"/>
             <w:tcMar>
@@ -1299,48 +1374,13 @@
                 <w:color w:val="222222"/>
                 <w:sz w:val="15"/>
               </w:rPr>
-              <w:t>Jiwa</w:t>
+              <w:t>Sub-bab 4.2</w:t>
             </w:r>
           </w:p>
         </w:tc>
         <w:tc>
           <w:tcPr>
-            <w:tcW w:type="dxa" w:w="1020"/>
-            <w:vAlign w:val="center"/>
-            <w:shd w:val="clear" w:color="auto" w:fill="F9FBF9"/>
-            <w:tcMar>
-              <w:top w:w="40" w:type="dxa"/>
-              <w:bottom w:w="40" w:type="dxa"/>
-              <w:left w:w="80" w:type="dxa"/>
-              <w:right w:w="80" w:type="dxa"/>
-            </w:tcMar>
-            <w:tcBorders>
-              <w:top w:val="single" w:sz="4" w:color="D0D7DE" w:space="0"/>
-              <w:left w:val="single" w:sz="4" w:color="D0D7DE" w:space="0"/>
-              <w:bottom w:val="single" w:sz="4" w:color="D0D7DE" w:space="0"/>
-              <w:right w:val="single" w:sz="4" w:color="D0D7DE" w:space="0"/>
-            </w:tcBorders>
-          </w:tcPr>
-          <w:p>
-            <w:pPr>
-              <w:spacing w:before="20" w:after="20"/>
-              <w:jc w:val="center"/>
-            </w:pPr>
-            <w:r>
-              <w:rPr>
-                <w:rFonts w:ascii="Calibri" w:hAnsi="Calibri"/>
-                <w:b w:val="0"/>
-                <w:i w:val="0"/>
-                <w:color w:val="222222"/>
-                <w:sz w:val="15"/>
-              </w:rPr>
-              <w:t>1990–2024</w:t>
-            </w:r>
-          </w:p>
-        </w:tc>
-        <w:tc>
-          <w:tcPr>
-            <w:tcW w:type="dxa" w:w="2835"/>
+            <w:tcW w:type="dxa" w:w="1871"/>
             <w:vAlign w:val="center"/>
             <w:shd w:val="clear" w:color="auto" w:fill="F9FBF9"/>
             <w:tcMar>
@@ -1412,7 +1452,7 @@
         </w:tc>
         <w:tc>
           <w:tcPr>
-            <w:tcW w:type="dxa" w:w="2154"/>
+            <w:tcW w:type="dxa" w:w="1814"/>
             <w:vAlign w:val="center"/>
             <w:shd w:val="clear" w:color="auto" w:fill="FFFFFF"/>
             <w:tcMar>
@@ -1441,13 +1481,13 @@
                 <w:color w:val="222222"/>
                 <w:sz w:val="15"/>
               </w:rPr>
-              <w:t>Luas Monopoli Area Sengketa</w:t>
+              <w:t>luas_ha</w:t>
             </w:r>
           </w:p>
         </w:tc>
         <w:tc>
           <w:tcPr>
-            <w:tcW w:type="dxa" w:w="2154"/>
+            <w:tcW w:type="dxa" w:w="1417"/>
             <w:vAlign w:val="center"/>
             <w:shd w:val="clear" w:color="auto" w:fill="FFFFFF"/>
             <w:tcMar>
@@ -1476,13 +1516,48 @@
                 <w:color w:val="222222"/>
                 <w:sz w:val="15"/>
               </w:rPr>
-              <w:t>Luas Ruang Hidup &amp; Lahan Diperebutkan</w:t>
+              <w:t>Numerik Kontinu (Ha)</w:t>
             </w:r>
           </w:p>
         </w:tc>
         <w:tc>
           <w:tcPr>
-            <w:tcW w:type="dxa" w:w="1020"/>
+            <w:tcW w:type="dxa" w:w="2835"/>
+            <w:vAlign w:val="center"/>
+            <w:shd w:val="clear" w:color="auto" w:fill="FFFFFF"/>
+            <w:tcMar>
+              <w:top w:w="40" w:type="dxa"/>
+              <w:bottom w:w="40" w:type="dxa"/>
+              <w:left w:w="80" w:type="dxa"/>
+              <w:right w:w="80" w:type="dxa"/>
+            </w:tcMar>
+            <w:tcBorders>
+              <w:top w:val="single" w:sz="4" w:color="D0D7DE" w:space="0"/>
+              <w:left w:val="single" w:sz="4" w:color="D0D7DE" w:space="0"/>
+              <w:bottom w:val="single" w:sz="4" w:color="D0D7DE" w:space="0"/>
+              <w:right w:val="single" w:sz="4" w:color="D0D7DE" w:space="0"/>
+            </w:tcBorders>
+          </w:tcPr>
+          <w:p>
+            <w:pPr>
+              <w:spacing w:before="20" w:after="20"/>
+              <w:jc w:val="left"/>
+            </w:pPr>
+            <w:r>
+              <w:rPr>
+                <w:rFonts w:ascii="Calibri" w:hAnsi="Calibri"/>
+                <w:b w:val="0"/>
+                <w:i w:val="0"/>
+                <w:color w:val="222222"/>
+                <w:sz w:val="15"/>
+              </w:rPr>
+              <w:t>Luas bentang lahan yang dikuasai atau disengketakan konsesi industri ekstraktif</w:t>
+            </w:r>
+          </w:p>
+        </w:tc>
+        <w:tc>
+          <w:tcPr>
+            <w:tcW w:type="dxa" w:w="1247"/>
             <w:vAlign w:val="center"/>
             <w:shd w:val="clear" w:color="auto" w:fill="FFFFFF"/>
             <w:tcMar>
@@ -1511,48 +1586,13 @@
                 <w:color w:val="222222"/>
                 <w:sz w:val="15"/>
               </w:rPr>
-              <w:t>Hektar (Ha)</w:t>
+              <w:t>Sub-bab 4.2</w:t>
             </w:r>
           </w:p>
         </w:tc>
         <w:tc>
           <w:tcPr>
-            <w:tcW w:type="dxa" w:w="1020"/>
-            <w:vAlign w:val="center"/>
-            <w:shd w:val="clear" w:color="auto" w:fill="FFFFFF"/>
-            <w:tcMar>
-              <w:top w:w="40" w:type="dxa"/>
-              <w:bottom w:w="40" w:type="dxa"/>
-              <w:left w:w="80" w:type="dxa"/>
-              <w:right w:w="80" w:type="dxa"/>
-            </w:tcMar>
-            <w:tcBorders>
-              <w:top w:val="single" w:sz="4" w:color="D0D7DE" w:space="0"/>
-              <w:left w:val="single" w:sz="4" w:color="D0D7DE" w:space="0"/>
-              <w:bottom w:val="single" w:sz="4" w:color="D0D7DE" w:space="0"/>
-              <w:right w:val="single" w:sz="4" w:color="D0D7DE" w:space="0"/>
-            </w:tcBorders>
-          </w:tcPr>
-          <w:p>
-            <w:pPr>
-              <w:spacing w:before="20" w:after="20"/>
-              <w:jc w:val="center"/>
-            </w:pPr>
-            <w:r>
-              <w:rPr>
-                <w:rFonts w:ascii="Calibri" w:hAnsi="Calibri"/>
-                <w:b w:val="0"/>
-                <w:i w:val="0"/>
-                <w:color w:val="222222"/>
-                <w:sz w:val="15"/>
-              </w:rPr>
-              <w:t>1990–2024</w:t>
-            </w:r>
-          </w:p>
-        </w:tc>
-        <w:tc>
-          <w:tcPr>
-            <w:tcW w:type="dxa" w:w="2835"/>
+            <w:tcW w:type="dxa" w:w="1871"/>
             <w:vAlign w:val="center"/>
             <w:shd w:val="clear" w:color="auto" w:fill="FFFFFF"/>
             <w:tcMar>
@@ -1624,7 +1664,7 @@
         </w:tc>
         <w:tc>
           <w:tcPr>
-            <w:tcW w:type="dxa" w:w="2154"/>
+            <w:tcW w:type="dxa" w:w="1814"/>
             <w:vAlign w:val="center"/>
             <w:shd w:val="clear" w:color="auto" w:fill="F9FBF9"/>
             <w:tcMar>
@@ -1653,13 +1693,13 @@
                 <w:color w:val="222222"/>
                 <w:sz w:val="15"/>
               </w:rPr>
-              <w:t>Kasus Indikasi Kriminalisasi</w:t>
+              <w:t>indikasi_kriminalisasi</w:t>
             </w:r>
           </w:p>
         </w:tc>
         <w:tc>
           <w:tcPr>
-            <w:tcW w:type="dxa" w:w="2154"/>
+            <w:tcW w:type="dxa" w:w="1417"/>
             <w:vAlign w:val="center"/>
             <w:shd w:val="clear" w:color="auto" w:fill="F9FBF9"/>
             <w:tcMar>
@@ -1688,13 +1728,48 @@
                 <w:color w:val="222222"/>
                 <w:sz w:val="15"/>
               </w:rPr>
-              <w:t>Penuntutan Hukum Terhadap Warga/Aktivis</w:t>
+              <w:t>Boolean (True/False)</w:t>
             </w:r>
           </w:p>
         </w:tc>
         <w:tc>
           <w:tcPr>
-            <w:tcW w:type="dxa" w:w="1020"/>
+            <w:tcW w:type="dxa" w:w="2835"/>
+            <w:vAlign w:val="center"/>
+            <w:shd w:val="clear" w:color="auto" w:fill="F9FBF9"/>
+            <w:tcMar>
+              <w:top w:w="40" w:type="dxa"/>
+              <w:bottom w:w="40" w:type="dxa"/>
+              <w:left w:w="80" w:type="dxa"/>
+              <w:right w:w="80" w:type="dxa"/>
+            </w:tcMar>
+            <w:tcBorders>
+              <w:top w:val="single" w:sz="4" w:color="D0D7DE" w:space="0"/>
+              <w:left w:val="single" w:sz="4" w:color="D0D7DE" w:space="0"/>
+              <w:bottom w:val="single" w:sz="4" w:color="D0D7DE" w:space="0"/>
+              <w:right w:val="single" w:sz="4" w:color="D0D7DE" w:space="0"/>
+            </w:tcBorders>
+          </w:tcPr>
+          <w:p>
+            <w:pPr>
+              <w:spacing w:before="20" w:after="20"/>
+              <w:jc w:val="left"/>
+            </w:pPr>
+            <w:r>
+              <w:rPr>
+                <w:rFonts w:ascii="Calibri" w:hAnsi="Calibri"/>
+                <w:b w:val="0"/>
+                <w:i w:val="0"/>
+                <w:color w:val="222222"/>
+                <w:sz w:val="15"/>
+              </w:rPr>
+              <w:t>Status keberadaan tindakan kriminalisasi/penuntutan hukum terhadap warga atau pendamping</w:t>
+            </w:r>
+          </w:p>
+        </w:tc>
+        <w:tc>
+          <w:tcPr>
+            <w:tcW w:type="dxa" w:w="1247"/>
             <w:vAlign w:val="center"/>
             <w:shd w:val="clear" w:color="auto" w:fill="F9FBF9"/>
             <w:tcMar>
@@ -1723,48 +1798,13 @@
                 <w:color w:val="222222"/>
                 <w:sz w:val="15"/>
               </w:rPr>
-              <w:t>Kasus</w:t>
+              <w:t>Sub-bab 4.3, 4.4</w:t>
             </w:r>
           </w:p>
         </w:tc>
         <w:tc>
           <w:tcPr>
-            <w:tcW w:type="dxa" w:w="1020"/>
-            <w:vAlign w:val="center"/>
-            <w:shd w:val="clear" w:color="auto" w:fill="F9FBF9"/>
-            <w:tcMar>
-              <w:top w:w="40" w:type="dxa"/>
-              <w:bottom w:w="40" w:type="dxa"/>
-              <w:left w:w="80" w:type="dxa"/>
-              <w:right w:w="80" w:type="dxa"/>
-            </w:tcMar>
-            <w:tcBorders>
-              <w:top w:val="single" w:sz="4" w:color="D0D7DE" w:space="0"/>
-              <w:left w:val="single" w:sz="4" w:color="D0D7DE" w:space="0"/>
-              <w:bottom w:val="single" w:sz="4" w:color="D0D7DE" w:space="0"/>
-              <w:right w:val="single" w:sz="4" w:color="D0D7DE" w:space="0"/>
-            </w:tcBorders>
-          </w:tcPr>
-          <w:p>
-            <w:pPr>
-              <w:spacing w:before="20" w:after="20"/>
-              <w:jc w:val="center"/>
-            </w:pPr>
-            <w:r>
-              <w:rPr>
-                <w:rFonts w:ascii="Calibri" w:hAnsi="Calibri"/>
-                <w:b w:val="0"/>
-                <w:i w:val="0"/>
-                <w:color w:val="222222"/>
-                <w:sz w:val="15"/>
-              </w:rPr>
-              <w:t>2000–2024</w:t>
-            </w:r>
-          </w:p>
-        </w:tc>
-        <w:tc>
-          <w:tcPr>
-            <w:tcW w:type="dxa" w:w="2835"/>
+            <w:tcW w:type="dxa" w:w="1871"/>
             <w:vAlign w:val="center"/>
             <w:shd w:val="clear" w:color="auto" w:fill="F9FBF9"/>
             <w:tcMar>
@@ -1836,7 +1876,7 @@
         </w:tc>
         <w:tc>
           <w:tcPr>
-            <w:tcW w:type="dxa" w:w="2154"/>
+            <w:tcW w:type="dxa" w:w="1814"/>
             <w:vAlign w:val="center"/>
             <w:shd w:val="clear" w:color="auto" w:fill="FFFFFF"/>
             <w:tcMar>
@@ -1865,13 +1905,13 @@
                 <w:color w:val="222222"/>
                 <w:sz w:val="15"/>
               </w:rPr>
-              <w:t>Korban Represi &amp; Kekerasan</w:t>
+              <w:t>jumlah_ditangkap</w:t>
             </w:r>
           </w:p>
         </w:tc>
         <w:tc>
           <w:tcPr>
-            <w:tcW w:type="dxa" w:w="2154"/>
+            <w:tcW w:type="dxa" w:w="1417"/>
             <w:vAlign w:val="center"/>
             <w:shd w:val="clear" w:color="auto" w:fill="FFFFFF"/>
             <w:tcMar>
@@ -1900,13 +1940,48 @@
                 <w:color w:val="222222"/>
                 <w:sz w:val="15"/>
               </w:rPr>
-              <w:t>Warga Ditangkap, Mengalami Luka, &amp; Tewas</w:t>
+              <w:t>Numerik Diskrit (Jiwa)</w:t>
             </w:r>
           </w:p>
         </w:tc>
         <w:tc>
           <w:tcPr>
-            <w:tcW w:type="dxa" w:w="1020"/>
+            <w:tcW w:type="dxa" w:w="2835"/>
+            <w:vAlign w:val="center"/>
+            <w:shd w:val="clear" w:color="auto" w:fill="FFFFFF"/>
+            <w:tcMar>
+              <w:top w:w="40" w:type="dxa"/>
+              <w:bottom w:w="40" w:type="dxa"/>
+              <w:left w:w="80" w:type="dxa"/>
+              <w:right w:w="80" w:type="dxa"/>
+            </w:tcMar>
+            <w:tcBorders>
+              <w:top w:val="single" w:sz="4" w:color="D0D7DE" w:space="0"/>
+              <w:left w:val="single" w:sz="4" w:color="D0D7DE" w:space="0"/>
+              <w:bottom w:val="single" w:sz="4" w:color="D0D7DE" w:space="0"/>
+              <w:right w:val="single" w:sz="4" w:color="D0D7DE" w:space="0"/>
+            </w:tcBorders>
+          </w:tcPr>
+          <w:p>
+            <w:pPr>
+              <w:spacing w:before="20" w:after="20"/>
+              <w:jc w:val="left"/>
+            </w:pPr>
+            <w:r>
+              <w:rPr>
+                <w:rFonts w:ascii="Calibri" w:hAnsi="Calibri"/>
+                <w:b w:val="0"/>
+                <w:i w:val="0"/>
+                <w:color w:val="222222"/>
+                <w:sz w:val="15"/>
+              </w:rPr>
+              <w:t>Jumlah warga/pejuang lingkungan yang ditangkap aparat penegak hukum dalam eskalasi sengketa</w:t>
+            </w:r>
+          </w:p>
+        </w:tc>
+        <w:tc>
+          <w:tcPr>
+            <w:tcW w:type="dxa" w:w="1247"/>
             <w:vAlign w:val="center"/>
             <w:shd w:val="clear" w:color="auto" w:fill="FFFFFF"/>
             <w:tcMar>
@@ -1935,48 +2010,13 @@
                 <w:color w:val="222222"/>
                 <w:sz w:val="15"/>
               </w:rPr>
-              <w:t>Orang</w:t>
+              <w:t>Sub-bab 4.3, 4.4</w:t>
             </w:r>
           </w:p>
         </w:tc>
         <w:tc>
           <w:tcPr>
-            <w:tcW w:type="dxa" w:w="1020"/>
-            <w:vAlign w:val="center"/>
-            <w:shd w:val="clear" w:color="auto" w:fill="FFFFFF"/>
-            <w:tcMar>
-              <w:top w:w="40" w:type="dxa"/>
-              <w:bottom w:w="40" w:type="dxa"/>
-              <w:left w:w="80" w:type="dxa"/>
-              <w:right w:w="80" w:type="dxa"/>
-            </w:tcMar>
-            <w:tcBorders>
-              <w:top w:val="single" w:sz="4" w:color="D0D7DE" w:space="0"/>
-              <w:left w:val="single" w:sz="4" w:color="D0D7DE" w:space="0"/>
-              <w:bottom w:val="single" w:sz="4" w:color="D0D7DE" w:space="0"/>
-              <w:right w:val="single" w:sz="4" w:color="D0D7DE" w:space="0"/>
-            </w:tcBorders>
-          </w:tcPr>
-          <w:p>
-            <w:pPr>
-              <w:spacing w:before="20" w:after="20"/>
-              <w:jc w:val="center"/>
-            </w:pPr>
-            <w:r>
-              <w:rPr>
-                <w:rFonts w:ascii="Calibri" w:hAnsi="Calibri"/>
-                <w:b w:val="0"/>
-                <w:i w:val="0"/>
-                <w:color w:val="222222"/>
-                <w:sz w:val="15"/>
-              </w:rPr>
-              <w:t>2000–2024</w:t>
-            </w:r>
-          </w:p>
-        </w:tc>
-        <w:tc>
-          <w:tcPr>
-            <w:tcW w:type="dxa" w:w="2835"/>
+            <w:tcW w:type="dxa" w:w="1871"/>
             <w:vAlign w:val="center"/>
             <w:shd w:val="clear" w:color="auto" w:fill="FFFFFF"/>
             <w:tcMar>
@@ -2048,7 +2088,7 @@
         </w:tc>
         <w:tc>
           <w:tcPr>
-            <w:tcW w:type="dxa" w:w="2154"/>
+            <w:tcW w:type="dxa" w:w="1814"/>
             <w:vAlign w:val="center"/>
             <w:shd w:val="clear" w:color="auto" w:fill="F9FBF9"/>
             <w:tcMar>
@@ -2077,13 +2117,13 @@
                 <w:color w:val="222222"/>
                 <w:sz w:val="15"/>
               </w:rPr>
-              <w:t>Laju Eskalasi Hilirisasi</w:t>
+              <w:t>jumlah_luka</w:t>
             </w:r>
           </w:p>
         </w:tc>
         <w:tc>
           <w:tcPr>
-            <w:tcW w:type="dxa" w:w="2154"/>
+            <w:tcW w:type="dxa" w:w="1417"/>
             <w:vAlign w:val="center"/>
             <w:shd w:val="clear" w:color="auto" w:fill="F9FBF9"/>
             <w:tcMar>
@@ -2112,77 +2152,7 @@
                 <w:color w:val="222222"/>
                 <w:sz w:val="15"/>
               </w:rPr>
-              <w:t>Rasio Before-After Kasus Pra vs Pasca 2014</w:t>
-            </w:r>
-          </w:p>
-        </w:tc>
-        <w:tc>
-          <w:tcPr>
-            <w:tcW w:type="dxa" w:w="1020"/>
-            <w:vAlign w:val="center"/>
-            <w:shd w:val="clear" w:color="auto" w:fill="F9FBF9"/>
-            <w:tcMar>
-              <w:top w:w="40" w:type="dxa"/>
-              <w:bottom w:w="40" w:type="dxa"/>
-              <w:left w:w="80" w:type="dxa"/>
-              <w:right w:w="80" w:type="dxa"/>
-            </w:tcMar>
-            <w:tcBorders>
-              <w:top w:val="single" w:sz="4" w:color="D0D7DE" w:space="0"/>
-              <w:left w:val="single" w:sz="4" w:color="D0D7DE" w:space="0"/>
-              <w:bottom w:val="single" w:sz="4" w:color="D0D7DE" w:space="0"/>
-              <w:right w:val="single" w:sz="4" w:color="D0D7DE" w:space="0"/>
-            </w:tcBorders>
-          </w:tcPr>
-          <w:p>
-            <w:pPr>
-              <w:spacing w:before="20" w:after="20"/>
-              <w:jc w:val="center"/>
-            </w:pPr>
-            <w:r>
-              <w:rPr>
-                <w:rFonts w:ascii="Calibri" w:hAnsi="Calibri"/>
-                <w:b w:val="0"/>
-                <w:i w:val="0"/>
-                <w:color w:val="222222"/>
-                <w:sz w:val="15"/>
-              </w:rPr>
-              <w:t>Kasus / Tahun</w:t>
-            </w:r>
-          </w:p>
-        </w:tc>
-        <w:tc>
-          <w:tcPr>
-            <w:tcW w:type="dxa" w:w="1020"/>
-            <w:vAlign w:val="center"/>
-            <w:shd w:val="clear" w:color="auto" w:fill="F9FBF9"/>
-            <w:tcMar>
-              <w:top w:w="40" w:type="dxa"/>
-              <w:bottom w:w="40" w:type="dxa"/>
-              <w:left w:w="80" w:type="dxa"/>
-              <w:right w:w="80" w:type="dxa"/>
-            </w:tcMar>
-            <w:tcBorders>
-              <w:top w:val="single" w:sz="4" w:color="D0D7DE" w:space="0"/>
-              <w:left w:val="single" w:sz="4" w:color="D0D7DE" w:space="0"/>
-              <w:bottom w:val="single" w:sz="4" w:color="D0D7DE" w:space="0"/>
-              <w:right w:val="single" w:sz="4" w:color="D0D7DE" w:space="0"/>
-            </w:tcBorders>
-          </w:tcPr>
-          <w:p>
-            <w:pPr>
-              <w:spacing w:before="20" w:after="20"/>
-              <w:jc w:val="center"/>
-            </w:pPr>
-            <w:r>
-              <w:rPr>
-                <w:rFonts w:ascii="Calibri" w:hAnsi="Calibri"/>
-                <w:b w:val="0"/>
-                <w:i w:val="0"/>
-                <w:color w:val="222222"/>
-                <w:sz w:val="15"/>
-              </w:rPr>
-              <w:t>1990 vs 2024</w:t>
+              <w:t>Numerik Diskrit (Jiwa)</w:t>
             </w:r>
           </w:p>
         </w:tc>
@@ -2217,7 +2187,77 @@
                 <w:color w:val="222222"/>
                 <w:sz w:val="15"/>
               </w:rPr>
-              <w:t>Data Panel Tahunan</w:t>
+              <w:t>Jumlah korban yang menderita luka-luka akibat benturan fisik atau tindakan represif pengamanan</w:t>
+            </w:r>
+          </w:p>
+        </w:tc>
+        <w:tc>
+          <w:tcPr>
+            <w:tcW w:type="dxa" w:w="1247"/>
+            <w:vAlign w:val="center"/>
+            <w:shd w:val="clear" w:color="auto" w:fill="F9FBF9"/>
+            <w:tcMar>
+              <w:top w:w="40" w:type="dxa"/>
+              <w:bottom w:w="40" w:type="dxa"/>
+              <w:left w:w="80" w:type="dxa"/>
+              <w:right w:w="80" w:type="dxa"/>
+            </w:tcMar>
+            <w:tcBorders>
+              <w:top w:val="single" w:sz="4" w:color="D0D7DE" w:space="0"/>
+              <w:left w:val="single" w:sz="4" w:color="D0D7DE" w:space="0"/>
+              <w:bottom w:val="single" w:sz="4" w:color="D0D7DE" w:space="0"/>
+              <w:right w:val="single" w:sz="4" w:color="D0D7DE" w:space="0"/>
+            </w:tcBorders>
+          </w:tcPr>
+          <w:p>
+            <w:pPr>
+              <w:spacing w:before="20" w:after="20"/>
+              <w:jc w:val="center"/>
+            </w:pPr>
+            <w:r>
+              <w:rPr>
+                <w:rFonts w:ascii="Calibri" w:hAnsi="Calibri"/>
+                <w:b w:val="0"/>
+                <w:i w:val="0"/>
+                <w:color w:val="222222"/>
+                <w:sz w:val="15"/>
+              </w:rPr>
+              <w:t>Sub-bab 4.3, 4.4</w:t>
+            </w:r>
+          </w:p>
+        </w:tc>
+        <w:tc>
+          <w:tcPr>
+            <w:tcW w:type="dxa" w:w="1871"/>
+            <w:vAlign w:val="center"/>
+            <w:shd w:val="clear" w:color="auto" w:fill="F9FBF9"/>
+            <w:tcMar>
+              <w:top w:w="40" w:type="dxa"/>
+              <w:bottom w:w="40" w:type="dxa"/>
+              <w:left w:w="80" w:type="dxa"/>
+              <w:right w:w="80" w:type="dxa"/>
+            </w:tcMar>
+            <w:tcBorders>
+              <w:top w:val="single" w:sz="4" w:color="D0D7DE" w:space="0"/>
+              <w:left w:val="single" w:sz="4" w:color="D0D7DE" w:space="0"/>
+              <w:bottom w:val="single" w:sz="4" w:color="D0D7DE" w:space="0"/>
+              <w:right w:val="single" w:sz="4" w:color="D0D7DE" w:space="0"/>
+            </w:tcBorders>
+          </w:tcPr>
+          <w:p>
+            <w:pPr>
+              <w:spacing w:before="20" w:after="20"/>
+              <w:jc w:val="left"/>
+            </w:pPr>
+            <w:r>
+              <w:rPr>
+                <w:rFonts w:ascii="Calibri" w:hAnsi="Calibri"/>
+                <w:b w:val="0"/>
+                <w:i w:val="0"/>
+                <w:color w:val="222222"/>
+                <w:sz w:val="15"/>
+              </w:rPr>
+              <w:t>KPA &amp; Komnas HAM</w:t>
             </w:r>
           </w:p>
         </w:tc>
@@ -2260,7 +2300,7 @@
         </w:tc>
         <w:tc>
           <w:tcPr>
-            <w:tcW w:type="dxa" w:w="2154"/>
+            <w:tcW w:type="dxa" w:w="1814"/>
             <w:vAlign w:val="center"/>
             <w:shd w:val="clear" w:color="auto" w:fill="FFFFFF"/>
             <w:tcMar>
@@ -2289,13 +2329,13 @@
                 <w:color w:val="222222"/>
                 <w:sz w:val="15"/>
               </w:rPr>
-              <w:t>Tingkat Penelantaran Kasus</w:t>
+              <w:t>jumlah_tewas</w:t>
             </w:r>
           </w:p>
         </w:tc>
         <w:tc>
           <w:tcPr>
-            <w:tcW w:type="dxa" w:w="2154"/>
+            <w:tcW w:type="dxa" w:w="1417"/>
             <w:vAlign w:val="center"/>
             <w:shd w:val="clear" w:color="auto" w:fill="FFFFFF"/>
             <w:tcMar>
@@ -2324,77 +2364,7 @@
                 <w:color w:val="222222"/>
                 <w:sz w:val="15"/>
               </w:rPr>
-              <w:t>Sengketa Lahan Berstatus Belum Ditangani</w:t>
-            </w:r>
-          </w:p>
-        </w:tc>
-        <w:tc>
-          <w:tcPr>
-            <w:tcW w:type="dxa" w:w="1020"/>
-            <w:vAlign w:val="center"/>
-            <w:shd w:val="clear" w:color="auto" w:fill="FFFFFF"/>
-            <w:tcMar>
-              <w:top w:w="40" w:type="dxa"/>
-              <w:bottom w:w="40" w:type="dxa"/>
-              <w:left w:w="80" w:type="dxa"/>
-              <w:right w:w="80" w:type="dxa"/>
-            </w:tcMar>
-            <w:tcBorders>
-              <w:top w:val="single" w:sz="4" w:color="D0D7DE" w:space="0"/>
-              <w:left w:val="single" w:sz="4" w:color="D0D7DE" w:space="0"/>
-              <w:bottom w:val="single" w:sz="4" w:color="D0D7DE" w:space="0"/>
-              <w:right w:val="single" w:sz="4" w:color="D0D7DE" w:space="0"/>
-            </w:tcBorders>
-          </w:tcPr>
-          <w:p>
-            <w:pPr>
-              <w:spacing w:before="20" w:after="20"/>
-              <w:jc w:val="center"/>
-            </w:pPr>
-            <w:r>
-              <w:rPr>
-                <w:rFonts w:ascii="Calibri" w:hAnsi="Calibri"/>
-                <w:b w:val="0"/>
-                <w:i w:val="0"/>
-                <w:color w:val="222222"/>
-                <w:sz w:val="15"/>
-              </w:rPr>
-              <w:t>Persen (%)</w:t>
-            </w:r>
-          </w:p>
-        </w:tc>
-        <w:tc>
-          <w:tcPr>
-            <w:tcW w:type="dxa" w:w="1020"/>
-            <w:vAlign w:val="center"/>
-            <w:shd w:val="clear" w:color="auto" w:fill="FFFFFF"/>
-            <w:tcMar>
-              <w:top w:w="40" w:type="dxa"/>
-              <w:bottom w:w="40" w:type="dxa"/>
-              <w:left w:w="80" w:type="dxa"/>
-              <w:right w:w="80" w:type="dxa"/>
-            </w:tcMar>
-            <w:tcBorders>
-              <w:top w:val="single" w:sz="4" w:color="D0D7DE" w:space="0"/>
-              <w:left w:val="single" w:sz="4" w:color="D0D7DE" w:space="0"/>
-              <w:bottom w:val="single" w:sz="4" w:color="D0D7DE" w:space="0"/>
-              <w:right w:val="single" w:sz="4" w:color="D0D7DE" w:space="0"/>
-            </w:tcBorders>
-          </w:tcPr>
-          <w:p>
-            <w:pPr>
-              <w:spacing w:before="20" w:after="20"/>
-              <w:jc w:val="center"/>
-            </w:pPr>
-            <w:r>
-              <w:rPr>
-                <w:rFonts w:ascii="Calibri" w:hAnsi="Calibri"/>
-                <w:b w:val="0"/>
-                <w:i w:val="0"/>
-                <w:color w:val="222222"/>
-                <w:sz w:val="15"/>
-              </w:rPr>
-              <w:t>1990–2024</w:t>
+              <w:t>Numerik Diskrit (Jiwa)</w:t>
             </w:r>
           </w:p>
         </w:tc>
@@ -2429,7 +2399,77 @@
                 <w:color w:val="222222"/>
                 <w:sz w:val="15"/>
               </w:rPr>
-              <w:t>KPA / TanahKita</w:t>
+              <w:t>Jumlah korban jiwa yang tewas dalam letupan kekerasan konflik agraria di tapak industri</w:t>
+            </w:r>
+          </w:p>
+        </w:tc>
+        <w:tc>
+          <w:tcPr>
+            <w:tcW w:type="dxa" w:w="1247"/>
+            <w:vAlign w:val="center"/>
+            <w:shd w:val="clear" w:color="auto" w:fill="FFFFFF"/>
+            <w:tcMar>
+              <w:top w:w="40" w:type="dxa"/>
+              <w:bottom w:w="40" w:type="dxa"/>
+              <w:left w:w="80" w:type="dxa"/>
+              <w:right w:w="80" w:type="dxa"/>
+            </w:tcMar>
+            <w:tcBorders>
+              <w:top w:val="single" w:sz="4" w:color="D0D7DE" w:space="0"/>
+              <w:left w:val="single" w:sz="4" w:color="D0D7DE" w:space="0"/>
+              <w:bottom w:val="single" w:sz="4" w:color="D0D7DE" w:space="0"/>
+              <w:right w:val="single" w:sz="4" w:color="D0D7DE" w:space="0"/>
+            </w:tcBorders>
+          </w:tcPr>
+          <w:p>
+            <w:pPr>
+              <w:spacing w:before="20" w:after="20"/>
+              <w:jc w:val="center"/>
+            </w:pPr>
+            <w:r>
+              <w:rPr>
+                <w:rFonts w:ascii="Calibri" w:hAnsi="Calibri"/>
+                <w:b w:val="0"/>
+                <w:i w:val="0"/>
+                <w:color w:val="222222"/>
+                <w:sz w:val="15"/>
+              </w:rPr>
+              <w:t>Sub-bab 4.3, 4.4</w:t>
+            </w:r>
+          </w:p>
+        </w:tc>
+        <w:tc>
+          <w:tcPr>
+            <w:tcW w:type="dxa" w:w="1871"/>
+            <w:vAlign w:val="center"/>
+            <w:shd w:val="clear" w:color="auto" w:fill="FFFFFF"/>
+            <w:tcMar>
+              <w:top w:w="40" w:type="dxa"/>
+              <w:bottom w:w="40" w:type="dxa"/>
+              <w:left w:w="80" w:type="dxa"/>
+              <w:right w:w="80" w:type="dxa"/>
+            </w:tcMar>
+            <w:tcBorders>
+              <w:top w:val="single" w:sz="4" w:color="D0D7DE" w:space="0"/>
+              <w:left w:val="single" w:sz="4" w:color="D0D7DE" w:space="0"/>
+              <w:bottom w:val="single" w:sz="4" w:color="D0D7DE" w:space="0"/>
+              <w:right w:val="single" w:sz="4" w:color="D0D7DE" w:space="0"/>
+            </w:tcBorders>
+          </w:tcPr>
+          <w:p>
+            <w:pPr>
+              <w:spacing w:before="20" w:after="20"/>
+              <w:jc w:val="left"/>
+            </w:pPr>
+            <w:r>
+              <w:rPr>
+                <w:rFonts w:ascii="Calibri" w:hAnsi="Calibri"/>
+                <w:b w:val="0"/>
+                <w:i w:val="0"/>
+                <w:color w:val="222222"/>
+                <w:sz w:val="15"/>
+              </w:rPr>
+              <w:t>KPA &amp; Komnas HAM</w:t>
             </w:r>
           </w:p>
         </w:tc>
@@ -2472,7 +2512,7 @@
         </w:tc>
         <w:tc>
           <w:tcPr>
-            <w:tcW w:type="dxa" w:w="2154"/>
+            <w:tcW w:type="dxa" w:w="1814"/>
             <w:vAlign w:val="center"/>
             <w:shd w:val="clear" w:color="auto" w:fill="F9FBF9"/>
             <w:tcMar>
@@ -2501,13 +2541,13 @@
                 <w:color w:val="222222"/>
                 <w:sz w:val="15"/>
               </w:rPr>
-              <w:t>Frekuensi Entitas Korporasi</w:t>
+              <w:t>status_konflik</w:t>
             </w:r>
           </w:p>
         </w:tc>
         <w:tc>
           <w:tcPr>
-            <w:tcW w:type="dxa" w:w="2154"/>
+            <w:tcW w:type="dxa" w:w="1417"/>
             <w:vAlign w:val="center"/>
             <w:shd w:val="clear" w:color="auto" w:fill="F9FBF9"/>
             <w:tcMar>
@@ -2536,77 +2576,7 @@
                 <w:color w:val="222222"/>
                 <w:sz w:val="15"/>
               </w:rPr>
-              <w:t>Keterlibatan Konglomerasi dalam Konflik</w:t>
-            </w:r>
-          </w:p>
-        </w:tc>
-        <w:tc>
-          <w:tcPr>
-            <w:tcW w:type="dxa" w:w="1020"/>
-            <w:vAlign w:val="center"/>
-            <w:shd w:val="clear" w:color="auto" w:fill="F9FBF9"/>
-            <w:tcMar>
-              <w:top w:w="40" w:type="dxa"/>
-              <w:bottom w:w="40" w:type="dxa"/>
-              <w:left w:w="80" w:type="dxa"/>
-              <w:right w:w="80" w:type="dxa"/>
-            </w:tcMar>
-            <w:tcBorders>
-              <w:top w:val="single" w:sz="4" w:color="D0D7DE" w:space="0"/>
-              <w:left w:val="single" w:sz="4" w:color="D0D7DE" w:space="0"/>
-              <w:bottom w:val="single" w:sz="4" w:color="D0D7DE" w:space="0"/>
-              <w:right w:val="single" w:sz="4" w:color="D0D7DE" w:space="0"/>
-            </w:tcBorders>
-          </w:tcPr>
-          <w:p>
-            <w:pPr>
-              <w:spacing w:before="20" w:after="20"/>
-              <w:jc w:val="center"/>
-            </w:pPr>
-            <w:r>
-              <w:rPr>
-                <w:rFonts w:ascii="Calibri" w:hAnsi="Calibri"/>
-                <w:b w:val="0"/>
-                <w:i w:val="0"/>
-                <w:color w:val="222222"/>
-                <w:sz w:val="15"/>
-              </w:rPr>
-              <w:t>Token Count</w:t>
-            </w:r>
-          </w:p>
-        </w:tc>
-        <w:tc>
-          <w:tcPr>
-            <w:tcW w:type="dxa" w:w="1020"/>
-            <w:vAlign w:val="center"/>
-            <w:shd w:val="clear" w:color="auto" w:fill="F9FBF9"/>
-            <w:tcMar>
-              <w:top w:w="40" w:type="dxa"/>
-              <w:bottom w:w="40" w:type="dxa"/>
-              <w:left w:w="80" w:type="dxa"/>
-              <w:right w:w="80" w:type="dxa"/>
-            </w:tcMar>
-            <w:tcBorders>
-              <w:top w:val="single" w:sz="4" w:color="D0D7DE" w:space="0"/>
-              <w:left w:val="single" w:sz="4" w:color="D0D7DE" w:space="0"/>
-              <w:bottom w:val="single" w:sz="4" w:color="D0D7DE" w:space="0"/>
-              <w:right w:val="single" w:sz="4" w:color="D0D7DE" w:space="0"/>
-            </w:tcBorders>
-          </w:tcPr>
-          <w:p>
-            <w:pPr>
-              <w:spacing w:before="20" w:after="20"/>
-              <w:jc w:val="center"/>
-            </w:pPr>
-            <w:r>
-              <w:rPr>
-                <w:rFonts w:ascii="Calibri" w:hAnsi="Calibri"/>
-                <w:b w:val="0"/>
-                <w:i w:val="0"/>
-                <w:color w:val="222222"/>
-                <w:sz w:val="15"/>
-              </w:rPr>
-              <w:t>Korpus NLP</w:t>
+              <w:t>Kategorikal Nominal</w:t>
             </w:r>
           </w:p>
         </w:tc>
@@ -2641,7 +2611,77 @@
                 <w:color w:val="222222"/>
                 <w:sz w:val="15"/>
               </w:rPr>
-              <w:t>NLP Regex TanahKita</w:t>
+              <w:t>Status penanganan kasus: Belum Ditangani, Dalam Proses Hukum, atau Selesai (indikator penelantaran)</w:t>
+            </w:r>
+          </w:p>
+        </w:tc>
+        <w:tc>
+          <w:tcPr>
+            <w:tcW w:type="dxa" w:w="1247"/>
+            <w:vAlign w:val="center"/>
+            <w:shd w:val="clear" w:color="auto" w:fill="F9FBF9"/>
+            <w:tcMar>
+              <w:top w:w="40" w:type="dxa"/>
+              <w:bottom w:w="40" w:type="dxa"/>
+              <w:left w:w="80" w:type="dxa"/>
+              <w:right w:w="80" w:type="dxa"/>
+            </w:tcMar>
+            <w:tcBorders>
+              <w:top w:val="single" w:sz="4" w:color="D0D7DE" w:space="0"/>
+              <w:left w:val="single" w:sz="4" w:color="D0D7DE" w:space="0"/>
+              <w:bottom w:val="single" w:sz="4" w:color="D0D7DE" w:space="0"/>
+              <w:right w:val="single" w:sz="4" w:color="D0D7DE" w:space="0"/>
+            </w:tcBorders>
+          </w:tcPr>
+          <w:p>
+            <w:pPr>
+              <w:spacing w:before="20" w:after="20"/>
+              <w:jc w:val="center"/>
+            </w:pPr>
+            <w:r>
+              <w:rPr>
+                <w:rFonts w:ascii="Calibri" w:hAnsi="Calibri"/>
+                <w:b w:val="0"/>
+                <w:i w:val="0"/>
+                <w:color w:val="222222"/>
+                <w:sz w:val="15"/>
+              </w:rPr>
+              <w:t>Sub-bab 4.1, 4.4</w:t>
+            </w:r>
+          </w:p>
+        </w:tc>
+        <w:tc>
+          <w:tcPr>
+            <w:tcW w:type="dxa" w:w="1871"/>
+            <w:vAlign w:val="center"/>
+            <w:shd w:val="clear" w:color="auto" w:fill="F9FBF9"/>
+            <w:tcMar>
+              <w:top w:w="40" w:type="dxa"/>
+              <w:bottom w:w="40" w:type="dxa"/>
+              <w:left w:w="80" w:type="dxa"/>
+              <w:right w:w="80" w:type="dxa"/>
+            </w:tcMar>
+            <w:tcBorders>
+              <w:top w:val="single" w:sz="4" w:color="D0D7DE" w:space="0"/>
+              <w:left w:val="single" w:sz="4" w:color="D0D7DE" w:space="0"/>
+              <w:bottom w:val="single" w:sz="4" w:color="D0D7DE" w:space="0"/>
+              <w:right w:val="single" w:sz="4" w:color="D0D7DE" w:space="0"/>
+            </w:tcBorders>
+          </w:tcPr>
+          <w:p>
+            <w:pPr>
+              <w:spacing w:before="20" w:after="20"/>
+              <w:jc w:val="left"/>
+            </w:pPr>
+            <w:r>
+              <w:rPr>
+                <w:rFonts w:ascii="Calibri" w:hAnsi="Calibri"/>
+                <w:b w:val="0"/>
+                <w:i w:val="0"/>
+                <w:color w:val="222222"/>
+                <w:sz w:val="15"/>
+              </w:rPr>
+              <w:t>TanahKita KPA</w:t>
             </w:r>
           </w:p>
         </w:tc>
@@ -2684,7 +2724,7 @@
         </w:tc>
         <w:tc>
           <w:tcPr>
-            <w:tcW w:type="dxa" w:w="2154"/>
+            <w:tcW w:type="dxa" w:w="1814"/>
             <w:vAlign w:val="center"/>
             <w:shd w:val="clear" w:color="auto" w:fill="FFFFFF"/>
             <w:tcMar>
@@ -2713,13 +2753,13 @@
                 <w:color w:val="222222"/>
                 <w:sz w:val="15"/>
               </w:rPr>
-              <w:t>Frekuensi Aktor Proksi/Vigilante</w:t>
+              <w:t>keterlibatan_pemerintah</w:t>
             </w:r>
           </w:p>
         </w:tc>
         <w:tc>
           <w:tcPr>
-            <w:tcW w:type="dxa" w:w="2154"/>
+            <w:tcW w:type="dxa" w:w="1417"/>
             <w:vAlign w:val="center"/>
             <w:shd w:val="clear" w:color="auto" w:fill="FFFFFF"/>
             <w:tcMar>
@@ -2748,77 +2788,7 @@
                 <w:color w:val="222222"/>
                 <w:sz w:val="15"/>
               </w:rPr>
-              <w:t>Keterlibatan Pengamanan Swakarsa/Preman</w:t>
-            </w:r>
-          </w:p>
-        </w:tc>
-        <w:tc>
-          <w:tcPr>
-            <w:tcW w:type="dxa" w:w="1020"/>
-            <w:vAlign w:val="center"/>
-            <w:shd w:val="clear" w:color="auto" w:fill="FFFFFF"/>
-            <w:tcMar>
-              <w:top w:w="40" w:type="dxa"/>
-              <w:bottom w:w="40" w:type="dxa"/>
-              <w:left w:w="80" w:type="dxa"/>
-              <w:right w:w="80" w:type="dxa"/>
-            </w:tcMar>
-            <w:tcBorders>
-              <w:top w:val="single" w:sz="4" w:color="D0D7DE" w:space="0"/>
-              <w:left w:val="single" w:sz="4" w:color="D0D7DE" w:space="0"/>
-              <w:bottom w:val="single" w:sz="4" w:color="D0D7DE" w:space="0"/>
-              <w:right w:val="single" w:sz="4" w:color="D0D7DE" w:space="0"/>
-            </w:tcBorders>
-          </w:tcPr>
-          <w:p>
-            <w:pPr>
-              <w:spacing w:before="20" w:after="20"/>
-              <w:jc w:val="center"/>
-            </w:pPr>
-            <w:r>
-              <w:rPr>
-                <w:rFonts w:ascii="Calibri" w:hAnsi="Calibri"/>
-                <w:b w:val="0"/>
-                <w:i w:val="0"/>
-                <w:color w:val="222222"/>
-                <w:sz w:val="15"/>
-              </w:rPr>
-              <w:t>Token Count</w:t>
-            </w:r>
-          </w:p>
-        </w:tc>
-        <w:tc>
-          <w:tcPr>
-            <w:tcW w:type="dxa" w:w="1020"/>
-            <w:vAlign w:val="center"/>
-            <w:shd w:val="clear" w:color="auto" w:fill="FFFFFF"/>
-            <w:tcMar>
-              <w:top w:w="40" w:type="dxa"/>
-              <w:bottom w:w="40" w:type="dxa"/>
-              <w:left w:w="80" w:type="dxa"/>
-              <w:right w:w="80" w:type="dxa"/>
-            </w:tcMar>
-            <w:tcBorders>
-              <w:top w:val="single" w:sz="4" w:color="D0D7DE" w:space="0"/>
-              <w:left w:val="single" w:sz="4" w:color="D0D7DE" w:space="0"/>
-              <w:bottom w:val="single" w:sz="4" w:color="D0D7DE" w:space="0"/>
-              <w:right w:val="single" w:sz="4" w:color="D0D7DE" w:space="0"/>
-            </w:tcBorders>
-          </w:tcPr>
-          <w:p>
-            <w:pPr>
-              <w:spacing w:before="20" w:after="20"/>
-              <w:jc w:val="center"/>
-            </w:pPr>
-            <w:r>
-              <w:rPr>
-                <w:rFonts w:ascii="Calibri" w:hAnsi="Calibri"/>
-                <w:b w:val="0"/>
-                <w:i w:val="0"/>
-                <w:color w:val="222222"/>
-                <w:sz w:val="15"/>
-              </w:rPr>
-              <w:t>Korpus NLP</w:t>
+              <w:t>Teks / Multi-label</w:t>
             </w:r>
           </w:p>
         </w:tc>
@@ -2853,7 +2823,501 @@
                 <w:color w:val="222222"/>
                 <w:sz w:val="15"/>
               </w:rPr>
-              <w:t>NLP Regex TanahKita</w:t>
+              <w:t>Identifikasi institusi negara/aparat keamanan yang terlibat dalam penanganan sengketa</w:t>
+            </w:r>
+          </w:p>
+        </w:tc>
+        <w:tc>
+          <w:tcPr>
+            <w:tcW w:type="dxa" w:w="1247"/>
+            <w:vAlign w:val="center"/>
+            <w:shd w:val="clear" w:color="auto" w:fill="FFFFFF"/>
+            <w:tcMar>
+              <w:top w:w="40" w:type="dxa"/>
+              <w:bottom w:w="40" w:type="dxa"/>
+              <w:left w:w="80" w:type="dxa"/>
+              <w:right w:w="80" w:type="dxa"/>
+            </w:tcMar>
+            <w:tcBorders>
+              <w:top w:val="single" w:sz="4" w:color="D0D7DE" w:space="0"/>
+              <w:left w:val="single" w:sz="4" w:color="D0D7DE" w:space="0"/>
+              <w:bottom w:val="single" w:sz="4" w:color="D0D7DE" w:space="0"/>
+              <w:right w:val="single" w:sz="4" w:color="D0D7DE" w:space="0"/>
+            </w:tcBorders>
+          </w:tcPr>
+          <w:p>
+            <w:pPr>
+              <w:spacing w:before="20" w:after="20"/>
+              <w:jc w:val="center"/>
+            </w:pPr>
+            <w:r>
+              <w:rPr>
+                <w:rFonts w:ascii="Calibri" w:hAnsi="Calibri"/>
+                <w:b w:val="0"/>
+                <w:i w:val="0"/>
+                <w:color w:val="222222"/>
+                <w:sz w:val="15"/>
+              </w:rPr>
+              <w:t>Sub-bab 4.4</w:t>
+            </w:r>
+          </w:p>
+        </w:tc>
+        <w:tc>
+          <w:tcPr>
+            <w:tcW w:type="dxa" w:w="1871"/>
+            <w:vAlign w:val="center"/>
+            <w:shd w:val="clear" w:color="auto" w:fill="FFFFFF"/>
+            <w:tcMar>
+              <w:top w:w="40" w:type="dxa"/>
+              <w:bottom w:w="40" w:type="dxa"/>
+              <w:left w:w="80" w:type="dxa"/>
+              <w:right w:w="80" w:type="dxa"/>
+            </w:tcMar>
+            <w:tcBorders>
+              <w:top w:val="single" w:sz="4" w:color="D0D7DE" w:space="0"/>
+              <w:left w:val="single" w:sz="4" w:color="D0D7DE" w:space="0"/>
+              <w:bottom w:val="single" w:sz="4" w:color="D0D7DE" w:space="0"/>
+              <w:right w:val="single" w:sz="4" w:color="D0D7DE" w:space="0"/>
+            </w:tcBorders>
+          </w:tcPr>
+          <w:p>
+            <w:pPr>
+              <w:spacing w:before="20" w:after="20"/>
+              <w:jc w:val="left"/>
+            </w:pPr>
+            <w:r>
+              <w:rPr>
+                <w:rFonts w:ascii="Calibri" w:hAnsi="Calibri"/>
+                <w:b w:val="0"/>
+                <w:i w:val="0"/>
+                <w:color w:val="222222"/>
+                <w:sz w:val="15"/>
+              </w:rPr>
+              <w:t>TanahKita KPA</w:t>
+            </w:r>
+          </w:p>
+        </w:tc>
+      </w:tr>
+      <w:tr>
+        <w:tc>
+          <w:tcPr>
+            <w:tcW w:type="dxa" w:w="454"/>
+            <w:vAlign w:val="center"/>
+            <w:shd w:val="clear" w:color="auto" w:fill="F9FBF9"/>
+            <w:tcMar>
+              <w:top w:w="40" w:type="dxa"/>
+              <w:bottom w:w="40" w:type="dxa"/>
+              <w:left w:w="80" w:type="dxa"/>
+              <w:right w:w="80" w:type="dxa"/>
+            </w:tcMar>
+            <w:tcBorders>
+              <w:top w:val="single" w:sz="4" w:color="D0D7DE" w:space="0"/>
+              <w:left w:val="single" w:sz="4" w:color="D0D7DE" w:space="0"/>
+              <w:bottom w:val="single" w:sz="4" w:color="D0D7DE" w:space="0"/>
+              <w:right w:val="single" w:sz="4" w:color="D0D7DE" w:space="0"/>
+            </w:tcBorders>
+          </w:tcPr>
+          <w:p>
+            <w:pPr>
+              <w:spacing w:before="20" w:after="20"/>
+              <w:jc w:val="center"/>
+            </w:pPr>
+            <w:r>
+              <w:rPr>
+                <w:rFonts w:ascii="Calibri" w:hAnsi="Calibri"/>
+                <w:b w:val="0"/>
+                <w:i w:val="0"/>
+                <w:color w:val="222222"/>
+                <w:sz w:val="15"/>
+              </w:rPr>
+              <w:t>11</w:t>
+            </w:r>
+          </w:p>
+        </w:tc>
+        <w:tc>
+          <w:tcPr>
+            <w:tcW w:type="dxa" w:w="1814"/>
+            <w:vAlign w:val="center"/>
+            <w:shd w:val="clear" w:color="auto" w:fill="F9FBF9"/>
+            <w:tcMar>
+              <w:top w:w="40" w:type="dxa"/>
+              <w:bottom w:w="40" w:type="dxa"/>
+              <w:left w:w="80" w:type="dxa"/>
+              <w:right w:w="80" w:type="dxa"/>
+            </w:tcMar>
+            <w:tcBorders>
+              <w:top w:val="single" w:sz="4" w:color="D0D7DE" w:space="0"/>
+              <w:left w:val="single" w:sz="4" w:color="D0D7DE" w:space="0"/>
+              <w:bottom w:val="single" w:sz="4" w:color="D0D7DE" w:space="0"/>
+              <w:right w:val="single" w:sz="4" w:color="D0D7DE" w:space="0"/>
+            </w:tcBorders>
+          </w:tcPr>
+          <w:p>
+            <w:pPr>
+              <w:spacing w:before="20" w:after="20"/>
+              <w:jc w:val="left"/>
+            </w:pPr>
+            <w:r>
+              <w:rPr>
+                <w:rFonts w:ascii="Calibri" w:hAnsi="Calibri"/>
+                <w:b w:val="0"/>
+                <w:i w:val="0"/>
+                <w:color w:val="222222"/>
+                <w:sz w:val="15"/>
+              </w:rPr>
+              <w:t>keterlibatan_perusahaan</w:t>
+            </w:r>
+          </w:p>
+        </w:tc>
+        <w:tc>
+          <w:tcPr>
+            <w:tcW w:type="dxa" w:w="1417"/>
+            <w:vAlign w:val="center"/>
+            <w:shd w:val="clear" w:color="auto" w:fill="F9FBF9"/>
+            <w:tcMar>
+              <w:top w:w="40" w:type="dxa"/>
+              <w:bottom w:w="40" w:type="dxa"/>
+              <w:left w:w="80" w:type="dxa"/>
+              <w:right w:w="80" w:type="dxa"/>
+            </w:tcMar>
+            <w:tcBorders>
+              <w:top w:val="single" w:sz="4" w:color="D0D7DE" w:space="0"/>
+              <w:left w:val="single" w:sz="4" w:color="D0D7DE" w:space="0"/>
+              <w:bottom w:val="single" w:sz="4" w:color="D0D7DE" w:space="0"/>
+              <w:right w:val="single" w:sz="4" w:color="D0D7DE" w:space="0"/>
+            </w:tcBorders>
+          </w:tcPr>
+          <w:p>
+            <w:pPr>
+              <w:spacing w:before="20" w:after="20"/>
+              <w:jc w:val="left"/>
+            </w:pPr>
+            <w:r>
+              <w:rPr>
+                <w:rFonts w:ascii="Calibri" w:hAnsi="Calibri"/>
+                <w:b w:val="0"/>
+                <w:i w:val="0"/>
+                <w:color w:val="222222"/>
+                <w:sz w:val="15"/>
+              </w:rPr>
+              <w:t>Teks Nama Entitas</w:t>
+            </w:r>
+          </w:p>
+        </w:tc>
+        <w:tc>
+          <w:tcPr>
+            <w:tcW w:type="dxa" w:w="2835"/>
+            <w:vAlign w:val="center"/>
+            <w:shd w:val="clear" w:color="auto" w:fill="F9FBF9"/>
+            <w:tcMar>
+              <w:top w:w="40" w:type="dxa"/>
+              <w:bottom w:w="40" w:type="dxa"/>
+              <w:left w:w="80" w:type="dxa"/>
+              <w:right w:w="80" w:type="dxa"/>
+            </w:tcMar>
+            <w:tcBorders>
+              <w:top w:val="single" w:sz="4" w:color="D0D7DE" w:space="0"/>
+              <w:left w:val="single" w:sz="4" w:color="D0D7DE" w:space="0"/>
+              <w:bottom w:val="single" w:sz="4" w:color="D0D7DE" w:space="0"/>
+              <w:right w:val="single" w:sz="4" w:color="D0D7DE" w:space="0"/>
+            </w:tcBorders>
+          </w:tcPr>
+          <w:p>
+            <w:pPr>
+              <w:spacing w:before="20" w:after="20"/>
+              <w:jc w:val="left"/>
+            </w:pPr>
+            <w:r>
+              <w:rPr>
+                <w:rFonts w:ascii="Calibri" w:hAnsi="Calibri"/>
+                <w:b w:val="0"/>
+                <w:i w:val="0"/>
+                <w:color w:val="222222"/>
+                <w:sz w:val="15"/>
+              </w:rPr>
+              <w:t>Nama entitas korporasi/PT/CV untuk Text Parsing NLP dan pemetaan dominasi grup oligarki</w:t>
+            </w:r>
+          </w:p>
+        </w:tc>
+        <w:tc>
+          <w:tcPr>
+            <w:tcW w:type="dxa" w:w="1247"/>
+            <w:vAlign w:val="center"/>
+            <w:shd w:val="clear" w:color="auto" w:fill="F9FBF9"/>
+            <w:tcMar>
+              <w:top w:w="40" w:type="dxa"/>
+              <w:bottom w:w="40" w:type="dxa"/>
+              <w:left w:w="80" w:type="dxa"/>
+              <w:right w:w="80" w:type="dxa"/>
+            </w:tcMar>
+            <w:tcBorders>
+              <w:top w:val="single" w:sz="4" w:color="D0D7DE" w:space="0"/>
+              <w:left w:val="single" w:sz="4" w:color="D0D7DE" w:space="0"/>
+              <w:bottom w:val="single" w:sz="4" w:color="D0D7DE" w:space="0"/>
+              <w:right w:val="single" w:sz="4" w:color="D0D7DE" w:space="0"/>
+            </w:tcBorders>
+          </w:tcPr>
+          <w:p>
+            <w:pPr>
+              <w:spacing w:before="20" w:after="20"/>
+              <w:jc w:val="center"/>
+            </w:pPr>
+            <w:r>
+              <w:rPr>
+                <w:rFonts w:ascii="Calibri" w:hAnsi="Calibri"/>
+                <w:b w:val="0"/>
+                <w:i w:val="0"/>
+                <w:color w:val="222222"/>
+                <w:sz w:val="15"/>
+              </w:rPr>
+              <w:t>Sub-bab 4.5</w:t>
+            </w:r>
+          </w:p>
+        </w:tc>
+        <w:tc>
+          <w:tcPr>
+            <w:tcW w:type="dxa" w:w="1871"/>
+            <w:vAlign w:val="center"/>
+            <w:shd w:val="clear" w:color="auto" w:fill="F9FBF9"/>
+            <w:tcMar>
+              <w:top w:w="40" w:type="dxa"/>
+              <w:bottom w:w="40" w:type="dxa"/>
+              <w:left w:w="80" w:type="dxa"/>
+              <w:right w:w="80" w:type="dxa"/>
+            </w:tcMar>
+            <w:tcBorders>
+              <w:top w:val="single" w:sz="4" w:color="D0D7DE" w:space="0"/>
+              <w:left w:val="single" w:sz="4" w:color="D0D7DE" w:space="0"/>
+              <w:bottom w:val="single" w:sz="4" w:color="D0D7DE" w:space="0"/>
+              <w:right w:val="single" w:sz="4" w:color="D0D7DE" w:space="0"/>
+            </w:tcBorders>
+          </w:tcPr>
+          <w:p>
+            <w:pPr>
+              <w:spacing w:before="20" w:after="20"/>
+              <w:jc w:val="left"/>
+            </w:pPr>
+            <w:r>
+              <w:rPr>
+                <w:rFonts w:ascii="Calibri" w:hAnsi="Calibri"/>
+                <w:b w:val="0"/>
+                <w:i w:val="0"/>
+                <w:color w:val="222222"/>
+                <w:sz w:val="15"/>
+              </w:rPr>
+              <w:t>NLP Korpus KPA</w:t>
+            </w:r>
+          </w:p>
+        </w:tc>
+      </w:tr>
+      <w:tr>
+        <w:tc>
+          <w:tcPr>
+            <w:tcW w:type="dxa" w:w="454"/>
+            <w:vAlign w:val="center"/>
+            <w:shd w:val="clear" w:color="auto" w:fill="FFFFFF"/>
+            <w:tcMar>
+              <w:top w:w="40" w:type="dxa"/>
+              <w:bottom w:w="40" w:type="dxa"/>
+              <w:left w:w="80" w:type="dxa"/>
+              <w:right w:w="80" w:type="dxa"/>
+            </w:tcMar>
+            <w:tcBorders>
+              <w:top w:val="single" w:sz="4" w:color="D0D7DE" w:space="0"/>
+              <w:left w:val="single" w:sz="4" w:color="D0D7DE" w:space="0"/>
+              <w:bottom w:val="single" w:sz="4" w:color="D0D7DE" w:space="0"/>
+              <w:right w:val="single" w:sz="4" w:color="D0D7DE" w:space="0"/>
+            </w:tcBorders>
+          </w:tcPr>
+          <w:p>
+            <w:pPr>
+              <w:spacing w:before="20" w:after="20"/>
+              <w:jc w:val="center"/>
+            </w:pPr>
+            <w:r>
+              <w:rPr>
+                <w:rFonts w:ascii="Calibri" w:hAnsi="Calibri"/>
+                <w:b w:val="0"/>
+                <w:i w:val="0"/>
+                <w:color w:val="222222"/>
+                <w:sz w:val="15"/>
+              </w:rPr>
+              <w:t>12</w:t>
+            </w:r>
+          </w:p>
+        </w:tc>
+        <w:tc>
+          <w:tcPr>
+            <w:tcW w:type="dxa" w:w="1814"/>
+            <w:vAlign w:val="center"/>
+            <w:shd w:val="clear" w:color="auto" w:fill="FFFFFF"/>
+            <w:tcMar>
+              <w:top w:w="40" w:type="dxa"/>
+              <w:bottom w:w="40" w:type="dxa"/>
+              <w:left w:w="80" w:type="dxa"/>
+              <w:right w:w="80" w:type="dxa"/>
+            </w:tcMar>
+            <w:tcBorders>
+              <w:top w:val="single" w:sz="4" w:color="D0D7DE" w:space="0"/>
+              <w:left w:val="single" w:sz="4" w:color="D0D7DE" w:space="0"/>
+              <w:bottom w:val="single" w:sz="4" w:color="D0D7DE" w:space="0"/>
+              <w:right w:val="single" w:sz="4" w:color="D0D7DE" w:space="0"/>
+            </w:tcBorders>
+          </w:tcPr>
+          <w:p>
+            <w:pPr>
+              <w:spacing w:before="20" w:after="20"/>
+              <w:jc w:val="left"/>
+            </w:pPr>
+            <w:r>
+              <w:rPr>
+                <w:rFonts w:ascii="Calibri" w:hAnsi="Calibri"/>
+                <w:b w:val="0"/>
+                <w:i w:val="0"/>
+                <w:color w:val="222222"/>
+                <w:sz w:val="15"/>
+              </w:rPr>
+              <w:t>narasi &amp; deskripsi</w:t>
+            </w:r>
+          </w:p>
+        </w:tc>
+        <w:tc>
+          <w:tcPr>
+            <w:tcW w:type="dxa" w:w="1417"/>
+            <w:vAlign w:val="center"/>
+            <w:shd w:val="clear" w:color="auto" w:fill="FFFFFF"/>
+            <w:tcMar>
+              <w:top w:w="40" w:type="dxa"/>
+              <w:bottom w:w="40" w:type="dxa"/>
+              <w:left w:w="80" w:type="dxa"/>
+              <w:right w:w="80" w:type="dxa"/>
+            </w:tcMar>
+            <w:tcBorders>
+              <w:top w:val="single" w:sz="4" w:color="D0D7DE" w:space="0"/>
+              <w:left w:val="single" w:sz="4" w:color="D0D7DE" w:space="0"/>
+              <w:bottom w:val="single" w:sz="4" w:color="D0D7DE" w:space="0"/>
+              <w:right w:val="single" w:sz="4" w:color="D0D7DE" w:space="0"/>
+            </w:tcBorders>
+          </w:tcPr>
+          <w:p>
+            <w:pPr>
+              <w:spacing w:before="20" w:after="20"/>
+              <w:jc w:val="left"/>
+            </w:pPr>
+            <w:r>
+              <w:rPr>
+                <w:rFonts w:ascii="Calibri" w:hAnsi="Calibri"/>
+                <w:b w:val="0"/>
+                <w:i w:val="0"/>
+                <w:color w:val="222222"/>
+                <w:sz w:val="15"/>
+              </w:rPr>
+              <w:t>Korpus Teks Bebas</w:t>
+            </w:r>
+          </w:p>
+        </w:tc>
+        <w:tc>
+          <w:tcPr>
+            <w:tcW w:type="dxa" w:w="2835"/>
+            <w:vAlign w:val="center"/>
+            <w:shd w:val="clear" w:color="auto" w:fill="FFFFFF"/>
+            <w:tcMar>
+              <w:top w:w="40" w:type="dxa"/>
+              <w:bottom w:w="40" w:type="dxa"/>
+              <w:left w:w="80" w:type="dxa"/>
+              <w:right w:w="80" w:type="dxa"/>
+            </w:tcMar>
+            <w:tcBorders>
+              <w:top w:val="single" w:sz="4" w:color="D0D7DE" w:space="0"/>
+              <w:left w:val="single" w:sz="4" w:color="D0D7DE" w:space="0"/>
+              <w:bottom w:val="single" w:sz="4" w:color="D0D7DE" w:space="0"/>
+              <w:right w:val="single" w:sz="4" w:color="D0D7DE" w:space="0"/>
+            </w:tcBorders>
+          </w:tcPr>
+          <w:p>
+            <w:pPr>
+              <w:spacing w:before="20" w:after="20"/>
+              <w:jc w:val="left"/>
+            </w:pPr>
+            <w:r>
+              <w:rPr>
+                <w:rFonts w:ascii="Calibri" w:hAnsi="Calibri"/>
+                <w:b w:val="0"/>
+                <w:i w:val="0"/>
+                <w:color w:val="222222"/>
+                <w:sz w:val="15"/>
+              </w:rPr>
+              <w:t>Kronologi tekstual kasus agraria untuk ekstraksi Regex aktor proksi (Preman, Ormas, Satgas)</w:t>
+            </w:r>
+          </w:p>
+        </w:tc>
+        <w:tc>
+          <w:tcPr>
+            <w:tcW w:type="dxa" w:w="1247"/>
+            <w:vAlign w:val="center"/>
+            <w:shd w:val="clear" w:color="auto" w:fill="FFFFFF"/>
+            <w:tcMar>
+              <w:top w:w="40" w:type="dxa"/>
+              <w:bottom w:w="40" w:type="dxa"/>
+              <w:left w:w="80" w:type="dxa"/>
+              <w:right w:w="80" w:type="dxa"/>
+            </w:tcMar>
+            <w:tcBorders>
+              <w:top w:val="single" w:sz="4" w:color="D0D7DE" w:space="0"/>
+              <w:left w:val="single" w:sz="4" w:color="D0D7DE" w:space="0"/>
+              <w:bottom w:val="single" w:sz="4" w:color="D0D7DE" w:space="0"/>
+              <w:right w:val="single" w:sz="4" w:color="D0D7DE" w:space="0"/>
+            </w:tcBorders>
+          </w:tcPr>
+          <w:p>
+            <w:pPr>
+              <w:spacing w:before="20" w:after="20"/>
+              <w:jc w:val="center"/>
+            </w:pPr>
+            <w:r>
+              <w:rPr>
+                <w:rFonts w:ascii="Calibri" w:hAnsi="Calibri"/>
+                <w:b w:val="0"/>
+                <w:i w:val="0"/>
+                <w:color w:val="222222"/>
+                <w:sz w:val="15"/>
+              </w:rPr>
+              <w:t>Sub-bab 4.5</w:t>
+            </w:r>
+          </w:p>
+        </w:tc>
+        <w:tc>
+          <w:tcPr>
+            <w:tcW w:type="dxa" w:w="1871"/>
+            <w:vAlign w:val="center"/>
+            <w:shd w:val="clear" w:color="auto" w:fill="FFFFFF"/>
+            <w:tcMar>
+              <w:top w:w="40" w:type="dxa"/>
+              <w:bottom w:w="40" w:type="dxa"/>
+              <w:left w:w="80" w:type="dxa"/>
+              <w:right w:w="80" w:type="dxa"/>
+            </w:tcMar>
+            <w:tcBorders>
+              <w:top w:val="single" w:sz="4" w:color="D0D7DE" w:space="0"/>
+              <w:left w:val="single" w:sz="4" w:color="D0D7DE" w:space="0"/>
+              <w:bottom w:val="single" w:sz="4" w:color="D0D7DE" w:space="0"/>
+              <w:right w:val="single" w:sz="4" w:color="D0D7DE" w:space="0"/>
+            </w:tcBorders>
+          </w:tcPr>
+          <w:p>
+            <w:pPr>
+              <w:spacing w:before="20" w:after="20"/>
+              <w:jc w:val="left"/>
+            </w:pPr>
+            <w:r>
+              <w:rPr>
+                <w:rFonts w:ascii="Calibri" w:hAnsi="Calibri"/>
+                <w:b w:val="0"/>
+                <w:i w:val="0"/>
+                <w:color w:val="222222"/>
+                <w:sz w:val="15"/>
+              </w:rPr>
+              <w:t>NLP Korpus KPA</w:t>
             </w:r>
           </w:p>
         </w:tc>

--- a/tools/report_metodologi/versicompact/bab_4/Metodologi_Bab4_Ruang_Hidup_Compact.docx
+++ b/tools/report_metodologi/versicompact/bab_4/Metodologi_Bab4_Ruang_Hidup_Compact.docx
@@ -463,7 +463,7 @@
           <w:color w:val="1B5E20"/>
           <w:sz w:val="22"/>
         </w:rPr>
-        <w:t>OPERASIONALISASI VARIABEL DATASET RISET</w:t>
+        <w:t>OPERASIONALISASI VARIABEL &amp; INDIKATOR RISET</w:t>
       </w:r>
     </w:p>
     <w:p>
@@ -479,7 +479,7 @@
           <w:color w:val="222222"/>
           <w:sz w:val="17"/>
         </w:rPr>
-        <w:t xml:space="preserve">Merujuk pada pemetaan silsilah data pada </w:t>
+        <w:t xml:space="preserve">Merujuk pada pemetaan data pada </w:t>
       </w:r>
       <w:r>
         <w:rPr>
@@ -499,7 +499,7 @@
           <w:color w:val="222222"/>
           <w:sz w:val="17"/>
         </w:rPr>
-        <w:t xml:space="preserve"> (Entri 31), analisis Bab 4 bertumpu pada dataset primer </w:t>
+        <w:t xml:space="preserve"> (Entri 31), seluruh dinamika perampasan ruang, eskalasi konflik, korban terdampak, represi hukum, hingga keterlibatan aktor dioperasionalkan secara terstruktur dari dataset primer </w:t>
       </w:r>
       <w:r>
         <w:rPr>
@@ -519,27 +519,7 @@
           <w:color w:val="222222"/>
           <w:sz w:val="17"/>
         </w:rPr>
-        <w:t xml:space="preserve"> yang diekstraksi dari API platform advokasi Konsorsium Pembaruan Agraria (KPA) dan YLBHI. Struktur operasional variabel tidak dipaksakan ke dalam kuota indikator artifisial, melainkan dikondisikan secara objektif mengikuti </w:t>
-      </w:r>
-      <w:r>
-        <w:rPr>
-          <w:rFonts w:ascii="Calibri" w:hAnsi="Calibri"/>
-          <w:b/>
-          <w:i w:val="0"/>
-          <w:color w:val="222222"/>
-          <w:sz w:val="17"/>
-        </w:rPr>
-        <w:t>12 variabel inti dataset</w:t>
-      </w:r>
-      <w:r>
-        <w:rPr>
-          <w:rFonts w:ascii="Calibri" w:hAnsi="Calibri"/>
-          <w:b w:val="0"/>
-          <w:i w:val="0"/>
-          <w:color w:val="222222"/>
-          <w:sz w:val="17"/>
-        </w:rPr>
-        <w:t xml:space="preserve"> yang mencakup dimensi temporal, sektoral, skala korban, kriminalisasi hukum, hingga korpus narasi kronologi konflik:</w:t>
+        <w:t xml:space="preserve"> ke dalam indikator riset empiris sebagaimana dirangkum pada matriks berikut:</w:t>
       </w:r>
     </w:p>
     <w:p>
@@ -554,7 +534,7 @@
           <w:color w:val="2E7D32"/>
           <w:sz w:val="17"/>
         </w:rPr>
-        <w:t>Matriks Kamus Variabel Dataset Riset Bab 4 (sulawesi_konflik_agraria_tanahkita.csv)</w:t>
+        <w:t>Matriks Operasionalisasi Variabel dan Sumber Data Resmi Bab 4</w:t>
       </w:r>
     </w:p>
     <w:tbl>
@@ -609,7 +589,7 @@
         </w:tc>
         <w:tc>
           <w:tcPr>
-            <w:tcW w:type="dxa" w:w="1814"/>
+            <w:tcW w:type="dxa" w:w="2098"/>
             <w:shd w:val="clear" w:color="auto" w:fill="2E7D32"/>
             <w:tcMar>
               <w:top w:w="50" w:type="dxa"/>
@@ -637,13 +617,13 @@
                 <w:color w:val="FFFFFF"/>
                 <w:sz w:val="16"/>
               </w:rPr>
-              <w:t>Variabel Dataset (CSV)</w:t>
+              <w:t>Indikator Riset</w:t>
             </w:r>
           </w:p>
         </w:tc>
         <w:tc>
           <w:tcPr>
-            <w:tcW w:type="dxa" w:w="1417"/>
+            <w:tcW w:type="dxa" w:w="2154"/>
             <w:shd w:val="clear" w:color="auto" w:fill="2E7D32"/>
             <w:tcMar>
               <w:top w:w="50" w:type="dxa"/>
@@ -671,7 +651,75 @@
                 <w:color w:val="FFFFFF"/>
                 <w:sz w:val="16"/>
               </w:rPr>
-              <w:t>Tipe Data &amp; Skala</w:t>
+              <w:t>Fokus Pengukuran</w:t>
+            </w:r>
+          </w:p>
+        </w:tc>
+        <w:tc>
+          <w:tcPr>
+            <w:tcW w:type="dxa" w:w="1020"/>
+            <w:shd w:val="clear" w:color="auto" w:fill="2E7D32"/>
+            <w:tcMar>
+              <w:top w:w="50" w:type="dxa"/>
+              <w:bottom w:w="50" w:type="dxa"/>
+              <w:left w:w="80" w:type="dxa"/>
+              <w:right w:w="80" w:type="dxa"/>
+            </w:tcMar>
+            <w:tcBorders>
+              <w:top w:val="single" w:sz="4" w:color="D0D7DE" w:space="0"/>
+              <w:left w:val="single" w:sz="4" w:color="D0D7DE" w:space="0"/>
+              <w:bottom w:val="single" w:sz="4" w:color="D0D7DE" w:space="0"/>
+              <w:right w:val="single" w:sz="4" w:color="D0D7DE" w:space="0"/>
+            </w:tcBorders>
+          </w:tcPr>
+          <w:p>
+            <w:pPr>
+              <w:spacing w:before="40" w:after="40"/>
+              <w:jc w:val="center"/>
+            </w:pPr>
+            <w:r>
+              <w:rPr>
+                <w:rFonts w:ascii="Calibri" w:hAnsi="Calibri"/>
+                <w:b/>
+                <w:i w:val="0"/>
+                <w:color w:val="FFFFFF"/>
+                <w:sz w:val="16"/>
+              </w:rPr>
+              <w:t>Satuan</w:t>
+            </w:r>
+          </w:p>
+        </w:tc>
+        <w:tc>
+          <w:tcPr>
+            <w:tcW w:type="dxa" w:w="1077"/>
+            <w:shd w:val="clear" w:color="auto" w:fill="2E7D32"/>
+            <w:tcMar>
+              <w:top w:w="50" w:type="dxa"/>
+              <w:bottom w:w="50" w:type="dxa"/>
+              <w:left w:w="80" w:type="dxa"/>
+              <w:right w:w="80" w:type="dxa"/>
+            </w:tcMar>
+            <w:tcBorders>
+              <w:top w:val="single" w:sz="4" w:color="D0D7DE" w:space="0"/>
+              <w:left w:val="single" w:sz="4" w:color="D0D7DE" w:space="0"/>
+              <w:bottom w:val="single" w:sz="4" w:color="D0D7DE" w:space="0"/>
+              <w:right w:val="single" w:sz="4" w:color="D0D7DE" w:space="0"/>
+            </w:tcBorders>
+          </w:tcPr>
+          <w:p>
+            <w:pPr>
+              <w:spacing w:before="40" w:after="40"/>
+              <w:jc w:val="center"/>
+            </w:pPr>
+            <w:r>
+              <w:rPr>
+                <w:rFonts w:ascii="Calibri" w:hAnsi="Calibri"/>
+                <w:b/>
+                <w:i w:val="0"/>
+                <w:color w:val="FFFFFF"/>
+                <w:sz w:val="16"/>
+              </w:rPr>
+              <w:t>Periode</w:t>
             </w:r>
           </w:p>
         </w:tc>
@@ -705,75 +753,7 @@
                 <w:color w:val="FFFFFF"/>
                 <w:sz w:val="16"/>
               </w:rPr>
-              <w:t>Definisi Operasional dalam Riset Bab 4</w:t>
-            </w:r>
-          </w:p>
-        </w:tc>
-        <w:tc>
-          <w:tcPr>
-            <w:tcW w:type="dxa" w:w="1247"/>
-            <w:shd w:val="clear" w:color="auto" w:fill="2E7D32"/>
-            <w:tcMar>
-              <w:top w:w="50" w:type="dxa"/>
-              <w:bottom w:w="50" w:type="dxa"/>
-              <w:left w:w="80" w:type="dxa"/>
-              <w:right w:w="80" w:type="dxa"/>
-            </w:tcMar>
-            <w:tcBorders>
-              <w:top w:val="single" w:sz="4" w:color="D0D7DE" w:space="0"/>
-              <w:left w:val="single" w:sz="4" w:color="D0D7DE" w:space="0"/>
-              <w:bottom w:val="single" w:sz="4" w:color="D0D7DE" w:space="0"/>
-              <w:right w:val="single" w:sz="4" w:color="D0D7DE" w:space="0"/>
-            </w:tcBorders>
-          </w:tcPr>
-          <w:p>
-            <w:pPr>
-              <w:spacing w:before="40" w:after="40"/>
-              <w:jc w:val="center"/>
-            </w:pPr>
-            <w:r>
-              <w:rPr>
-                <w:rFonts w:ascii="Calibri" w:hAnsi="Calibri"/>
-                <w:b/>
-                <w:i w:val="0"/>
-                <w:color w:val="FFFFFF"/>
-                <w:sz w:val="16"/>
-              </w:rPr>
-              <w:t>Relevansi Sub-bab</w:t>
-            </w:r>
-          </w:p>
-        </w:tc>
-        <w:tc>
-          <w:tcPr>
-            <w:tcW w:type="dxa" w:w="1871"/>
-            <w:shd w:val="clear" w:color="auto" w:fill="2E7D32"/>
-            <w:tcMar>
-              <w:top w:w="50" w:type="dxa"/>
-              <w:bottom w:w="50" w:type="dxa"/>
-              <w:left w:w="80" w:type="dxa"/>
-              <w:right w:w="80" w:type="dxa"/>
-            </w:tcMar>
-            <w:tcBorders>
-              <w:top w:val="single" w:sz="4" w:color="D0D7DE" w:space="0"/>
-              <w:left w:val="single" w:sz="4" w:color="D0D7DE" w:space="0"/>
-              <w:bottom w:val="single" w:sz="4" w:color="D0D7DE" w:space="0"/>
-              <w:right w:val="single" w:sz="4" w:color="D0D7DE" w:space="0"/>
-            </w:tcBorders>
-          </w:tcPr>
-          <w:p>
-            <w:pPr>
-              <w:spacing w:before="40" w:after="40"/>
-              <w:jc w:val="left"/>
-            </w:pPr>
-            <w:r>
-              <w:rPr>
-                <w:rFonts w:ascii="Calibri" w:hAnsi="Calibri"/>
-                <w:b/>
-                <w:i w:val="0"/>
-                <w:color w:val="FFFFFF"/>
-                <w:sz w:val="16"/>
-              </w:rPr>
-              <w:t>Sumber Asal Data</w:t>
+              <w:t>Sumber Data Primer Resmi</w:t>
             </w:r>
           </w:p>
         </w:tc>
@@ -816,7 +796,7 @@
         </w:tc>
         <w:tc>
           <w:tcPr>
-            <w:tcW w:type="dxa" w:w="1814"/>
+            <w:tcW w:type="dxa" w:w="2098"/>
             <w:vAlign w:val="center"/>
             <w:shd w:val="clear" w:color="auto" w:fill="F9FBF9"/>
             <w:tcMar>
@@ -845,13 +825,13 @@
                 <w:color w:val="222222"/>
                 <w:sz w:val="15"/>
               </w:rPr>
-              <w:t>tahun</w:t>
+              <w:t>Insidensi Konflik Agraria</w:t>
             </w:r>
           </w:p>
         </w:tc>
         <w:tc>
           <w:tcPr>
-            <w:tcW w:type="dxa" w:w="1417"/>
+            <w:tcW w:type="dxa" w:w="2154"/>
             <w:vAlign w:val="center"/>
             <w:shd w:val="clear" w:color="auto" w:fill="F9FBF9"/>
             <w:tcMar>
@@ -880,7 +860,77 @@
                 <w:color w:val="222222"/>
                 <w:sz w:val="15"/>
               </w:rPr>
-              <w:t>Integer (1990–2024)</w:t>
+              <w:t>Frekuensi Kejadian Letupan Sengketa Lahan</w:t>
+            </w:r>
+          </w:p>
+        </w:tc>
+        <w:tc>
+          <w:tcPr>
+            <w:tcW w:type="dxa" w:w="1020"/>
+            <w:vAlign w:val="center"/>
+            <w:shd w:val="clear" w:color="auto" w:fill="F9FBF9"/>
+            <w:tcMar>
+              <w:top w:w="40" w:type="dxa"/>
+              <w:bottom w:w="40" w:type="dxa"/>
+              <w:left w:w="80" w:type="dxa"/>
+              <w:right w:w="80" w:type="dxa"/>
+            </w:tcMar>
+            <w:tcBorders>
+              <w:top w:val="single" w:sz="4" w:color="D0D7DE" w:space="0"/>
+              <w:left w:val="single" w:sz="4" w:color="D0D7DE" w:space="0"/>
+              <w:bottom w:val="single" w:sz="4" w:color="D0D7DE" w:space="0"/>
+              <w:right w:val="single" w:sz="4" w:color="D0D7DE" w:space="0"/>
+            </w:tcBorders>
+          </w:tcPr>
+          <w:p>
+            <w:pPr>
+              <w:spacing w:before="20" w:after="20"/>
+              <w:jc w:val="center"/>
+            </w:pPr>
+            <w:r>
+              <w:rPr>
+                <w:rFonts w:ascii="Calibri" w:hAnsi="Calibri"/>
+                <w:b w:val="0"/>
+                <w:i w:val="0"/>
+                <w:color w:val="222222"/>
+                <w:sz w:val="15"/>
+              </w:rPr>
+              <w:t>Kasus</w:t>
+            </w:r>
+          </w:p>
+        </w:tc>
+        <w:tc>
+          <w:tcPr>
+            <w:tcW w:type="dxa" w:w="1077"/>
+            <w:vAlign w:val="center"/>
+            <w:shd w:val="clear" w:color="auto" w:fill="F9FBF9"/>
+            <w:tcMar>
+              <w:top w:w="40" w:type="dxa"/>
+              <w:bottom w:w="40" w:type="dxa"/>
+              <w:left w:w="80" w:type="dxa"/>
+              <w:right w:w="80" w:type="dxa"/>
+            </w:tcMar>
+            <w:tcBorders>
+              <w:top w:val="single" w:sz="4" w:color="D0D7DE" w:space="0"/>
+              <w:left w:val="single" w:sz="4" w:color="D0D7DE" w:space="0"/>
+              <w:bottom w:val="single" w:sz="4" w:color="D0D7DE" w:space="0"/>
+              <w:right w:val="single" w:sz="4" w:color="D0D7DE" w:space="0"/>
+            </w:tcBorders>
+          </w:tcPr>
+          <w:p>
+            <w:pPr>
+              <w:spacing w:before="20" w:after="20"/>
+              <w:jc w:val="center"/>
+            </w:pPr>
+            <w:r>
+              <w:rPr>
+                <w:rFonts w:ascii="Calibri" w:hAnsi="Calibri"/>
+                <w:b w:val="0"/>
+                <w:i w:val="0"/>
+                <w:color w:val="222222"/>
+                <w:sz w:val="15"/>
+              </w:rPr>
+              <w:t>1990–2024</w:t>
             </w:r>
           </w:p>
         </w:tc>
@@ -915,77 +965,7 @@
                 <w:color w:val="222222"/>
                 <w:sz w:val="15"/>
               </w:rPr>
-              <w:t>Tahun pencatatan kejadian konflik; dasar analisis time-series dan partisi Before-After (&lt;2014 vs &gt;=2014)</w:t>
-            </w:r>
-          </w:p>
-        </w:tc>
-        <w:tc>
-          <w:tcPr>
-            <w:tcW w:type="dxa" w:w="1247"/>
-            <w:vAlign w:val="center"/>
-            <w:shd w:val="clear" w:color="auto" w:fill="F9FBF9"/>
-            <w:tcMar>
-              <w:top w:w="40" w:type="dxa"/>
-              <w:bottom w:w="40" w:type="dxa"/>
-              <w:left w:w="80" w:type="dxa"/>
-              <w:right w:w="80" w:type="dxa"/>
-            </w:tcMar>
-            <w:tcBorders>
-              <w:top w:val="single" w:sz="4" w:color="D0D7DE" w:space="0"/>
-              <w:left w:val="single" w:sz="4" w:color="D0D7DE" w:space="0"/>
-              <w:bottom w:val="single" w:sz="4" w:color="D0D7DE" w:space="0"/>
-              <w:right w:val="single" w:sz="4" w:color="D0D7DE" w:space="0"/>
-            </w:tcBorders>
-          </w:tcPr>
-          <w:p>
-            <w:pPr>
-              <w:spacing w:before="20" w:after="20"/>
-              <w:jc w:val="center"/>
-            </w:pPr>
-            <w:r>
-              <w:rPr>
-                <w:rFonts w:ascii="Calibri" w:hAnsi="Calibri"/>
-                <w:b w:val="0"/>
-                <w:i w:val="0"/>
-                <w:color w:val="222222"/>
-                <w:sz w:val="15"/>
-              </w:rPr>
-              <w:t>Sub-bab 4.1, 4.4</w:t>
-            </w:r>
-          </w:p>
-        </w:tc>
-        <w:tc>
-          <w:tcPr>
-            <w:tcW w:type="dxa" w:w="1871"/>
-            <w:vAlign w:val="center"/>
-            <w:shd w:val="clear" w:color="auto" w:fill="F9FBF9"/>
-            <w:tcMar>
-              <w:top w:w="40" w:type="dxa"/>
-              <w:bottom w:w="40" w:type="dxa"/>
-              <w:left w:w="80" w:type="dxa"/>
-              <w:right w:w="80" w:type="dxa"/>
-            </w:tcMar>
-            <w:tcBorders>
-              <w:top w:val="single" w:sz="4" w:color="D0D7DE" w:space="0"/>
-              <w:left w:val="single" w:sz="4" w:color="D0D7DE" w:space="0"/>
-              <w:bottom w:val="single" w:sz="4" w:color="D0D7DE" w:space="0"/>
-              <w:right w:val="single" w:sz="4" w:color="D0D7DE" w:space="0"/>
-            </w:tcBorders>
-          </w:tcPr>
-          <w:p>
-            <w:pPr>
-              <w:spacing w:before="20" w:after="20"/>
-              <w:jc w:val="left"/>
-            </w:pPr>
-            <w:r>
-              <w:rPr>
-                <w:rFonts w:ascii="Calibri" w:hAnsi="Calibri"/>
-                <w:b w:val="0"/>
-                <w:i w:val="0"/>
-                <w:color w:val="222222"/>
-                <w:sz w:val="15"/>
-              </w:rPr>
-              <w:t>TanahKita KPA</w:t>
+              <w:t>KPA / Basis Data TanahKita</w:t>
             </w:r>
           </w:p>
         </w:tc>
@@ -1028,7 +1008,7 @@
         </w:tc>
         <w:tc>
           <w:tcPr>
-            <w:tcW w:type="dxa" w:w="1814"/>
+            <w:tcW w:type="dxa" w:w="2098"/>
             <w:vAlign w:val="center"/>
             <w:shd w:val="clear" w:color="auto" w:fill="FFFFFF"/>
             <w:tcMar>
@@ -1057,13 +1037,13 @@
                 <w:color w:val="222222"/>
                 <w:sz w:val="15"/>
               </w:rPr>
-              <w:t>sektor</w:t>
+              <w:t>Sebaran Sektor Pemicu</w:t>
             </w:r>
           </w:p>
         </w:tc>
         <w:tc>
           <w:tcPr>
-            <w:tcW w:type="dxa" w:w="1417"/>
+            <w:tcW w:type="dxa" w:w="2154"/>
             <w:vAlign w:val="center"/>
             <w:shd w:val="clear" w:color="auto" w:fill="FFFFFF"/>
             <w:tcMar>
@@ -1092,7 +1072,77 @@
                 <w:color w:val="222222"/>
                 <w:sz w:val="15"/>
               </w:rPr>
-              <w:t>Kategorikal Nominal</w:t>
+              <w:t>Klasifikasi Sektoral (Tambang, Sawit, Hutan, PSN)</w:t>
+            </w:r>
+          </w:p>
+        </w:tc>
+        <w:tc>
+          <w:tcPr>
+            <w:tcW w:type="dxa" w:w="1020"/>
+            <w:vAlign w:val="center"/>
+            <w:shd w:val="clear" w:color="auto" w:fill="FFFFFF"/>
+            <w:tcMar>
+              <w:top w:w="40" w:type="dxa"/>
+              <w:bottom w:w="40" w:type="dxa"/>
+              <w:left w:w="80" w:type="dxa"/>
+              <w:right w:w="80" w:type="dxa"/>
+            </w:tcMar>
+            <w:tcBorders>
+              <w:top w:val="single" w:sz="4" w:color="D0D7DE" w:space="0"/>
+              <w:left w:val="single" w:sz="4" w:color="D0D7DE" w:space="0"/>
+              <w:bottom w:val="single" w:sz="4" w:color="D0D7DE" w:space="0"/>
+              <w:right w:val="single" w:sz="4" w:color="D0D7DE" w:space="0"/>
+            </w:tcBorders>
+          </w:tcPr>
+          <w:p>
+            <w:pPr>
+              <w:spacing w:before="20" w:after="20"/>
+              <w:jc w:val="center"/>
+            </w:pPr>
+            <w:r>
+              <w:rPr>
+                <w:rFonts w:ascii="Calibri" w:hAnsi="Calibri"/>
+                <w:b w:val="0"/>
+                <w:i w:val="0"/>
+                <w:color w:val="222222"/>
+                <w:sz w:val="15"/>
+              </w:rPr>
+              <w:t>Kategori Sektor</w:t>
+            </w:r>
+          </w:p>
+        </w:tc>
+        <w:tc>
+          <w:tcPr>
+            <w:tcW w:type="dxa" w:w="1077"/>
+            <w:vAlign w:val="center"/>
+            <w:shd w:val="clear" w:color="auto" w:fill="FFFFFF"/>
+            <w:tcMar>
+              <w:top w:w="40" w:type="dxa"/>
+              <w:bottom w:w="40" w:type="dxa"/>
+              <w:left w:w="80" w:type="dxa"/>
+              <w:right w:w="80" w:type="dxa"/>
+            </w:tcMar>
+            <w:tcBorders>
+              <w:top w:val="single" w:sz="4" w:color="D0D7DE" w:space="0"/>
+              <w:left w:val="single" w:sz="4" w:color="D0D7DE" w:space="0"/>
+              <w:bottom w:val="single" w:sz="4" w:color="D0D7DE" w:space="0"/>
+              <w:right w:val="single" w:sz="4" w:color="D0D7DE" w:space="0"/>
+            </w:tcBorders>
+          </w:tcPr>
+          <w:p>
+            <w:pPr>
+              <w:spacing w:before="20" w:after="20"/>
+              <w:jc w:val="center"/>
+            </w:pPr>
+            <w:r>
+              <w:rPr>
+                <w:rFonts w:ascii="Calibri" w:hAnsi="Calibri"/>
+                <w:b w:val="0"/>
+                <w:i w:val="0"/>
+                <w:color w:val="222222"/>
+                <w:sz w:val="15"/>
+              </w:rPr>
+              <w:t>1990–2024</w:t>
             </w:r>
           </w:p>
         </w:tc>
@@ -1127,77 +1177,7 @@
                 <w:color w:val="222222"/>
                 <w:sz w:val="15"/>
               </w:rPr>
-              <w:t>Klasifikasi sektor pemicu: Pertambangan, Kehutanan, Perkebunan, Infrastruktur/PSN, Pariwisata/Pesisir</w:t>
-            </w:r>
-          </w:p>
-        </w:tc>
-        <w:tc>
-          <w:tcPr>
-            <w:tcW w:type="dxa" w:w="1247"/>
-            <w:vAlign w:val="center"/>
-            <w:shd w:val="clear" w:color="auto" w:fill="FFFFFF"/>
-            <w:tcMar>
-              <w:top w:w="40" w:type="dxa"/>
-              <w:bottom w:w="40" w:type="dxa"/>
-              <w:left w:w="80" w:type="dxa"/>
-              <w:right w:w="80" w:type="dxa"/>
-            </w:tcMar>
-            <w:tcBorders>
-              <w:top w:val="single" w:sz="4" w:color="D0D7DE" w:space="0"/>
-              <w:left w:val="single" w:sz="4" w:color="D0D7DE" w:space="0"/>
-              <w:bottom w:val="single" w:sz="4" w:color="D0D7DE" w:space="0"/>
-              <w:right w:val="single" w:sz="4" w:color="D0D7DE" w:space="0"/>
-            </w:tcBorders>
-          </w:tcPr>
-          <w:p>
-            <w:pPr>
-              <w:spacing w:before="20" w:after="20"/>
-              <w:jc w:val="center"/>
-            </w:pPr>
-            <w:r>
-              <w:rPr>
-                <w:rFonts w:ascii="Calibri" w:hAnsi="Calibri"/>
-                <w:b w:val="0"/>
-                <w:i w:val="0"/>
-                <w:color w:val="222222"/>
-                <w:sz w:val="15"/>
-              </w:rPr>
-              <w:t>Sub-bab 4.1, 4.2, 4.4</w:t>
-            </w:r>
-          </w:p>
-        </w:tc>
-        <w:tc>
-          <w:tcPr>
-            <w:tcW w:type="dxa" w:w="1871"/>
-            <w:vAlign w:val="center"/>
-            <w:shd w:val="clear" w:color="auto" w:fill="FFFFFF"/>
-            <w:tcMar>
-              <w:top w:w="40" w:type="dxa"/>
-              <w:bottom w:w="40" w:type="dxa"/>
-              <w:left w:w="80" w:type="dxa"/>
-              <w:right w:w="80" w:type="dxa"/>
-            </w:tcMar>
-            <w:tcBorders>
-              <w:top w:val="single" w:sz="4" w:color="D0D7DE" w:space="0"/>
-              <w:left w:val="single" w:sz="4" w:color="D0D7DE" w:space="0"/>
-              <w:bottom w:val="single" w:sz="4" w:color="D0D7DE" w:space="0"/>
-              <w:right w:val="single" w:sz="4" w:color="D0D7DE" w:space="0"/>
-            </w:tcBorders>
-          </w:tcPr>
-          <w:p>
-            <w:pPr>
-              <w:spacing w:before="20" w:after="20"/>
-              <w:jc w:val="left"/>
-            </w:pPr>
-            <w:r>
-              <w:rPr>
-                <w:rFonts w:ascii="Calibri" w:hAnsi="Calibri"/>
-                <w:b w:val="0"/>
-                <w:i w:val="0"/>
-                <w:color w:val="222222"/>
-                <w:sz w:val="15"/>
-              </w:rPr>
-              <w:t>TanahKita KPA</w:t>
+              <w:t>KPA / Basis Data TanahKita</w:t>
             </w:r>
           </w:p>
         </w:tc>
@@ -1240,7 +1220,7 @@
         </w:tc>
         <w:tc>
           <w:tcPr>
-            <w:tcW w:type="dxa" w:w="1814"/>
+            <w:tcW w:type="dxa" w:w="2098"/>
             <w:vAlign w:val="center"/>
             <w:shd w:val="clear" w:color="auto" w:fill="F9FBF9"/>
             <w:tcMar>
@@ -1269,13 +1249,13 @@
                 <w:color w:val="222222"/>
                 <w:sz w:val="15"/>
               </w:rPr>
-              <w:t>dampak_masyarakat_jiwa</w:t>
+              <w:t>Skala Masyarakat Terdampak</w:t>
             </w:r>
           </w:p>
         </w:tc>
         <w:tc>
           <w:tcPr>
-            <w:tcW w:type="dxa" w:w="1417"/>
+            <w:tcW w:type="dxa" w:w="2154"/>
             <w:vAlign w:val="center"/>
             <w:shd w:val="clear" w:color="auto" w:fill="F9FBF9"/>
             <w:tcMar>
@@ -1304,48 +1284,13 @@
                 <w:color w:val="222222"/>
                 <w:sz w:val="15"/>
               </w:rPr>
-              <w:t>Numerik Diskrit (Jiwa)</w:t>
+              <w:t>Agregasi Korban Warga &amp; Masyarakat Adat</w:t>
             </w:r>
           </w:p>
         </w:tc>
         <w:tc>
           <w:tcPr>
-            <w:tcW w:type="dxa" w:w="2835"/>
-            <w:vAlign w:val="center"/>
-            <w:shd w:val="clear" w:color="auto" w:fill="F9FBF9"/>
-            <w:tcMar>
-              <w:top w:w="40" w:type="dxa"/>
-              <w:bottom w:w="40" w:type="dxa"/>
-              <w:left w:w="80" w:type="dxa"/>
-              <w:right w:w="80" w:type="dxa"/>
-            </w:tcMar>
-            <w:tcBorders>
-              <w:top w:val="single" w:sz="4" w:color="D0D7DE" w:space="0"/>
-              <w:left w:val="single" w:sz="4" w:color="D0D7DE" w:space="0"/>
-              <w:bottom w:val="single" w:sz="4" w:color="D0D7DE" w:space="0"/>
-              <w:right w:val="single" w:sz="4" w:color="D0D7DE" w:space="0"/>
-            </w:tcBorders>
-          </w:tcPr>
-          <w:p>
-            <w:pPr>
-              <w:spacing w:before="20" w:after="20"/>
-              <w:jc w:val="left"/>
-            </w:pPr>
-            <w:r>
-              <w:rPr>
-                <w:rFonts w:ascii="Calibri" w:hAnsi="Calibri"/>
-                <w:b w:val="0"/>
-                <w:i w:val="0"/>
-                <w:color w:val="222222"/>
-                <w:sz w:val="15"/>
-              </w:rPr>
-              <w:t>Estimasi jumlah warga/masyarakat adat terdampak sengketa lahan dan penggusuran ruang hidup</w:t>
-            </w:r>
-          </w:p>
-        </w:tc>
-        <w:tc>
-          <w:tcPr>
-            <w:tcW w:type="dxa" w:w="1247"/>
+            <w:tcW w:type="dxa" w:w="1020"/>
             <w:vAlign w:val="center"/>
             <w:shd w:val="clear" w:color="auto" w:fill="F9FBF9"/>
             <w:tcMar>
@@ -1374,13 +1319,48 @@
                 <w:color w:val="222222"/>
                 <w:sz w:val="15"/>
               </w:rPr>
-              <w:t>Sub-bab 4.2</w:t>
+              <w:t>Jiwa</w:t>
             </w:r>
           </w:p>
         </w:tc>
         <w:tc>
           <w:tcPr>
-            <w:tcW w:type="dxa" w:w="1871"/>
+            <w:tcW w:type="dxa" w:w="1077"/>
+            <w:vAlign w:val="center"/>
+            <w:shd w:val="clear" w:color="auto" w:fill="F9FBF9"/>
+            <w:tcMar>
+              <w:top w:w="40" w:type="dxa"/>
+              <w:bottom w:w="40" w:type="dxa"/>
+              <w:left w:w="80" w:type="dxa"/>
+              <w:right w:w="80" w:type="dxa"/>
+            </w:tcMar>
+            <w:tcBorders>
+              <w:top w:val="single" w:sz="4" w:color="D0D7DE" w:space="0"/>
+              <w:left w:val="single" w:sz="4" w:color="D0D7DE" w:space="0"/>
+              <w:bottom w:val="single" w:sz="4" w:color="D0D7DE" w:space="0"/>
+              <w:right w:val="single" w:sz="4" w:color="D0D7DE" w:space="0"/>
+            </w:tcBorders>
+          </w:tcPr>
+          <w:p>
+            <w:pPr>
+              <w:spacing w:before="20" w:after="20"/>
+              <w:jc w:val="center"/>
+            </w:pPr>
+            <w:r>
+              <w:rPr>
+                <w:rFonts w:ascii="Calibri" w:hAnsi="Calibri"/>
+                <w:b w:val="0"/>
+                <w:i w:val="0"/>
+                <w:color w:val="222222"/>
+                <w:sz w:val="15"/>
+              </w:rPr>
+              <w:t>1990–2024</w:t>
+            </w:r>
+          </w:p>
+        </w:tc>
+        <w:tc>
+          <w:tcPr>
+            <w:tcW w:type="dxa" w:w="2835"/>
             <w:vAlign w:val="center"/>
             <w:shd w:val="clear" w:color="auto" w:fill="F9FBF9"/>
             <w:tcMar>
@@ -1452,7 +1432,7 @@
         </w:tc>
         <w:tc>
           <w:tcPr>
-            <w:tcW w:type="dxa" w:w="1814"/>
+            <w:tcW w:type="dxa" w:w="2098"/>
             <w:vAlign w:val="center"/>
             <w:shd w:val="clear" w:color="auto" w:fill="FFFFFF"/>
             <w:tcMar>
@@ -1481,13 +1461,13 @@
                 <w:color w:val="222222"/>
                 <w:sz w:val="15"/>
               </w:rPr>
-              <w:t>luas_ha</w:t>
+              <w:t>Luas Monopoli Area Sengketa</w:t>
             </w:r>
           </w:p>
         </w:tc>
         <w:tc>
           <w:tcPr>
-            <w:tcW w:type="dxa" w:w="1417"/>
+            <w:tcW w:type="dxa" w:w="2154"/>
             <w:vAlign w:val="center"/>
             <w:shd w:val="clear" w:color="auto" w:fill="FFFFFF"/>
             <w:tcMar>
@@ -1516,48 +1496,13 @@
                 <w:color w:val="222222"/>
                 <w:sz w:val="15"/>
               </w:rPr>
-              <w:t>Numerik Kontinu (Ha)</w:t>
+              <w:t>Bentang Lahan Dikuasai / Disengketakan</w:t>
             </w:r>
           </w:p>
         </w:tc>
         <w:tc>
           <w:tcPr>
-            <w:tcW w:type="dxa" w:w="2835"/>
-            <w:vAlign w:val="center"/>
-            <w:shd w:val="clear" w:color="auto" w:fill="FFFFFF"/>
-            <w:tcMar>
-              <w:top w:w="40" w:type="dxa"/>
-              <w:bottom w:w="40" w:type="dxa"/>
-              <w:left w:w="80" w:type="dxa"/>
-              <w:right w:w="80" w:type="dxa"/>
-            </w:tcMar>
-            <w:tcBorders>
-              <w:top w:val="single" w:sz="4" w:color="D0D7DE" w:space="0"/>
-              <w:left w:val="single" w:sz="4" w:color="D0D7DE" w:space="0"/>
-              <w:bottom w:val="single" w:sz="4" w:color="D0D7DE" w:space="0"/>
-              <w:right w:val="single" w:sz="4" w:color="D0D7DE" w:space="0"/>
-            </w:tcBorders>
-          </w:tcPr>
-          <w:p>
-            <w:pPr>
-              <w:spacing w:before="20" w:after="20"/>
-              <w:jc w:val="left"/>
-            </w:pPr>
-            <w:r>
-              <w:rPr>
-                <w:rFonts w:ascii="Calibri" w:hAnsi="Calibri"/>
-                <w:b w:val="0"/>
-                <w:i w:val="0"/>
-                <w:color w:val="222222"/>
-                <w:sz w:val="15"/>
-              </w:rPr>
-              <w:t>Luas bentang lahan yang dikuasai atau disengketakan konsesi industri ekstraktif</w:t>
-            </w:r>
-          </w:p>
-        </w:tc>
-        <w:tc>
-          <w:tcPr>
-            <w:tcW w:type="dxa" w:w="1247"/>
+            <w:tcW w:type="dxa" w:w="1020"/>
             <w:vAlign w:val="center"/>
             <w:shd w:val="clear" w:color="auto" w:fill="FFFFFF"/>
             <w:tcMar>
@@ -1586,13 +1531,48 @@
                 <w:color w:val="222222"/>
                 <w:sz w:val="15"/>
               </w:rPr>
-              <w:t>Sub-bab 4.2</w:t>
+              <w:t>Hektar (Ha)</w:t>
             </w:r>
           </w:p>
         </w:tc>
         <w:tc>
           <w:tcPr>
-            <w:tcW w:type="dxa" w:w="1871"/>
+            <w:tcW w:type="dxa" w:w="1077"/>
+            <w:vAlign w:val="center"/>
+            <w:shd w:val="clear" w:color="auto" w:fill="FFFFFF"/>
+            <w:tcMar>
+              <w:top w:w="40" w:type="dxa"/>
+              <w:bottom w:w="40" w:type="dxa"/>
+              <w:left w:w="80" w:type="dxa"/>
+              <w:right w:w="80" w:type="dxa"/>
+            </w:tcMar>
+            <w:tcBorders>
+              <w:top w:val="single" w:sz="4" w:color="D0D7DE" w:space="0"/>
+              <w:left w:val="single" w:sz="4" w:color="D0D7DE" w:space="0"/>
+              <w:bottom w:val="single" w:sz="4" w:color="D0D7DE" w:space="0"/>
+              <w:right w:val="single" w:sz="4" w:color="D0D7DE" w:space="0"/>
+            </w:tcBorders>
+          </w:tcPr>
+          <w:p>
+            <w:pPr>
+              <w:spacing w:before="20" w:after="20"/>
+              <w:jc w:val="center"/>
+            </w:pPr>
+            <w:r>
+              <w:rPr>
+                <w:rFonts w:ascii="Calibri" w:hAnsi="Calibri"/>
+                <w:b w:val="0"/>
+                <w:i w:val="0"/>
+                <w:color w:val="222222"/>
+                <w:sz w:val="15"/>
+              </w:rPr>
+              <w:t>1990–2024</w:t>
+            </w:r>
+          </w:p>
+        </w:tc>
+        <w:tc>
+          <w:tcPr>
+            <w:tcW w:type="dxa" w:w="2835"/>
             <w:vAlign w:val="center"/>
             <w:shd w:val="clear" w:color="auto" w:fill="FFFFFF"/>
             <w:tcMar>
@@ -1664,7 +1644,7 @@
         </w:tc>
         <w:tc>
           <w:tcPr>
-            <w:tcW w:type="dxa" w:w="1814"/>
+            <w:tcW w:type="dxa" w:w="2098"/>
             <w:vAlign w:val="center"/>
             <w:shd w:val="clear" w:color="auto" w:fill="F9FBF9"/>
             <w:tcMar>
@@ -1693,13 +1673,13 @@
                 <w:color w:val="222222"/>
                 <w:sz w:val="15"/>
               </w:rPr>
-              <w:t>indikasi_kriminalisasi</w:t>
+              <w:t>Kasus Indikasi Kriminalisasi</w:t>
             </w:r>
           </w:p>
         </w:tc>
         <w:tc>
           <w:tcPr>
-            <w:tcW w:type="dxa" w:w="1417"/>
+            <w:tcW w:type="dxa" w:w="2154"/>
             <w:vAlign w:val="center"/>
             <w:shd w:val="clear" w:color="auto" w:fill="F9FBF9"/>
             <w:tcMar>
@@ -1728,48 +1708,13 @@
                 <w:color w:val="222222"/>
                 <w:sz w:val="15"/>
               </w:rPr>
-              <w:t>Boolean (True/False)</w:t>
+              <w:t>Penuntutan Hukum Warga &amp; Pejuang Tenurial</w:t>
             </w:r>
           </w:p>
         </w:tc>
         <w:tc>
           <w:tcPr>
-            <w:tcW w:type="dxa" w:w="2835"/>
-            <w:vAlign w:val="center"/>
-            <w:shd w:val="clear" w:color="auto" w:fill="F9FBF9"/>
-            <w:tcMar>
-              <w:top w:w="40" w:type="dxa"/>
-              <w:bottom w:w="40" w:type="dxa"/>
-              <w:left w:w="80" w:type="dxa"/>
-              <w:right w:w="80" w:type="dxa"/>
-            </w:tcMar>
-            <w:tcBorders>
-              <w:top w:val="single" w:sz="4" w:color="D0D7DE" w:space="0"/>
-              <w:left w:val="single" w:sz="4" w:color="D0D7DE" w:space="0"/>
-              <w:bottom w:val="single" w:sz="4" w:color="D0D7DE" w:space="0"/>
-              <w:right w:val="single" w:sz="4" w:color="D0D7DE" w:space="0"/>
-            </w:tcBorders>
-          </w:tcPr>
-          <w:p>
-            <w:pPr>
-              <w:spacing w:before="20" w:after="20"/>
-              <w:jc w:val="left"/>
-            </w:pPr>
-            <w:r>
-              <w:rPr>
-                <w:rFonts w:ascii="Calibri" w:hAnsi="Calibri"/>
-                <w:b w:val="0"/>
-                <w:i w:val="0"/>
-                <w:color w:val="222222"/>
-                <w:sz w:val="15"/>
-              </w:rPr>
-              <w:t>Status keberadaan tindakan kriminalisasi/penuntutan hukum terhadap warga atau pendamping</w:t>
-            </w:r>
-          </w:p>
-        </w:tc>
-        <w:tc>
-          <w:tcPr>
-            <w:tcW w:type="dxa" w:w="1247"/>
+            <w:tcW w:type="dxa" w:w="1020"/>
             <w:vAlign w:val="center"/>
             <w:shd w:val="clear" w:color="auto" w:fill="F9FBF9"/>
             <w:tcMar>
@@ -1798,13 +1743,48 @@
                 <w:color w:val="222222"/>
                 <w:sz w:val="15"/>
               </w:rPr>
-              <w:t>Sub-bab 4.3, 4.4</w:t>
+              <w:t>Kasus</w:t>
             </w:r>
           </w:p>
         </w:tc>
         <w:tc>
           <w:tcPr>
-            <w:tcW w:type="dxa" w:w="1871"/>
+            <w:tcW w:type="dxa" w:w="1077"/>
+            <w:vAlign w:val="center"/>
+            <w:shd w:val="clear" w:color="auto" w:fill="F9FBF9"/>
+            <w:tcMar>
+              <w:top w:w="40" w:type="dxa"/>
+              <w:bottom w:w="40" w:type="dxa"/>
+              <w:left w:w="80" w:type="dxa"/>
+              <w:right w:w="80" w:type="dxa"/>
+            </w:tcMar>
+            <w:tcBorders>
+              <w:top w:val="single" w:sz="4" w:color="D0D7DE" w:space="0"/>
+              <w:left w:val="single" w:sz="4" w:color="D0D7DE" w:space="0"/>
+              <w:bottom w:val="single" w:sz="4" w:color="D0D7DE" w:space="0"/>
+              <w:right w:val="single" w:sz="4" w:color="D0D7DE" w:space="0"/>
+            </w:tcBorders>
+          </w:tcPr>
+          <w:p>
+            <w:pPr>
+              <w:spacing w:before="20" w:after="20"/>
+              <w:jc w:val="center"/>
+            </w:pPr>
+            <w:r>
+              <w:rPr>
+                <w:rFonts w:ascii="Calibri" w:hAnsi="Calibri"/>
+                <w:b w:val="0"/>
+                <w:i w:val="0"/>
+                <w:color w:val="222222"/>
+                <w:sz w:val="15"/>
+              </w:rPr>
+              <w:t>2000–2024</w:t>
+            </w:r>
+          </w:p>
+        </w:tc>
+        <w:tc>
+          <w:tcPr>
+            <w:tcW w:type="dxa" w:w="2835"/>
             <w:vAlign w:val="center"/>
             <w:shd w:val="clear" w:color="auto" w:fill="F9FBF9"/>
             <w:tcMar>
@@ -1876,7 +1856,7 @@
         </w:tc>
         <w:tc>
           <w:tcPr>
-            <w:tcW w:type="dxa" w:w="1814"/>
+            <w:tcW w:type="dxa" w:w="2098"/>
             <w:vAlign w:val="center"/>
             <w:shd w:val="clear" w:color="auto" w:fill="FFFFFF"/>
             <w:tcMar>
@@ -1905,13 +1885,13 @@
                 <w:color w:val="222222"/>
                 <w:sz w:val="15"/>
               </w:rPr>
-              <w:t>jumlah_ditangkap</w:t>
+              <w:t>Korban Penangkapan Aparat</w:t>
             </w:r>
           </w:p>
         </w:tc>
         <w:tc>
           <w:tcPr>
-            <w:tcW w:type="dxa" w:w="1417"/>
+            <w:tcW w:type="dxa" w:w="2154"/>
             <w:vAlign w:val="center"/>
             <w:shd w:val="clear" w:color="auto" w:fill="FFFFFF"/>
             <w:tcMar>
@@ -1940,48 +1920,13 @@
                 <w:color w:val="222222"/>
                 <w:sz w:val="15"/>
               </w:rPr>
-              <w:t>Numerik Diskrit (Jiwa)</w:t>
+              <w:t>Warga/Aktivis Ditahan Aparat Penegak Hukum</w:t>
             </w:r>
           </w:p>
         </w:tc>
         <w:tc>
           <w:tcPr>
-            <w:tcW w:type="dxa" w:w="2835"/>
-            <w:vAlign w:val="center"/>
-            <w:shd w:val="clear" w:color="auto" w:fill="FFFFFF"/>
-            <w:tcMar>
-              <w:top w:w="40" w:type="dxa"/>
-              <w:bottom w:w="40" w:type="dxa"/>
-              <w:left w:w="80" w:type="dxa"/>
-              <w:right w:w="80" w:type="dxa"/>
-            </w:tcMar>
-            <w:tcBorders>
-              <w:top w:val="single" w:sz="4" w:color="D0D7DE" w:space="0"/>
-              <w:left w:val="single" w:sz="4" w:color="D0D7DE" w:space="0"/>
-              <w:bottom w:val="single" w:sz="4" w:color="D0D7DE" w:space="0"/>
-              <w:right w:val="single" w:sz="4" w:color="D0D7DE" w:space="0"/>
-            </w:tcBorders>
-          </w:tcPr>
-          <w:p>
-            <w:pPr>
-              <w:spacing w:before="20" w:after="20"/>
-              <w:jc w:val="left"/>
-            </w:pPr>
-            <w:r>
-              <w:rPr>
-                <w:rFonts w:ascii="Calibri" w:hAnsi="Calibri"/>
-                <w:b w:val="0"/>
-                <w:i w:val="0"/>
-                <w:color w:val="222222"/>
-                <w:sz w:val="15"/>
-              </w:rPr>
-              <w:t>Jumlah warga/pejuang lingkungan yang ditangkap aparat penegak hukum dalam eskalasi sengketa</w:t>
-            </w:r>
-          </w:p>
-        </w:tc>
-        <w:tc>
-          <w:tcPr>
-            <w:tcW w:type="dxa" w:w="1247"/>
+            <w:tcW w:type="dxa" w:w="1020"/>
             <w:vAlign w:val="center"/>
             <w:shd w:val="clear" w:color="auto" w:fill="FFFFFF"/>
             <w:tcMar>
@@ -2010,13 +1955,48 @@
                 <w:color w:val="222222"/>
                 <w:sz w:val="15"/>
               </w:rPr>
-              <w:t>Sub-bab 4.3, 4.4</w:t>
+              <w:t>Orang</w:t>
             </w:r>
           </w:p>
         </w:tc>
         <w:tc>
           <w:tcPr>
-            <w:tcW w:type="dxa" w:w="1871"/>
+            <w:tcW w:type="dxa" w:w="1077"/>
+            <w:vAlign w:val="center"/>
+            <w:shd w:val="clear" w:color="auto" w:fill="FFFFFF"/>
+            <w:tcMar>
+              <w:top w:w="40" w:type="dxa"/>
+              <w:bottom w:w="40" w:type="dxa"/>
+              <w:left w:w="80" w:type="dxa"/>
+              <w:right w:w="80" w:type="dxa"/>
+            </w:tcMar>
+            <w:tcBorders>
+              <w:top w:val="single" w:sz="4" w:color="D0D7DE" w:space="0"/>
+              <w:left w:val="single" w:sz="4" w:color="D0D7DE" w:space="0"/>
+              <w:bottom w:val="single" w:sz="4" w:color="D0D7DE" w:space="0"/>
+              <w:right w:val="single" w:sz="4" w:color="D0D7DE" w:space="0"/>
+            </w:tcBorders>
+          </w:tcPr>
+          <w:p>
+            <w:pPr>
+              <w:spacing w:before="20" w:after="20"/>
+              <w:jc w:val="center"/>
+            </w:pPr>
+            <w:r>
+              <w:rPr>
+                <w:rFonts w:ascii="Calibri" w:hAnsi="Calibri"/>
+                <w:b w:val="0"/>
+                <w:i w:val="0"/>
+                <w:color w:val="222222"/>
+                <w:sz w:val="15"/>
+              </w:rPr>
+              <w:t>2000–2024</w:t>
+            </w:r>
+          </w:p>
+        </w:tc>
+        <w:tc>
+          <w:tcPr>
+            <w:tcW w:type="dxa" w:w="2835"/>
             <w:vAlign w:val="center"/>
             <w:shd w:val="clear" w:color="auto" w:fill="FFFFFF"/>
             <w:tcMar>
@@ -2088,7 +2068,7 @@
         </w:tc>
         <w:tc>
           <w:tcPr>
-            <w:tcW w:type="dxa" w:w="1814"/>
+            <w:tcW w:type="dxa" w:w="2098"/>
             <w:vAlign w:val="center"/>
             <w:shd w:val="clear" w:color="auto" w:fill="F9FBF9"/>
             <w:tcMar>
@@ -2117,13 +2097,13 @@
                 <w:color w:val="222222"/>
                 <w:sz w:val="15"/>
               </w:rPr>
-              <w:t>jumlah_luka</w:t>
+              <w:t>Korban Kekerasan &amp; Fatalitas</w:t>
             </w:r>
           </w:p>
         </w:tc>
         <w:tc>
           <w:tcPr>
-            <w:tcW w:type="dxa" w:w="1417"/>
+            <w:tcW w:type="dxa" w:w="2154"/>
             <w:vAlign w:val="center"/>
             <w:shd w:val="clear" w:color="auto" w:fill="F9FBF9"/>
             <w:tcMar>
@@ -2152,48 +2132,13 @@
                 <w:color w:val="222222"/>
                 <w:sz w:val="15"/>
               </w:rPr>
-              <w:t>Numerik Diskrit (Jiwa)</w:t>
+              <w:t>Korban Menderita Luka-luka &amp; Meninggal Dunia</w:t>
             </w:r>
           </w:p>
         </w:tc>
         <w:tc>
           <w:tcPr>
-            <w:tcW w:type="dxa" w:w="2835"/>
-            <w:vAlign w:val="center"/>
-            <w:shd w:val="clear" w:color="auto" w:fill="F9FBF9"/>
-            <w:tcMar>
-              <w:top w:w="40" w:type="dxa"/>
-              <w:bottom w:w="40" w:type="dxa"/>
-              <w:left w:w="80" w:type="dxa"/>
-              <w:right w:w="80" w:type="dxa"/>
-            </w:tcMar>
-            <w:tcBorders>
-              <w:top w:val="single" w:sz="4" w:color="D0D7DE" w:space="0"/>
-              <w:left w:val="single" w:sz="4" w:color="D0D7DE" w:space="0"/>
-              <w:bottom w:val="single" w:sz="4" w:color="D0D7DE" w:space="0"/>
-              <w:right w:val="single" w:sz="4" w:color="D0D7DE" w:space="0"/>
-            </w:tcBorders>
-          </w:tcPr>
-          <w:p>
-            <w:pPr>
-              <w:spacing w:before="20" w:after="20"/>
-              <w:jc w:val="left"/>
-            </w:pPr>
-            <w:r>
-              <w:rPr>
-                <w:rFonts w:ascii="Calibri" w:hAnsi="Calibri"/>
-                <w:b w:val="0"/>
-                <w:i w:val="0"/>
-                <w:color w:val="222222"/>
-                <w:sz w:val="15"/>
-              </w:rPr>
-              <w:t>Jumlah korban yang menderita luka-luka akibat benturan fisik atau tindakan represif pengamanan</w:t>
-            </w:r>
-          </w:p>
-        </w:tc>
-        <w:tc>
-          <w:tcPr>
-            <w:tcW w:type="dxa" w:w="1247"/>
+            <w:tcW w:type="dxa" w:w="1020"/>
             <w:vAlign w:val="center"/>
             <w:shd w:val="clear" w:color="auto" w:fill="F9FBF9"/>
             <w:tcMar>
@@ -2222,13 +2167,48 @@
                 <w:color w:val="222222"/>
                 <w:sz w:val="15"/>
               </w:rPr>
-              <w:t>Sub-bab 4.3, 4.4</w:t>
+              <w:t>Orang</w:t>
             </w:r>
           </w:p>
         </w:tc>
         <w:tc>
           <w:tcPr>
-            <w:tcW w:type="dxa" w:w="1871"/>
+            <w:tcW w:type="dxa" w:w="1077"/>
+            <w:vAlign w:val="center"/>
+            <w:shd w:val="clear" w:color="auto" w:fill="F9FBF9"/>
+            <w:tcMar>
+              <w:top w:w="40" w:type="dxa"/>
+              <w:bottom w:w="40" w:type="dxa"/>
+              <w:left w:w="80" w:type="dxa"/>
+              <w:right w:w="80" w:type="dxa"/>
+            </w:tcMar>
+            <w:tcBorders>
+              <w:top w:val="single" w:sz="4" w:color="D0D7DE" w:space="0"/>
+              <w:left w:val="single" w:sz="4" w:color="D0D7DE" w:space="0"/>
+              <w:bottom w:val="single" w:sz="4" w:color="D0D7DE" w:space="0"/>
+              <w:right w:val="single" w:sz="4" w:color="D0D7DE" w:space="0"/>
+            </w:tcBorders>
+          </w:tcPr>
+          <w:p>
+            <w:pPr>
+              <w:spacing w:before="20" w:after="20"/>
+              <w:jc w:val="center"/>
+            </w:pPr>
+            <w:r>
+              <w:rPr>
+                <w:rFonts w:ascii="Calibri" w:hAnsi="Calibri"/>
+                <w:b w:val="0"/>
+                <w:i w:val="0"/>
+                <w:color w:val="222222"/>
+                <w:sz w:val="15"/>
+              </w:rPr>
+              <w:t>2000–2024</w:t>
+            </w:r>
+          </w:p>
+        </w:tc>
+        <w:tc>
+          <w:tcPr>
+            <w:tcW w:type="dxa" w:w="2835"/>
             <w:vAlign w:val="center"/>
             <w:shd w:val="clear" w:color="auto" w:fill="F9FBF9"/>
             <w:tcMar>
@@ -2300,7 +2280,7 @@
         </w:tc>
         <w:tc>
           <w:tcPr>
-            <w:tcW w:type="dxa" w:w="1814"/>
+            <w:tcW w:type="dxa" w:w="2098"/>
             <w:vAlign w:val="center"/>
             <w:shd w:val="clear" w:color="auto" w:fill="FFFFFF"/>
             <w:tcMar>
@@ -2329,13 +2309,13 @@
                 <w:color w:val="222222"/>
                 <w:sz w:val="15"/>
               </w:rPr>
-              <w:t>jumlah_tewas</w:t>
+              <w:t>Tingkat Penelantaran Kasus</w:t>
             </w:r>
           </w:p>
         </w:tc>
         <w:tc>
           <w:tcPr>
-            <w:tcW w:type="dxa" w:w="1417"/>
+            <w:tcW w:type="dxa" w:w="2154"/>
             <w:vAlign w:val="center"/>
             <w:shd w:val="clear" w:color="auto" w:fill="FFFFFF"/>
             <w:tcMar>
@@ -2364,7 +2344,77 @@
                 <w:color w:val="222222"/>
                 <w:sz w:val="15"/>
               </w:rPr>
-              <w:t>Numerik Diskrit (Jiwa)</w:t>
+              <w:t>Rasio Sengketa Berstatus Belum Ditangani</w:t>
+            </w:r>
+          </w:p>
+        </w:tc>
+        <w:tc>
+          <w:tcPr>
+            <w:tcW w:type="dxa" w:w="1020"/>
+            <w:vAlign w:val="center"/>
+            <w:shd w:val="clear" w:color="auto" w:fill="FFFFFF"/>
+            <w:tcMar>
+              <w:top w:w="40" w:type="dxa"/>
+              <w:bottom w:w="40" w:type="dxa"/>
+              <w:left w:w="80" w:type="dxa"/>
+              <w:right w:w="80" w:type="dxa"/>
+            </w:tcMar>
+            <w:tcBorders>
+              <w:top w:val="single" w:sz="4" w:color="D0D7DE" w:space="0"/>
+              <w:left w:val="single" w:sz="4" w:color="D0D7DE" w:space="0"/>
+              <w:bottom w:val="single" w:sz="4" w:color="D0D7DE" w:space="0"/>
+              <w:right w:val="single" w:sz="4" w:color="D0D7DE" w:space="0"/>
+            </w:tcBorders>
+          </w:tcPr>
+          <w:p>
+            <w:pPr>
+              <w:spacing w:before="20" w:after="20"/>
+              <w:jc w:val="center"/>
+            </w:pPr>
+            <w:r>
+              <w:rPr>
+                <w:rFonts w:ascii="Calibri" w:hAnsi="Calibri"/>
+                <w:b w:val="0"/>
+                <w:i w:val="0"/>
+                <w:color w:val="222222"/>
+                <w:sz w:val="15"/>
+              </w:rPr>
+              <w:t>Persen (%)</w:t>
+            </w:r>
+          </w:p>
+        </w:tc>
+        <w:tc>
+          <w:tcPr>
+            <w:tcW w:type="dxa" w:w="1077"/>
+            <w:vAlign w:val="center"/>
+            <w:shd w:val="clear" w:color="auto" w:fill="FFFFFF"/>
+            <w:tcMar>
+              <w:top w:w="40" w:type="dxa"/>
+              <w:bottom w:w="40" w:type="dxa"/>
+              <w:left w:w="80" w:type="dxa"/>
+              <w:right w:w="80" w:type="dxa"/>
+            </w:tcMar>
+            <w:tcBorders>
+              <w:top w:val="single" w:sz="4" w:color="D0D7DE" w:space="0"/>
+              <w:left w:val="single" w:sz="4" w:color="D0D7DE" w:space="0"/>
+              <w:bottom w:val="single" w:sz="4" w:color="D0D7DE" w:space="0"/>
+              <w:right w:val="single" w:sz="4" w:color="D0D7DE" w:space="0"/>
+            </w:tcBorders>
+          </w:tcPr>
+          <w:p>
+            <w:pPr>
+              <w:spacing w:before="20" w:after="20"/>
+              <w:jc w:val="center"/>
+            </w:pPr>
+            <w:r>
+              <w:rPr>
+                <w:rFonts w:ascii="Calibri" w:hAnsi="Calibri"/>
+                <w:b w:val="0"/>
+                <w:i w:val="0"/>
+                <w:color w:val="222222"/>
+                <w:sz w:val="15"/>
+              </w:rPr>
+              <w:t>1990–2024</w:t>
             </w:r>
           </w:p>
         </w:tc>
@@ -2399,77 +2449,7 @@
                 <w:color w:val="222222"/>
                 <w:sz w:val="15"/>
               </w:rPr>
-              <w:t>Jumlah korban jiwa yang tewas dalam letupan kekerasan konflik agraria di tapak industri</w:t>
-            </w:r>
-          </w:p>
-        </w:tc>
-        <w:tc>
-          <w:tcPr>
-            <w:tcW w:type="dxa" w:w="1247"/>
-            <w:vAlign w:val="center"/>
-            <w:shd w:val="clear" w:color="auto" w:fill="FFFFFF"/>
-            <w:tcMar>
-              <w:top w:w="40" w:type="dxa"/>
-              <w:bottom w:w="40" w:type="dxa"/>
-              <w:left w:w="80" w:type="dxa"/>
-              <w:right w:w="80" w:type="dxa"/>
-            </w:tcMar>
-            <w:tcBorders>
-              <w:top w:val="single" w:sz="4" w:color="D0D7DE" w:space="0"/>
-              <w:left w:val="single" w:sz="4" w:color="D0D7DE" w:space="0"/>
-              <w:bottom w:val="single" w:sz="4" w:color="D0D7DE" w:space="0"/>
-              <w:right w:val="single" w:sz="4" w:color="D0D7DE" w:space="0"/>
-            </w:tcBorders>
-          </w:tcPr>
-          <w:p>
-            <w:pPr>
-              <w:spacing w:before="20" w:after="20"/>
-              <w:jc w:val="center"/>
-            </w:pPr>
-            <w:r>
-              <w:rPr>
-                <w:rFonts w:ascii="Calibri" w:hAnsi="Calibri"/>
-                <w:b w:val="0"/>
-                <w:i w:val="0"/>
-                <w:color w:val="222222"/>
-                <w:sz w:val="15"/>
-              </w:rPr>
-              <w:t>Sub-bab 4.3, 4.4</w:t>
-            </w:r>
-          </w:p>
-        </w:tc>
-        <w:tc>
-          <w:tcPr>
-            <w:tcW w:type="dxa" w:w="1871"/>
-            <w:vAlign w:val="center"/>
-            <w:shd w:val="clear" w:color="auto" w:fill="FFFFFF"/>
-            <w:tcMar>
-              <w:top w:w="40" w:type="dxa"/>
-              <w:bottom w:w="40" w:type="dxa"/>
-              <w:left w:w="80" w:type="dxa"/>
-              <w:right w:w="80" w:type="dxa"/>
-            </w:tcMar>
-            <w:tcBorders>
-              <w:top w:val="single" w:sz="4" w:color="D0D7DE" w:space="0"/>
-              <w:left w:val="single" w:sz="4" w:color="D0D7DE" w:space="0"/>
-              <w:bottom w:val="single" w:sz="4" w:color="D0D7DE" w:space="0"/>
-              <w:right w:val="single" w:sz="4" w:color="D0D7DE" w:space="0"/>
-            </w:tcBorders>
-          </w:tcPr>
-          <w:p>
-            <w:pPr>
-              <w:spacing w:before="20" w:after="20"/>
-              <w:jc w:val="left"/>
-            </w:pPr>
-            <w:r>
-              <w:rPr>
-                <w:rFonts w:ascii="Calibri" w:hAnsi="Calibri"/>
-                <w:b w:val="0"/>
-                <w:i w:val="0"/>
-                <w:color w:val="222222"/>
-                <w:sz w:val="15"/>
-              </w:rPr>
-              <w:t>KPA &amp; Komnas HAM</w:t>
+              <w:t>KPA / Basis Data TanahKita</w:t>
             </w:r>
           </w:p>
         </w:tc>
@@ -2512,7 +2492,7 @@
         </w:tc>
         <w:tc>
           <w:tcPr>
-            <w:tcW w:type="dxa" w:w="1814"/>
+            <w:tcW w:type="dxa" w:w="2098"/>
             <w:vAlign w:val="center"/>
             <w:shd w:val="clear" w:color="auto" w:fill="F9FBF9"/>
             <w:tcMar>
@@ -2541,13 +2521,13 @@
                 <w:color w:val="222222"/>
                 <w:sz w:val="15"/>
               </w:rPr>
-              <w:t>status_konflik</w:t>
+              <w:t>Laju Eskalasi Era Hilirisasi</w:t>
             </w:r>
           </w:p>
         </w:tc>
         <w:tc>
           <w:tcPr>
-            <w:tcW w:type="dxa" w:w="1417"/>
+            <w:tcW w:type="dxa" w:w="2154"/>
             <w:vAlign w:val="center"/>
             <w:shd w:val="clear" w:color="auto" w:fill="F9FBF9"/>
             <w:tcMar>
@@ -2576,7 +2556,77 @@
                 <w:color w:val="222222"/>
                 <w:sz w:val="15"/>
               </w:rPr>
-              <w:t>Kategorikal Nominal</w:t>
+              <w:t>Komparasi Pertumbuhan Kasus Pra vs Pasca 2014</w:t>
+            </w:r>
+          </w:p>
+        </w:tc>
+        <w:tc>
+          <w:tcPr>
+            <w:tcW w:type="dxa" w:w="1020"/>
+            <w:vAlign w:val="center"/>
+            <w:shd w:val="clear" w:color="auto" w:fill="F9FBF9"/>
+            <w:tcMar>
+              <w:top w:w="40" w:type="dxa"/>
+              <w:bottom w:w="40" w:type="dxa"/>
+              <w:left w:w="80" w:type="dxa"/>
+              <w:right w:w="80" w:type="dxa"/>
+            </w:tcMar>
+            <w:tcBorders>
+              <w:top w:val="single" w:sz="4" w:color="D0D7DE" w:space="0"/>
+              <w:left w:val="single" w:sz="4" w:color="D0D7DE" w:space="0"/>
+              <w:bottom w:val="single" w:sz="4" w:color="D0D7DE" w:space="0"/>
+              <w:right w:val="single" w:sz="4" w:color="D0D7DE" w:space="0"/>
+            </w:tcBorders>
+          </w:tcPr>
+          <w:p>
+            <w:pPr>
+              <w:spacing w:before="20" w:after="20"/>
+              <w:jc w:val="center"/>
+            </w:pPr>
+            <w:r>
+              <w:rPr>
+                <w:rFonts w:ascii="Calibri" w:hAnsi="Calibri"/>
+                <w:b w:val="0"/>
+                <w:i w:val="0"/>
+                <w:color w:val="222222"/>
+                <w:sz w:val="15"/>
+              </w:rPr>
+              <w:t>Kasus / Tahun</w:t>
+            </w:r>
+          </w:p>
+        </w:tc>
+        <w:tc>
+          <w:tcPr>
+            <w:tcW w:type="dxa" w:w="1077"/>
+            <w:vAlign w:val="center"/>
+            <w:shd w:val="clear" w:color="auto" w:fill="F9FBF9"/>
+            <w:tcMar>
+              <w:top w:w="40" w:type="dxa"/>
+              <w:bottom w:w="40" w:type="dxa"/>
+              <w:left w:w="80" w:type="dxa"/>
+              <w:right w:w="80" w:type="dxa"/>
+            </w:tcMar>
+            <w:tcBorders>
+              <w:top w:val="single" w:sz="4" w:color="D0D7DE" w:space="0"/>
+              <w:left w:val="single" w:sz="4" w:color="D0D7DE" w:space="0"/>
+              <w:bottom w:val="single" w:sz="4" w:color="D0D7DE" w:space="0"/>
+              <w:right w:val="single" w:sz="4" w:color="D0D7DE" w:space="0"/>
+            </w:tcBorders>
+          </w:tcPr>
+          <w:p>
+            <w:pPr>
+              <w:spacing w:before="20" w:after="20"/>
+              <w:jc w:val="center"/>
+            </w:pPr>
+            <w:r>
+              <w:rPr>
+                <w:rFonts w:ascii="Calibri" w:hAnsi="Calibri"/>
+                <w:b w:val="0"/>
+                <w:i w:val="0"/>
+                <w:color w:val="222222"/>
+                <w:sz w:val="15"/>
+              </w:rPr>
+              <w:t>1990 vs 2024</w:t>
             </w:r>
           </w:p>
         </w:tc>
@@ -2611,77 +2661,7 @@
                 <w:color w:val="222222"/>
                 <w:sz w:val="15"/>
               </w:rPr>
-              <w:t>Status penanganan kasus: Belum Ditangani, Dalam Proses Hukum, atau Selesai (indikator penelantaran)</w:t>
-            </w:r>
-          </w:p>
-        </w:tc>
-        <w:tc>
-          <w:tcPr>
-            <w:tcW w:type="dxa" w:w="1247"/>
-            <w:vAlign w:val="center"/>
-            <w:shd w:val="clear" w:color="auto" w:fill="F9FBF9"/>
-            <w:tcMar>
-              <w:top w:w="40" w:type="dxa"/>
-              <w:bottom w:w="40" w:type="dxa"/>
-              <w:left w:w="80" w:type="dxa"/>
-              <w:right w:w="80" w:type="dxa"/>
-            </w:tcMar>
-            <w:tcBorders>
-              <w:top w:val="single" w:sz="4" w:color="D0D7DE" w:space="0"/>
-              <w:left w:val="single" w:sz="4" w:color="D0D7DE" w:space="0"/>
-              <w:bottom w:val="single" w:sz="4" w:color="D0D7DE" w:space="0"/>
-              <w:right w:val="single" w:sz="4" w:color="D0D7DE" w:space="0"/>
-            </w:tcBorders>
-          </w:tcPr>
-          <w:p>
-            <w:pPr>
-              <w:spacing w:before="20" w:after="20"/>
-              <w:jc w:val="center"/>
-            </w:pPr>
-            <w:r>
-              <w:rPr>
-                <w:rFonts w:ascii="Calibri" w:hAnsi="Calibri"/>
-                <w:b w:val="0"/>
-                <w:i w:val="0"/>
-                <w:color w:val="222222"/>
-                <w:sz w:val="15"/>
-              </w:rPr>
-              <w:t>Sub-bab 4.1, 4.4</w:t>
-            </w:r>
-          </w:p>
-        </w:tc>
-        <w:tc>
-          <w:tcPr>
-            <w:tcW w:type="dxa" w:w="1871"/>
-            <w:vAlign w:val="center"/>
-            <w:shd w:val="clear" w:color="auto" w:fill="F9FBF9"/>
-            <w:tcMar>
-              <w:top w:w="40" w:type="dxa"/>
-              <w:bottom w:w="40" w:type="dxa"/>
-              <w:left w:w="80" w:type="dxa"/>
-              <w:right w:w="80" w:type="dxa"/>
-            </w:tcMar>
-            <w:tcBorders>
-              <w:top w:val="single" w:sz="4" w:color="D0D7DE" w:space="0"/>
-              <w:left w:val="single" w:sz="4" w:color="D0D7DE" w:space="0"/>
-              <w:bottom w:val="single" w:sz="4" w:color="D0D7DE" w:space="0"/>
-              <w:right w:val="single" w:sz="4" w:color="D0D7DE" w:space="0"/>
-            </w:tcBorders>
-          </w:tcPr>
-          <w:p>
-            <w:pPr>
-              <w:spacing w:before="20" w:after="20"/>
-              <w:jc w:val="left"/>
-            </w:pPr>
-            <w:r>
-              <w:rPr>
-                <w:rFonts w:ascii="Calibri" w:hAnsi="Calibri"/>
-                <w:b w:val="0"/>
-                <w:i w:val="0"/>
-                <w:color w:val="222222"/>
-                <w:sz w:val="15"/>
-              </w:rPr>
-              <w:t>TanahKita KPA</w:t>
+              <w:t>Data Panel Tahunan KPA</w:t>
             </w:r>
           </w:p>
         </w:tc>
@@ -2724,7 +2704,7 @@
         </w:tc>
         <w:tc>
           <w:tcPr>
-            <w:tcW w:type="dxa" w:w="1814"/>
+            <w:tcW w:type="dxa" w:w="2098"/>
             <w:vAlign w:val="center"/>
             <w:shd w:val="clear" w:color="auto" w:fill="FFFFFF"/>
             <w:tcMar>
@@ -2753,13 +2733,13 @@
                 <w:color w:val="222222"/>
                 <w:sz w:val="15"/>
               </w:rPr>
-              <w:t>keterlibatan_pemerintah</w:t>
+              <w:t>Dominasi Entitas Korporasi</w:t>
             </w:r>
           </w:p>
         </w:tc>
         <w:tc>
           <w:tcPr>
-            <w:tcW w:type="dxa" w:w="1417"/>
+            <w:tcW w:type="dxa" w:w="2154"/>
             <w:vAlign w:val="center"/>
             <w:shd w:val="clear" w:color="auto" w:fill="FFFFFF"/>
             <w:tcMar>
@@ -2788,7 +2768,77 @@
                 <w:color w:val="222222"/>
                 <w:sz w:val="15"/>
               </w:rPr>
-              <w:t>Teks / Multi-label</w:t>
+              <w:t>Frekuensi Keterlibatan Konglomerasi Tambang</w:t>
+            </w:r>
+          </w:p>
+        </w:tc>
+        <w:tc>
+          <w:tcPr>
+            <w:tcW w:type="dxa" w:w="1020"/>
+            <w:vAlign w:val="center"/>
+            <w:shd w:val="clear" w:color="auto" w:fill="FFFFFF"/>
+            <w:tcMar>
+              <w:top w:w="40" w:type="dxa"/>
+              <w:bottom w:w="40" w:type="dxa"/>
+              <w:left w:w="80" w:type="dxa"/>
+              <w:right w:w="80" w:type="dxa"/>
+            </w:tcMar>
+            <w:tcBorders>
+              <w:top w:val="single" w:sz="4" w:color="D0D7DE" w:space="0"/>
+              <w:left w:val="single" w:sz="4" w:color="D0D7DE" w:space="0"/>
+              <w:bottom w:val="single" w:sz="4" w:color="D0D7DE" w:space="0"/>
+              <w:right w:val="single" w:sz="4" w:color="D0D7DE" w:space="0"/>
+            </w:tcBorders>
+          </w:tcPr>
+          <w:p>
+            <w:pPr>
+              <w:spacing w:before="20" w:after="20"/>
+              <w:jc w:val="center"/>
+            </w:pPr>
+            <w:r>
+              <w:rPr>
+                <w:rFonts w:ascii="Calibri" w:hAnsi="Calibri"/>
+                <w:b w:val="0"/>
+                <w:i w:val="0"/>
+                <w:color w:val="222222"/>
+                <w:sz w:val="15"/>
+              </w:rPr>
+              <w:t>Token Count</w:t>
+            </w:r>
+          </w:p>
+        </w:tc>
+        <w:tc>
+          <w:tcPr>
+            <w:tcW w:type="dxa" w:w="1077"/>
+            <w:vAlign w:val="center"/>
+            <w:shd w:val="clear" w:color="auto" w:fill="FFFFFF"/>
+            <w:tcMar>
+              <w:top w:w="40" w:type="dxa"/>
+              <w:bottom w:w="40" w:type="dxa"/>
+              <w:left w:w="80" w:type="dxa"/>
+              <w:right w:w="80" w:type="dxa"/>
+            </w:tcMar>
+            <w:tcBorders>
+              <w:top w:val="single" w:sz="4" w:color="D0D7DE" w:space="0"/>
+              <w:left w:val="single" w:sz="4" w:color="D0D7DE" w:space="0"/>
+              <w:bottom w:val="single" w:sz="4" w:color="D0D7DE" w:space="0"/>
+              <w:right w:val="single" w:sz="4" w:color="D0D7DE" w:space="0"/>
+            </w:tcBorders>
+          </w:tcPr>
+          <w:p>
+            <w:pPr>
+              <w:spacing w:before="20" w:after="20"/>
+              <w:jc w:val="center"/>
+            </w:pPr>
+            <w:r>
+              <w:rPr>
+                <w:rFonts w:ascii="Calibri" w:hAnsi="Calibri"/>
+                <w:b w:val="0"/>
+                <w:i w:val="0"/>
+                <w:color w:val="222222"/>
+                <w:sz w:val="15"/>
+              </w:rPr>
+              <w:t>Korpus 568 Teks</w:t>
             </w:r>
           </w:p>
         </w:tc>
@@ -2823,77 +2873,7 @@
                 <w:color w:val="222222"/>
                 <w:sz w:val="15"/>
               </w:rPr>
-              <w:t>Identifikasi institusi negara/aparat keamanan yang terlibat dalam penanganan sengketa</w:t>
-            </w:r>
-          </w:p>
-        </w:tc>
-        <w:tc>
-          <w:tcPr>
-            <w:tcW w:type="dxa" w:w="1247"/>
-            <w:vAlign w:val="center"/>
-            <w:shd w:val="clear" w:color="auto" w:fill="FFFFFF"/>
-            <w:tcMar>
-              <w:top w:w="40" w:type="dxa"/>
-              <w:bottom w:w="40" w:type="dxa"/>
-              <w:left w:w="80" w:type="dxa"/>
-              <w:right w:w="80" w:type="dxa"/>
-            </w:tcMar>
-            <w:tcBorders>
-              <w:top w:val="single" w:sz="4" w:color="D0D7DE" w:space="0"/>
-              <w:left w:val="single" w:sz="4" w:color="D0D7DE" w:space="0"/>
-              <w:bottom w:val="single" w:sz="4" w:color="D0D7DE" w:space="0"/>
-              <w:right w:val="single" w:sz="4" w:color="D0D7DE" w:space="0"/>
-            </w:tcBorders>
-          </w:tcPr>
-          <w:p>
-            <w:pPr>
-              <w:spacing w:before="20" w:after="20"/>
-              <w:jc w:val="center"/>
-            </w:pPr>
-            <w:r>
-              <w:rPr>
-                <w:rFonts w:ascii="Calibri" w:hAnsi="Calibri"/>
-                <w:b w:val="0"/>
-                <w:i w:val="0"/>
-                <w:color w:val="222222"/>
-                <w:sz w:val="15"/>
-              </w:rPr>
-              <w:t>Sub-bab 4.4</w:t>
-            </w:r>
-          </w:p>
-        </w:tc>
-        <w:tc>
-          <w:tcPr>
-            <w:tcW w:type="dxa" w:w="1871"/>
-            <w:vAlign w:val="center"/>
-            <w:shd w:val="clear" w:color="auto" w:fill="FFFFFF"/>
-            <w:tcMar>
-              <w:top w:w="40" w:type="dxa"/>
-              <w:bottom w:w="40" w:type="dxa"/>
-              <w:left w:w="80" w:type="dxa"/>
-              <w:right w:w="80" w:type="dxa"/>
-            </w:tcMar>
-            <w:tcBorders>
-              <w:top w:val="single" w:sz="4" w:color="D0D7DE" w:space="0"/>
-              <w:left w:val="single" w:sz="4" w:color="D0D7DE" w:space="0"/>
-              <w:bottom w:val="single" w:sz="4" w:color="D0D7DE" w:space="0"/>
-              <w:right w:val="single" w:sz="4" w:color="D0D7DE" w:space="0"/>
-            </w:tcBorders>
-          </w:tcPr>
-          <w:p>
-            <w:pPr>
-              <w:spacing w:before="20" w:after="20"/>
-              <w:jc w:val="left"/>
-            </w:pPr>
-            <w:r>
-              <w:rPr>
-                <w:rFonts w:ascii="Calibri" w:hAnsi="Calibri"/>
-                <w:b w:val="0"/>
-                <w:i w:val="0"/>
-                <w:color w:val="222222"/>
-                <w:sz w:val="15"/>
-              </w:rPr>
-              <w:t>TanahKita KPA</w:t>
+              <w:t>Text Parsing NLP RegEx</w:t>
             </w:r>
           </w:p>
         </w:tc>
@@ -2936,7 +2916,7 @@
         </w:tc>
         <w:tc>
           <w:tcPr>
-            <w:tcW w:type="dxa" w:w="1814"/>
+            <w:tcW w:type="dxa" w:w="2098"/>
             <w:vAlign w:val="center"/>
             <w:shd w:val="clear" w:color="auto" w:fill="F9FBF9"/>
             <w:tcMar>
@@ -2965,13 +2945,13 @@
                 <w:color w:val="222222"/>
                 <w:sz w:val="15"/>
               </w:rPr>
-              <w:t>keterlibatan_perusahaan</w:t>
+              <w:t>Aktor Proksi &amp; Vigilante</w:t>
             </w:r>
           </w:p>
         </w:tc>
         <w:tc>
           <w:tcPr>
-            <w:tcW w:type="dxa" w:w="1417"/>
+            <w:tcW w:type="dxa" w:w="2154"/>
             <w:vAlign w:val="center"/>
             <w:shd w:val="clear" w:color="auto" w:fill="F9FBF9"/>
             <w:tcMar>
@@ -3000,7 +2980,77 @@
                 <w:color w:val="222222"/>
                 <w:sz w:val="15"/>
               </w:rPr>
-              <w:t>Teks Nama Entitas</w:t>
+              <w:t>Deteksi Pengamanan Swakarsa, Preman, Satgas</w:t>
+            </w:r>
+          </w:p>
+        </w:tc>
+        <w:tc>
+          <w:tcPr>
+            <w:tcW w:type="dxa" w:w="1020"/>
+            <w:vAlign w:val="center"/>
+            <w:shd w:val="clear" w:color="auto" w:fill="F9FBF9"/>
+            <w:tcMar>
+              <w:top w:w="40" w:type="dxa"/>
+              <w:bottom w:w="40" w:type="dxa"/>
+              <w:left w:w="80" w:type="dxa"/>
+              <w:right w:w="80" w:type="dxa"/>
+            </w:tcMar>
+            <w:tcBorders>
+              <w:top w:val="single" w:sz="4" w:color="D0D7DE" w:space="0"/>
+              <w:left w:val="single" w:sz="4" w:color="D0D7DE" w:space="0"/>
+              <w:bottom w:val="single" w:sz="4" w:color="D0D7DE" w:space="0"/>
+              <w:right w:val="single" w:sz="4" w:color="D0D7DE" w:space="0"/>
+            </w:tcBorders>
+          </w:tcPr>
+          <w:p>
+            <w:pPr>
+              <w:spacing w:before="20" w:after="20"/>
+              <w:jc w:val="center"/>
+            </w:pPr>
+            <w:r>
+              <w:rPr>
+                <w:rFonts w:ascii="Calibri" w:hAnsi="Calibri"/>
+                <w:b w:val="0"/>
+                <w:i w:val="0"/>
+                <w:color w:val="222222"/>
+                <w:sz w:val="15"/>
+              </w:rPr>
+              <w:t>Token Count</w:t>
+            </w:r>
+          </w:p>
+        </w:tc>
+        <w:tc>
+          <w:tcPr>
+            <w:tcW w:type="dxa" w:w="1077"/>
+            <w:vAlign w:val="center"/>
+            <w:shd w:val="clear" w:color="auto" w:fill="F9FBF9"/>
+            <w:tcMar>
+              <w:top w:w="40" w:type="dxa"/>
+              <w:bottom w:w="40" w:type="dxa"/>
+              <w:left w:w="80" w:type="dxa"/>
+              <w:right w:w="80" w:type="dxa"/>
+            </w:tcMar>
+            <w:tcBorders>
+              <w:top w:val="single" w:sz="4" w:color="D0D7DE" w:space="0"/>
+              <w:left w:val="single" w:sz="4" w:color="D0D7DE" w:space="0"/>
+              <w:bottom w:val="single" w:sz="4" w:color="D0D7DE" w:space="0"/>
+              <w:right w:val="single" w:sz="4" w:color="D0D7DE" w:space="0"/>
+            </w:tcBorders>
+          </w:tcPr>
+          <w:p>
+            <w:pPr>
+              <w:spacing w:before="20" w:after="20"/>
+              <w:jc w:val="center"/>
+            </w:pPr>
+            <w:r>
+              <w:rPr>
+                <w:rFonts w:ascii="Calibri" w:hAnsi="Calibri"/>
+                <w:b w:val="0"/>
+                <w:i w:val="0"/>
+                <w:color w:val="222222"/>
+                <w:sz w:val="15"/>
+              </w:rPr>
+              <w:t>Korpus 568 Teks</w:t>
             </w:r>
           </w:p>
         </w:tc>
@@ -3035,289 +3085,7 @@
                 <w:color w:val="222222"/>
                 <w:sz w:val="15"/>
               </w:rPr>
-              <w:t>Nama entitas korporasi/PT/CV untuk Text Parsing NLP dan pemetaan dominasi grup oligarki</w:t>
-            </w:r>
-          </w:p>
-        </w:tc>
-        <w:tc>
-          <w:tcPr>
-            <w:tcW w:type="dxa" w:w="1247"/>
-            <w:vAlign w:val="center"/>
-            <w:shd w:val="clear" w:color="auto" w:fill="F9FBF9"/>
-            <w:tcMar>
-              <w:top w:w="40" w:type="dxa"/>
-              <w:bottom w:w="40" w:type="dxa"/>
-              <w:left w:w="80" w:type="dxa"/>
-              <w:right w:w="80" w:type="dxa"/>
-            </w:tcMar>
-            <w:tcBorders>
-              <w:top w:val="single" w:sz="4" w:color="D0D7DE" w:space="0"/>
-              <w:left w:val="single" w:sz="4" w:color="D0D7DE" w:space="0"/>
-              <w:bottom w:val="single" w:sz="4" w:color="D0D7DE" w:space="0"/>
-              <w:right w:val="single" w:sz="4" w:color="D0D7DE" w:space="0"/>
-            </w:tcBorders>
-          </w:tcPr>
-          <w:p>
-            <w:pPr>
-              <w:spacing w:before="20" w:after="20"/>
-              <w:jc w:val="center"/>
-            </w:pPr>
-            <w:r>
-              <w:rPr>
-                <w:rFonts w:ascii="Calibri" w:hAnsi="Calibri"/>
-                <w:b w:val="0"/>
-                <w:i w:val="0"/>
-                <w:color w:val="222222"/>
-                <w:sz w:val="15"/>
-              </w:rPr>
-              <w:t>Sub-bab 4.5</w:t>
-            </w:r>
-          </w:p>
-        </w:tc>
-        <w:tc>
-          <w:tcPr>
-            <w:tcW w:type="dxa" w:w="1871"/>
-            <w:vAlign w:val="center"/>
-            <w:shd w:val="clear" w:color="auto" w:fill="F9FBF9"/>
-            <w:tcMar>
-              <w:top w:w="40" w:type="dxa"/>
-              <w:bottom w:w="40" w:type="dxa"/>
-              <w:left w:w="80" w:type="dxa"/>
-              <w:right w:w="80" w:type="dxa"/>
-            </w:tcMar>
-            <w:tcBorders>
-              <w:top w:val="single" w:sz="4" w:color="D0D7DE" w:space="0"/>
-              <w:left w:val="single" w:sz="4" w:color="D0D7DE" w:space="0"/>
-              <w:bottom w:val="single" w:sz="4" w:color="D0D7DE" w:space="0"/>
-              <w:right w:val="single" w:sz="4" w:color="D0D7DE" w:space="0"/>
-            </w:tcBorders>
-          </w:tcPr>
-          <w:p>
-            <w:pPr>
-              <w:spacing w:before="20" w:after="20"/>
-              <w:jc w:val="left"/>
-            </w:pPr>
-            <w:r>
-              <w:rPr>
-                <w:rFonts w:ascii="Calibri" w:hAnsi="Calibri"/>
-                <w:b w:val="0"/>
-                <w:i w:val="0"/>
-                <w:color w:val="222222"/>
-                <w:sz w:val="15"/>
-              </w:rPr>
-              <w:t>NLP Korpus KPA</w:t>
-            </w:r>
-          </w:p>
-        </w:tc>
-      </w:tr>
-      <w:tr>
-        <w:tc>
-          <w:tcPr>
-            <w:tcW w:type="dxa" w:w="454"/>
-            <w:vAlign w:val="center"/>
-            <w:shd w:val="clear" w:color="auto" w:fill="FFFFFF"/>
-            <w:tcMar>
-              <w:top w:w="40" w:type="dxa"/>
-              <w:bottom w:w="40" w:type="dxa"/>
-              <w:left w:w="80" w:type="dxa"/>
-              <w:right w:w="80" w:type="dxa"/>
-            </w:tcMar>
-            <w:tcBorders>
-              <w:top w:val="single" w:sz="4" w:color="D0D7DE" w:space="0"/>
-              <w:left w:val="single" w:sz="4" w:color="D0D7DE" w:space="0"/>
-              <w:bottom w:val="single" w:sz="4" w:color="D0D7DE" w:space="0"/>
-              <w:right w:val="single" w:sz="4" w:color="D0D7DE" w:space="0"/>
-            </w:tcBorders>
-          </w:tcPr>
-          <w:p>
-            <w:pPr>
-              <w:spacing w:before="20" w:after="20"/>
-              <w:jc w:val="center"/>
-            </w:pPr>
-            <w:r>
-              <w:rPr>
-                <w:rFonts w:ascii="Calibri" w:hAnsi="Calibri"/>
-                <w:b w:val="0"/>
-                <w:i w:val="0"/>
-                <w:color w:val="222222"/>
-                <w:sz w:val="15"/>
-              </w:rPr>
-              <w:t>12</w:t>
-            </w:r>
-          </w:p>
-        </w:tc>
-        <w:tc>
-          <w:tcPr>
-            <w:tcW w:type="dxa" w:w="1814"/>
-            <w:vAlign w:val="center"/>
-            <w:shd w:val="clear" w:color="auto" w:fill="FFFFFF"/>
-            <w:tcMar>
-              <w:top w:w="40" w:type="dxa"/>
-              <w:bottom w:w="40" w:type="dxa"/>
-              <w:left w:w="80" w:type="dxa"/>
-              <w:right w:w="80" w:type="dxa"/>
-            </w:tcMar>
-            <w:tcBorders>
-              <w:top w:val="single" w:sz="4" w:color="D0D7DE" w:space="0"/>
-              <w:left w:val="single" w:sz="4" w:color="D0D7DE" w:space="0"/>
-              <w:bottom w:val="single" w:sz="4" w:color="D0D7DE" w:space="0"/>
-              <w:right w:val="single" w:sz="4" w:color="D0D7DE" w:space="0"/>
-            </w:tcBorders>
-          </w:tcPr>
-          <w:p>
-            <w:pPr>
-              <w:spacing w:before="20" w:after="20"/>
-              <w:jc w:val="left"/>
-            </w:pPr>
-            <w:r>
-              <w:rPr>
-                <w:rFonts w:ascii="Calibri" w:hAnsi="Calibri"/>
-                <w:b w:val="0"/>
-                <w:i w:val="0"/>
-                <w:color w:val="222222"/>
-                <w:sz w:val="15"/>
-              </w:rPr>
-              <w:t>narasi &amp; deskripsi</w:t>
-            </w:r>
-          </w:p>
-        </w:tc>
-        <w:tc>
-          <w:tcPr>
-            <w:tcW w:type="dxa" w:w="1417"/>
-            <w:vAlign w:val="center"/>
-            <w:shd w:val="clear" w:color="auto" w:fill="FFFFFF"/>
-            <w:tcMar>
-              <w:top w:w="40" w:type="dxa"/>
-              <w:bottom w:w="40" w:type="dxa"/>
-              <w:left w:w="80" w:type="dxa"/>
-              <w:right w:w="80" w:type="dxa"/>
-            </w:tcMar>
-            <w:tcBorders>
-              <w:top w:val="single" w:sz="4" w:color="D0D7DE" w:space="0"/>
-              <w:left w:val="single" w:sz="4" w:color="D0D7DE" w:space="0"/>
-              <w:bottom w:val="single" w:sz="4" w:color="D0D7DE" w:space="0"/>
-              <w:right w:val="single" w:sz="4" w:color="D0D7DE" w:space="0"/>
-            </w:tcBorders>
-          </w:tcPr>
-          <w:p>
-            <w:pPr>
-              <w:spacing w:before="20" w:after="20"/>
-              <w:jc w:val="left"/>
-            </w:pPr>
-            <w:r>
-              <w:rPr>
-                <w:rFonts w:ascii="Calibri" w:hAnsi="Calibri"/>
-                <w:b w:val="0"/>
-                <w:i w:val="0"/>
-                <w:color w:val="222222"/>
-                <w:sz w:val="15"/>
-              </w:rPr>
-              <w:t>Korpus Teks Bebas</w:t>
-            </w:r>
-          </w:p>
-        </w:tc>
-        <w:tc>
-          <w:tcPr>
-            <w:tcW w:type="dxa" w:w="2835"/>
-            <w:vAlign w:val="center"/>
-            <w:shd w:val="clear" w:color="auto" w:fill="FFFFFF"/>
-            <w:tcMar>
-              <w:top w:w="40" w:type="dxa"/>
-              <w:bottom w:w="40" w:type="dxa"/>
-              <w:left w:w="80" w:type="dxa"/>
-              <w:right w:w="80" w:type="dxa"/>
-            </w:tcMar>
-            <w:tcBorders>
-              <w:top w:val="single" w:sz="4" w:color="D0D7DE" w:space="0"/>
-              <w:left w:val="single" w:sz="4" w:color="D0D7DE" w:space="0"/>
-              <w:bottom w:val="single" w:sz="4" w:color="D0D7DE" w:space="0"/>
-              <w:right w:val="single" w:sz="4" w:color="D0D7DE" w:space="0"/>
-            </w:tcBorders>
-          </w:tcPr>
-          <w:p>
-            <w:pPr>
-              <w:spacing w:before="20" w:after="20"/>
-              <w:jc w:val="left"/>
-            </w:pPr>
-            <w:r>
-              <w:rPr>
-                <w:rFonts w:ascii="Calibri" w:hAnsi="Calibri"/>
-                <w:b w:val="0"/>
-                <w:i w:val="0"/>
-                <w:color w:val="222222"/>
-                <w:sz w:val="15"/>
-              </w:rPr>
-              <w:t>Kronologi tekstual kasus agraria untuk ekstraksi Regex aktor proksi (Preman, Ormas, Satgas)</w:t>
-            </w:r>
-          </w:p>
-        </w:tc>
-        <w:tc>
-          <w:tcPr>
-            <w:tcW w:type="dxa" w:w="1247"/>
-            <w:vAlign w:val="center"/>
-            <w:shd w:val="clear" w:color="auto" w:fill="FFFFFF"/>
-            <w:tcMar>
-              <w:top w:w="40" w:type="dxa"/>
-              <w:bottom w:w="40" w:type="dxa"/>
-              <w:left w:w="80" w:type="dxa"/>
-              <w:right w:w="80" w:type="dxa"/>
-            </w:tcMar>
-            <w:tcBorders>
-              <w:top w:val="single" w:sz="4" w:color="D0D7DE" w:space="0"/>
-              <w:left w:val="single" w:sz="4" w:color="D0D7DE" w:space="0"/>
-              <w:bottom w:val="single" w:sz="4" w:color="D0D7DE" w:space="0"/>
-              <w:right w:val="single" w:sz="4" w:color="D0D7DE" w:space="0"/>
-            </w:tcBorders>
-          </w:tcPr>
-          <w:p>
-            <w:pPr>
-              <w:spacing w:before="20" w:after="20"/>
-              <w:jc w:val="center"/>
-            </w:pPr>
-            <w:r>
-              <w:rPr>
-                <w:rFonts w:ascii="Calibri" w:hAnsi="Calibri"/>
-                <w:b w:val="0"/>
-                <w:i w:val="0"/>
-                <w:color w:val="222222"/>
-                <w:sz w:val="15"/>
-              </w:rPr>
-              <w:t>Sub-bab 4.5</w:t>
-            </w:r>
-          </w:p>
-        </w:tc>
-        <w:tc>
-          <w:tcPr>
-            <w:tcW w:type="dxa" w:w="1871"/>
-            <w:vAlign w:val="center"/>
-            <w:shd w:val="clear" w:color="auto" w:fill="FFFFFF"/>
-            <w:tcMar>
-              <w:top w:w="40" w:type="dxa"/>
-              <w:bottom w:w="40" w:type="dxa"/>
-              <w:left w:w="80" w:type="dxa"/>
-              <w:right w:w="80" w:type="dxa"/>
-            </w:tcMar>
-            <w:tcBorders>
-              <w:top w:val="single" w:sz="4" w:color="D0D7DE" w:space="0"/>
-              <w:left w:val="single" w:sz="4" w:color="D0D7DE" w:space="0"/>
-              <w:bottom w:val="single" w:sz="4" w:color="D0D7DE" w:space="0"/>
-              <w:right w:val="single" w:sz="4" w:color="D0D7DE" w:space="0"/>
-            </w:tcBorders>
-          </w:tcPr>
-          <w:p>
-            <w:pPr>
-              <w:spacing w:before="20" w:after="20"/>
-              <w:jc w:val="left"/>
-            </w:pPr>
-            <w:r>
-              <w:rPr>
-                <w:rFonts w:ascii="Calibri" w:hAnsi="Calibri"/>
-                <w:b w:val="0"/>
-                <w:i w:val="0"/>
-                <w:color w:val="222222"/>
-                <w:sz w:val="15"/>
-              </w:rPr>
-              <w:t>NLP Korpus KPA</w:t>
+              <w:t>Text Parsing NLP RegEx</w:t>
             </w:r>
           </w:p>
         </w:tc>

--- a/tools/report_metodologi/versicompact/bab_4/Metodologi_Bab4_Ruang_Hidup_Compact.docx
+++ b/tools/report_metodologi/versicompact/bab_4/Metodologi_Bab4_Ruang_Hidup_Compact.docx
@@ -545,12 +545,11 @@
         <w:tblLook w:firstColumn="1" w:firstRow="1" w:lastColumn="0" w:lastRow="0" w:noHBand="0" w:noVBand="1" w:val="04A0"/>
       </w:tblPr>
       <w:tblGrid>
-        <w:gridCol w:w="1606"/>
-        <w:gridCol w:w="1606"/>
-        <w:gridCol w:w="1606"/>
-        <w:gridCol w:w="1606"/>
-        <w:gridCol w:w="1606"/>
-        <w:gridCol w:w="1606"/>
+        <w:gridCol w:w="1928"/>
+        <w:gridCol w:w="1928"/>
+        <w:gridCol w:w="1928"/>
+        <w:gridCol w:w="1928"/>
+        <w:gridCol w:w="1928"/>
       </w:tblGrid>
       <w:tr>
         <w:tc>
@@ -589,7 +588,7 @@
         </w:tc>
         <w:tc>
           <w:tcPr>
-            <w:tcW w:type="dxa" w:w="2098"/>
+            <w:tcW w:type="dxa" w:w="2551"/>
             <w:shd w:val="clear" w:color="auto" w:fill="2E7D32"/>
             <w:tcMar>
               <w:top w:w="50" w:type="dxa"/>
@@ -623,7 +622,7 @@
         </w:tc>
         <w:tc>
           <w:tcPr>
-            <w:tcW w:type="dxa" w:w="2154"/>
+            <w:tcW w:type="dxa" w:w="2551"/>
             <w:shd w:val="clear" w:color="auto" w:fill="2E7D32"/>
             <w:tcMar>
               <w:top w:w="50" w:type="dxa"/>
@@ -657,7 +656,7 @@
         </w:tc>
         <w:tc>
           <w:tcPr>
-            <w:tcW w:type="dxa" w:w="1020"/>
+            <w:tcW w:type="dxa" w:w="1247"/>
             <w:shd w:val="clear" w:color="auto" w:fill="2E7D32"/>
             <w:tcMar>
               <w:top w:w="50" w:type="dxa"/>
@@ -686,40 +685,6 @@
                 <w:sz w:val="16"/>
               </w:rPr>
               <w:t>Satuan</w:t>
-            </w:r>
-          </w:p>
-        </w:tc>
-        <w:tc>
-          <w:tcPr>
-            <w:tcW w:type="dxa" w:w="1077"/>
-            <w:shd w:val="clear" w:color="auto" w:fill="2E7D32"/>
-            <w:tcMar>
-              <w:top w:w="50" w:type="dxa"/>
-              <w:bottom w:w="50" w:type="dxa"/>
-              <w:left w:w="80" w:type="dxa"/>
-              <w:right w:w="80" w:type="dxa"/>
-            </w:tcMar>
-            <w:tcBorders>
-              <w:top w:val="single" w:sz="4" w:color="D0D7DE" w:space="0"/>
-              <w:left w:val="single" w:sz="4" w:color="D0D7DE" w:space="0"/>
-              <w:bottom w:val="single" w:sz="4" w:color="D0D7DE" w:space="0"/>
-              <w:right w:val="single" w:sz="4" w:color="D0D7DE" w:space="0"/>
-            </w:tcBorders>
-          </w:tcPr>
-          <w:p>
-            <w:pPr>
-              <w:spacing w:before="40" w:after="40"/>
-              <w:jc w:val="center"/>
-            </w:pPr>
-            <w:r>
-              <w:rPr>
-                <w:rFonts w:ascii="Calibri" w:hAnsi="Calibri"/>
-                <w:b/>
-                <w:i w:val="0"/>
-                <w:color w:val="FFFFFF"/>
-                <w:sz w:val="16"/>
-              </w:rPr>
-              <w:t>Periode</w:t>
             </w:r>
           </w:p>
         </w:tc>
@@ -796,7 +761,7 @@
         </w:tc>
         <w:tc>
           <w:tcPr>
-            <w:tcW w:type="dxa" w:w="2098"/>
+            <w:tcW w:type="dxa" w:w="2551"/>
             <w:vAlign w:val="center"/>
             <w:shd w:val="clear" w:color="auto" w:fill="F9FBF9"/>
             <w:tcMar>
@@ -831,7 +796,7 @@
         </w:tc>
         <w:tc>
           <w:tcPr>
-            <w:tcW w:type="dxa" w:w="2154"/>
+            <w:tcW w:type="dxa" w:w="2551"/>
             <w:vAlign w:val="center"/>
             <w:shd w:val="clear" w:color="auto" w:fill="F9FBF9"/>
             <w:tcMar>
@@ -866,7 +831,7 @@
         </w:tc>
         <w:tc>
           <w:tcPr>
-            <w:tcW w:type="dxa" w:w="1020"/>
+            <w:tcW w:type="dxa" w:w="1247"/>
             <w:vAlign w:val="center"/>
             <w:shd w:val="clear" w:color="auto" w:fill="F9FBF9"/>
             <w:tcMar>
@@ -896,41 +861,6 @@
                 <w:sz w:val="15"/>
               </w:rPr>
               <w:t>Kasus</w:t>
-            </w:r>
-          </w:p>
-        </w:tc>
-        <w:tc>
-          <w:tcPr>
-            <w:tcW w:type="dxa" w:w="1077"/>
-            <w:vAlign w:val="center"/>
-            <w:shd w:val="clear" w:color="auto" w:fill="F9FBF9"/>
-            <w:tcMar>
-              <w:top w:w="40" w:type="dxa"/>
-              <w:bottom w:w="40" w:type="dxa"/>
-              <w:left w:w="80" w:type="dxa"/>
-              <w:right w:w="80" w:type="dxa"/>
-            </w:tcMar>
-            <w:tcBorders>
-              <w:top w:val="single" w:sz="4" w:color="D0D7DE" w:space="0"/>
-              <w:left w:val="single" w:sz="4" w:color="D0D7DE" w:space="0"/>
-              <w:bottom w:val="single" w:sz="4" w:color="D0D7DE" w:space="0"/>
-              <w:right w:val="single" w:sz="4" w:color="D0D7DE" w:space="0"/>
-            </w:tcBorders>
-          </w:tcPr>
-          <w:p>
-            <w:pPr>
-              <w:spacing w:before="20" w:after="20"/>
-              <w:jc w:val="center"/>
-            </w:pPr>
-            <w:r>
-              <w:rPr>
-                <w:rFonts w:ascii="Calibri" w:hAnsi="Calibri"/>
-                <w:b w:val="0"/>
-                <w:i w:val="0"/>
-                <w:color w:val="222222"/>
-                <w:sz w:val="15"/>
-              </w:rPr>
-              <w:t>1990–2024</w:t>
             </w:r>
           </w:p>
         </w:tc>
@@ -1008,7 +938,7 @@
         </w:tc>
         <w:tc>
           <w:tcPr>
-            <w:tcW w:type="dxa" w:w="2098"/>
+            <w:tcW w:type="dxa" w:w="2551"/>
             <w:vAlign w:val="center"/>
             <w:shd w:val="clear" w:color="auto" w:fill="FFFFFF"/>
             <w:tcMar>
@@ -1043,7 +973,7 @@
         </w:tc>
         <w:tc>
           <w:tcPr>
-            <w:tcW w:type="dxa" w:w="2154"/>
+            <w:tcW w:type="dxa" w:w="2551"/>
             <w:vAlign w:val="center"/>
             <w:shd w:val="clear" w:color="auto" w:fill="FFFFFF"/>
             <w:tcMar>
@@ -1078,7 +1008,7 @@
         </w:tc>
         <w:tc>
           <w:tcPr>
-            <w:tcW w:type="dxa" w:w="1020"/>
+            <w:tcW w:type="dxa" w:w="1247"/>
             <w:vAlign w:val="center"/>
             <w:shd w:val="clear" w:color="auto" w:fill="FFFFFF"/>
             <w:tcMar>
@@ -1108,41 +1038,6 @@
                 <w:sz w:val="15"/>
               </w:rPr>
               <w:t>Kategori Sektor</w:t>
-            </w:r>
-          </w:p>
-        </w:tc>
-        <w:tc>
-          <w:tcPr>
-            <w:tcW w:type="dxa" w:w="1077"/>
-            <w:vAlign w:val="center"/>
-            <w:shd w:val="clear" w:color="auto" w:fill="FFFFFF"/>
-            <w:tcMar>
-              <w:top w:w="40" w:type="dxa"/>
-              <w:bottom w:w="40" w:type="dxa"/>
-              <w:left w:w="80" w:type="dxa"/>
-              <w:right w:w="80" w:type="dxa"/>
-            </w:tcMar>
-            <w:tcBorders>
-              <w:top w:val="single" w:sz="4" w:color="D0D7DE" w:space="0"/>
-              <w:left w:val="single" w:sz="4" w:color="D0D7DE" w:space="0"/>
-              <w:bottom w:val="single" w:sz="4" w:color="D0D7DE" w:space="0"/>
-              <w:right w:val="single" w:sz="4" w:color="D0D7DE" w:space="0"/>
-            </w:tcBorders>
-          </w:tcPr>
-          <w:p>
-            <w:pPr>
-              <w:spacing w:before="20" w:after="20"/>
-              <w:jc w:val="center"/>
-            </w:pPr>
-            <w:r>
-              <w:rPr>
-                <w:rFonts w:ascii="Calibri" w:hAnsi="Calibri"/>
-                <w:b w:val="0"/>
-                <w:i w:val="0"/>
-                <w:color w:val="222222"/>
-                <w:sz w:val="15"/>
-              </w:rPr>
-              <w:t>1990–2024</w:t>
             </w:r>
           </w:p>
         </w:tc>
@@ -1220,7 +1115,7 @@
         </w:tc>
         <w:tc>
           <w:tcPr>
-            <w:tcW w:type="dxa" w:w="2098"/>
+            <w:tcW w:type="dxa" w:w="2551"/>
             <w:vAlign w:val="center"/>
             <w:shd w:val="clear" w:color="auto" w:fill="F9FBF9"/>
             <w:tcMar>
@@ -1255,7 +1150,7 @@
         </w:tc>
         <w:tc>
           <w:tcPr>
-            <w:tcW w:type="dxa" w:w="2154"/>
+            <w:tcW w:type="dxa" w:w="2551"/>
             <w:vAlign w:val="center"/>
             <w:shd w:val="clear" w:color="auto" w:fill="F9FBF9"/>
             <w:tcMar>
@@ -1290,7 +1185,7 @@
         </w:tc>
         <w:tc>
           <w:tcPr>
-            <w:tcW w:type="dxa" w:w="1020"/>
+            <w:tcW w:type="dxa" w:w="1247"/>
             <w:vAlign w:val="center"/>
             <w:shd w:val="clear" w:color="auto" w:fill="F9FBF9"/>
             <w:tcMar>
@@ -1320,41 +1215,6 @@
                 <w:sz w:val="15"/>
               </w:rPr>
               <w:t>Jiwa</w:t>
-            </w:r>
-          </w:p>
-        </w:tc>
-        <w:tc>
-          <w:tcPr>
-            <w:tcW w:type="dxa" w:w="1077"/>
-            <w:vAlign w:val="center"/>
-            <w:shd w:val="clear" w:color="auto" w:fill="F9FBF9"/>
-            <w:tcMar>
-              <w:top w:w="40" w:type="dxa"/>
-              <w:bottom w:w="40" w:type="dxa"/>
-              <w:left w:w="80" w:type="dxa"/>
-              <w:right w:w="80" w:type="dxa"/>
-            </w:tcMar>
-            <w:tcBorders>
-              <w:top w:val="single" w:sz="4" w:color="D0D7DE" w:space="0"/>
-              <w:left w:val="single" w:sz="4" w:color="D0D7DE" w:space="0"/>
-              <w:bottom w:val="single" w:sz="4" w:color="D0D7DE" w:space="0"/>
-              <w:right w:val="single" w:sz="4" w:color="D0D7DE" w:space="0"/>
-            </w:tcBorders>
-          </w:tcPr>
-          <w:p>
-            <w:pPr>
-              <w:spacing w:before="20" w:after="20"/>
-              <w:jc w:val="center"/>
-            </w:pPr>
-            <w:r>
-              <w:rPr>
-                <w:rFonts w:ascii="Calibri" w:hAnsi="Calibri"/>
-                <w:b w:val="0"/>
-                <w:i w:val="0"/>
-                <w:color w:val="222222"/>
-                <w:sz w:val="15"/>
-              </w:rPr>
-              <w:t>1990–2024</w:t>
             </w:r>
           </w:p>
         </w:tc>
@@ -1432,7 +1292,7 @@
         </w:tc>
         <w:tc>
           <w:tcPr>
-            <w:tcW w:type="dxa" w:w="2098"/>
+            <w:tcW w:type="dxa" w:w="2551"/>
             <w:vAlign w:val="center"/>
             <w:shd w:val="clear" w:color="auto" w:fill="FFFFFF"/>
             <w:tcMar>
@@ -1467,7 +1327,7 @@
         </w:tc>
         <w:tc>
           <w:tcPr>
-            <w:tcW w:type="dxa" w:w="2154"/>
+            <w:tcW w:type="dxa" w:w="2551"/>
             <w:vAlign w:val="center"/>
             <w:shd w:val="clear" w:color="auto" w:fill="FFFFFF"/>
             <w:tcMar>
@@ -1502,7 +1362,7 @@
         </w:tc>
         <w:tc>
           <w:tcPr>
-            <w:tcW w:type="dxa" w:w="1020"/>
+            <w:tcW w:type="dxa" w:w="1247"/>
             <w:vAlign w:val="center"/>
             <w:shd w:val="clear" w:color="auto" w:fill="FFFFFF"/>
             <w:tcMar>
@@ -1532,41 +1392,6 @@
                 <w:sz w:val="15"/>
               </w:rPr>
               <w:t>Hektar (Ha)</w:t>
-            </w:r>
-          </w:p>
-        </w:tc>
-        <w:tc>
-          <w:tcPr>
-            <w:tcW w:type="dxa" w:w="1077"/>
-            <w:vAlign w:val="center"/>
-            <w:shd w:val="clear" w:color="auto" w:fill="FFFFFF"/>
-            <w:tcMar>
-              <w:top w:w="40" w:type="dxa"/>
-              <w:bottom w:w="40" w:type="dxa"/>
-              <w:left w:w="80" w:type="dxa"/>
-              <w:right w:w="80" w:type="dxa"/>
-            </w:tcMar>
-            <w:tcBorders>
-              <w:top w:val="single" w:sz="4" w:color="D0D7DE" w:space="0"/>
-              <w:left w:val="single" w:sz="4" w:color="D0D7DE" w:space="0"/>
-              <w:bottom w:val="single" w:sz="4" w:color="D0D7DE" w:space="0"/>
-              <w:right w:val="single" w:sz="4" w:color="D0D7DE" w:space="0"/>
-            </w:tcBorders>
-          </w:tcPr>
-          <w:p>
-            <w:pPr>
-              <w:spacing w:before="20" w:after="20"/>
-              <w:jc w:val="center"/>
-            </w:pPr>
-            <w:r>
-              <w:rPr>
-                <w:rFonts w:ascii="Calibri" w:hAnsi="Calibri"/>
-                <w:b w:val="0"/>
-                <w:i w:val="0"/>
-                <w:color w:val="222222"/>
-                <w:sz w:val="15"/>
-              </w:rPr>
-              <w:t>1990–2024</w:t>
             </w:r>
           </w:p>
         </w:tc>
@@ -1644,7 +1469,7 @@
         </w:tc>
         <w:tc>
           <w:tcPr>
-            <w:tcW w:type="dxa" w:w="2098"/>
+            <w:tcW w:type="dxa" w:w="2551"/>
             <w:vAlign w:val="center"/>
             <w:shd w:val="clear" w:color="auto" w:fill="F9FBF9"/>
             <w:tcMar>
@@ -1679,7 +1504,7 @@
         </w:tc>
         <w:tc>
           <w:tcPr>
-            <w:tcW w:type="dxa" w:w="2154"/>
+            <w:tcW w:type="dxa" w:w="2551"/>
             <w:vAlign w:val="center"/>
             <w:shd w:val="clear" w:color="auto" w:fill="F9FBF9"/>
             <w:tcMar>
@@ -1714,7 +1539,7 @@
         </w:tc>
         <w:tc>
           <w:tcPr>
-            <w:tcW w:type="dxa" w:w="1020"/>
+            <w:tcW w:type="dxa" w:w="1247"/>
             <w:vAlign w:val="center"/>
             <w:shd w:val="clear" w:color="auto" w:fill="F9FBF9"/>
             <w:tcMar>
@@ -1744,41 +1569,6 @@
                 <w:sz w:val="15"/>
               </w:rPr>
               <w:t>Kasus</w:t>
-            </w:r>
-          </w:p>
-        </w:tc>
-        <w:tc>
-          <w:tcPr>
-            <w:tcW w:type="dxa" w:w="1077"/>
-            <w:vAlign w:val="center"/>
-            <w:shd w:val="clear" w:color="auto" w:fill="F9FBF9"/>
-            <w:tcMar>
-              <w:top w:w="40" w:type="dxa"/>
-              <w:bottom w:w="40" w:type="dxa"/>
-              <w:left w:w="80" w:type="dxa"/>
-              <w:right w:w="80" w:type="dxa"/>
-            </w:tcMar>
-            <w:tcBorders>
-              <w:top w:val="single" w:sz="4" w:color="D0D7DE" w:space="0"/>
-              <w:left w:val="single" w:sz="4" w:color="D0D7DE" w:space="0"/>
-              <w:bottom w:val="single" w:sz="4" w:color="D0D7DE" w:space="0"/>
-              <w:right w:val="single" w:sz="4" w:color="D0D7DE" w:space="0"/>
-            </w:tcBorders>
-          </w:tcPr>
-          <w:p>
-            <w:pPr>
-              <w:spacing w:before="20" w:after="20"/>
-              <w:jc w:val="center"/>
-            </w:pPr>
-            <w:r>
-              <w:rPr>
-                <w:rFonts w:ascii="Calibri" w:hAnsi="Calibri"/>
-                <w:b w:val="0"/>
-                <w:i w:val="0"/>
-                <w:color w:val="222222"/>
-                <w:sz w:val="15"/>
-              </w:rPr>
-              <w:t>2000–2024</w:t>
             </w:r>
           </w:p>
         </w:tc>
@@ -1856,7 +1646,7 @@
         </w:tc>
         <w:tc>
           <w:tcPr>
-            <w:tcW w:type="dxa" w:w="2098"/>
+            <w:tcW w:type="dxa" w:w="2551"/>
             <w:vAlign w:val="center"/>
             <w:shd w:val="clear" w:color="auto" w:fill="FFFFFF"/>
             <w:tcMar>
@@ -1891,7 +1681,7 @@
         </w:tc>
         <w:tc>
           <w:tcPr>
-            <w:tcW w:type="dxa" w:w="2154"/>
+            <w:tcW w:type="dxa" w:w="2551"/>
             <w:vAlign w:val="center"/>
             <w:shd w:val="clear" w:color="auto" w:fill="FFFFFF"/>
             <w:tcMar>
@@ -1926,7 +1716,7 @@
         </w:tc>
         <w:tc>
           <w:tcPr>
-            <w:tcW w:type="dxa" w:w="1020"/>
+            <w:tcW w:type="dxa" w:w="1247"/>
             <w:vAlign w:val="center"/>
             <w:shd w:val="clear" w:color="auto" w:fill="FFFFFF"/>
             <w:tcMar>
@@ -1956,41 +1746,6 @@
                 <w:sz w:val="15"/>
               </w:rPr>
               <w:t>Orang</w:t>
-            </w:r>
-          </w:p>
-        </w:tc>
-        <w:tc>
-          <w:tcPr>
-            <w:tcW w:type="dxa" w:w="1077"/>
-            <w:vAlign w:val="center"/>
-            <w:shd w:val="clear" w:color="auto" w:fill="FFFFFF"/>
-            <w:tcMar>
-              <w:top w:w="40" w:type="dxa"/>
-              <w:bottom w:w="40" w:type="dxa"/>
-              <w:left w:w="80" w:type="dxa"/>
-              <w:right w:w="80" w:type="dxa"/>
-            </w:tcMar>
-            <w:tcBorders>
-              <w:top w:val="single" w:sz="4" w:color="D0D7DE" w:space="0"/>
-              <w:left w:val="single" w:sz="4" w:color="D0D7DE" w:space="0"/>
-              <w:bottom w:val="single" w:sz="4" w:color="D0D7DE" w:space="0"/>
-              <w:right w:val="single" w:sz="4" w:color="D0D7DE" w:space="0"/>
-            </w:tcBorders>
-          </w:tcPr>
-          <w:p>
-            <w:pPr>
-              <w:spacing w:before="20" w:after="20"/>
-              <w:jc w:val="center"/>
-            </w:pPr>
-            <w:r>
-              <w:rPr>
-                <w:rFonts w:ascii="Calibri" w:hAnsi="Calibri"/>
-                <w:b w:val="0"/>
-                <w:i w:val="0"/>
-                <w:color w:val="222222"/>
-                <w:sz w:val="15"/>
-              </w:rPr>
-              <w:t>2000–2024</w:t>
             </w:r>
           </w:p>
         </w:tc>
@@ -2068,7 +1823,7 @@
         </w:tc>
         <w:tc>
           <w:tcPr>
-            <w:tcW w:type="dxa" w:w="2098"/>
+            <w:tcW w:type="dxa" w:w="2551"/>
             <w:vAlign w:val="center"/>
             <w:shd w:val="clear" w:color="auto" w:fill="F9FBF9"/>
             <w:tcMar>
@@ -2103,7 +1858,7 @@
         </w:tc>
         <w:tc>
           <w:tcPr>
-            <w:tcW w:type="dxa" w:w="2154"/>
+            <w:tcW w:type="dxa" w:w="2551"/>
             <w:vAlign w:val="center"/>
             <w:shd w:val="clear" w:color="auto" w:fill="F9FBF9"/>
             <w:tcMar>
@@ -2138,7 +1893,7 @@
         </w:tc>
         <w:tc>
           <w:tcPr>
-            <w:tcW w:type="dxa" w:w="1020"/>
+            <w:tcW w:type="dxa" w:w="1247"/>
             <w:vAlign w:val="center"/>
             <w:shd w:val="clear" w:color="auto" w:fill="F9FBF9"/>
             <w:tcMar>
@@ -2168,41 +1923,6 @@
                 <w:sz w:val="15"/>
               </w:rPr>
               <w:t>Orang</w:t>
-            </w:r>
-          </w:p>
-        </w:tc>
-        <w:tc>
-          <w:tcPr>
-            <w:tcW w:type="dxa" w:w="1077"/>
-            <w:vAlign w:val="center"/>
-            <w:shd w:val="clear" w:color="auto" w:fill="F9FBF9"/>
-            <w:tcMar>
-              <w:top w:w="40" w:type="dxa"/>
-              <w:bottom w:w="40" w:type="dxa"/>
-              <w:left w:w="80" w:type="dxa"/>
-              <w:right w:w="80" w:type="dxa"/>
-            </w:tcMar>
-            <w:tcBorders>
-              <w:top w:val="single" w:sz="4" w:color="D0D7DE" w:space="0"/>
-              <w:left w:val="single" w:sz="4" w:color="D0D7DE" w:space="0"/>
-              <w:bottom w:val="single" w:sz="4" w:color="D0D7DE" w:space="0"/>
-              <w:right w:val="single" w:sz="4" w:color="D0D7DE" w:space="0"/>
-            </w:tcBorders>
-          </w:tcPr>
-          <w:p>
-            <w:pPr>
-              <w:spacing w:before="20" w:after="20"/>
-              <w:jc w:val="center"/>
-            </w:pPr>
-            <w:r>
-              <w:rPr>
-                <w:rFonts w:ascii="Calibri" w:hAnsi="Calibri"/>
-                <w:b w:val="0"/>
-                <w:i w:val="0"/>
-                <w:color w:val="222222"/>
-                <w:sz w:val="15"/>
-              </w:rPr>
-              <w:t>2000–2024</w:t>
             </w:r>
           </w:p>
         </w:tc>
@@ -2280,7 +2000,7 @@
         </w:tc>
         <w:tc>
           <w:tcPr>
-            <w:tcW w:type="dxa" w:w="2098"/>
+            <w:tcW w:type="dxa" w:w="2551"/>
             <w:vAlign w:val="center"/>
             <w:shd w:val="clear" w:color="auto" w:fill="FFFFFF"/>
             <w:tcMar>
@@ -2315,7 +2035,7 @@
         </w:tc>
         <w:tc>
           <w:tcPr>
-            <w:tcW w:type="dxa" w:w="2154"/>
+            <w:tcW w:type="dxa" w:w="2551"/>
             <w:vAlign w:val="center"/>
             <w:shd w:val="clear" w:color="auto" w:fill="FFFFFF"/>
             <w:tcMar>
@@ -2350,7 +2070,7 @@
         </w:tc>
         <w:tc>
           <w:tcPr>
-            <w:tcW w:type="dxa" w:w="1020"/>
+            <w:tcW w:type="dxa" w:w="1247"/>
             <w:vAlign w:val="center"/>
             <w:shd w:val="clear" w:color="auto" w:fill="FFFFFF"/>
             <w:tcMar>
@@ -2380,41 +2100,6 @@
                 <w:sz w:val="15"/>
               </w:rPr>
               <w:t>Persen (%)</w:t>
-            </w:r>
-          </w:p>
-        </w:tc>
-        <w:tc>
-          <w:tcPr>
-            <w:tcW w:type="dxa" w:w="1077"/>
-            <w:vAlign w:val="center"/>
-            <w:shd w:val="clear" w:color="auto" w:fill="FFFFFF"/>
-            <w:tcMar>
-              <w:top w:w="40" w:type="dxa"/>
-              <w:bottom w:w="40" w:type="dxa"/>
-              <w:left w:w="80" w:type="dxa"/>
-              <w:right w:w="80" w:type="dxa"/>
-            </w:tcMar>
-            <w:tcBorders>
-              <w:top w:val="single" w:sz="4" w:color="D0D7DE" w:space="0"/>
-              <w:left w:val="single" w:sz="4" w:color="D0D7DE" w:space="0"/>
-              <w:bottom w:val="single" w:sz="4" w:color="D0D7DE" w:space="0"/>
-              <w:right w:val="single" w:sz="4" w:color="D0D7DE" w:space="0"/>
-            </w:tcBorders>
-          </w:tcPr>
-          <w:p>
-            <w:pPr>
-              <w:spacing w:before="20" w:after="20"/>
-              <w:jc w:val="center"/>
-            </w:pPr>
-            <w:r>
-              <w:rPr>
-                <w:rFonts w:ascii="Calibri" w:hAnsi="Calibri"/>
-                <w:b w:val="0"/>
-                <w:i w:val="0"/>
-                <w:color w:val="222222"/>
-                <w:sz w:val="15"/>
-              </w:rPr>
-              <w:t>1990–2024</w:t>
             </w:r>
           </w:p>
         </w:tc>
@@ -2492,7 +2177,7 @@
         </w:tc>
         <w:tc>
           <w:tcPr>
-            <w:tcW w:type="dxa" w:w="2098"/>
+            <w:tcW w:type="dxa" w:w="2551"/>
             <w:vAlign w:val="center"/>
             <w:shd w:val="clear" w:color="auto" w:fill="F9FBF9"/>
             <w:tcMar>
@@ -2527,7 +2212,7 @@
         </w:tc>
         <w:tc>
           <w:tcPr>
-            <w:tcW w:type="dxa" w:w="2154"/>
+            <w:tcW w:type="dxa" w:w="2551"/>
             <w:vAlign w:val="center"/>
             <w:shd w:val="clear" w:color="auto" w:fill="F9FBF9"/>
             <w:tcMar>
@@ -2562,7 +2247,7 @@
         </w:tc>
         <w:tc>
           <w:tcPr>
-            <w:tcW w:type="dxa" w:w="1020"/>
+            <w:tcW w:type="dxa" w:w="1247"/>
             <w:vAlign w:val="center"/>
             <w:shd w:val="clear" w:color="auto" w:fill="F9FBF9"/>
             <w:tcMar>
@@ -2592,41 +2277,6 @@
                 <w:sz w:val="15"/>
               </w:rPr>
               <w:t>Kasus / Tahun</w:t>
-            </w:r>
-          </w:p>
-        </w:tc>
-        <w:tc>
-          <w:tcPr>
-            <w:tcW w:type="dxa" w:w="1077"/>
-            <w:vAlign w:val="center"/>
-            <w:shd w:val="clear" w:color="auto" w:fill="F9FBF9"/>
-            <w:tcMar>
-              <w:top w:w="40" w:type="dxa"/>
-              <w:bottom w:w="40" w:type="dxa"/>
-              <w:left w:w="80" w:type="dxa"/>
-              <w:right w:w="80" w:type="dxa"/>
-            </w:tcMar>
-            <w:tcBorders>
-              <w:top w:val="single" w:sz="4" w:color="D0D7DE" w:space="0"/>
-              <w:left w:val="single" w:sz="4" w:color="D0D7DE" w:space="0"/>
-              <w:bottom w:val="single" w:sz="4" w:color="D0D7DE" w:space="0"/>
-              <w:right w:val="single" w:sz="4" w:color="D0D7DE" w:space="0"/>
-            </w:tcBorders>
-          </w:tcPr>
-          <w:p>
-            <w:pPr>
-              <w:spacing w:before="20" w:after="20"/>
-              <w:jc w:val="center"/>
-            </w:pPr>
-            <w:r>
-              <w:rPr>
-                <w:rFonts w:ascii="Calibri" w:hAnsi="Calibri"/>
-                <w:b w:val="0"/>
-                <w:i w:val="0"/>
-                <w:color w:val="222222"/>
-                <w:sz w:val="15"/>
-              </w:rPr>
-              <w:t>1990 vs 2024</w:t>
             </w:r>
           </w:p>
         </w:tc>
@@ -2704,7 +2354,7 @@
         </w:tc>
         <w:tc>
           <w:tcPr>
-            <w:tcW w:type="dxa" w:w="2098"/>
+            <w:tcW w:type="dxa" w:w="2551"/>
             <w:vAlign w:val="center"/>
             <w:shd w:val="clear" w:color="auto" w:fill="FFFFFF"/>
             <w:tcMar>
@@ -2739,7 +2389,7 @@
         </w:tc>
         <w:tc>
           <w:tcPr>
-            <w:tcW w:type="dxa" w:w="2154"/>
+            <w:tcW w:type="dxa" w:w="2551"/>
             <w:vAlign w:val="center"/>
             <w:shd w:val="clear" w:color="auto" w:fill="FFFFFF"/>
             <w:tcMar>
@@ -2774,7 +2424,7 @@
         </w:tc>
         <w:tc>
           <w:tcPr>
-            <w:tcW w:type="dxa" w:w="1020"/>
+            <w:tcW w:type="dxa" w:w="1247"/>
             <w:vAlign w:val="center"/>
             <w:shd w:val="clear" w:color="auto" w:fill="FFFFFF"/>
             <w:tcMar>
@@ -2804,41 +2454,6 @@
                 <w:sz w:val="15"/>
               </w:rPr>
               <w:t>Token Count</w:t>
-            </w:r>
-          </w:p>
-        </w:tc>
-        <w:tc>
-          <w:tcPr>
-            <w:tcW w:type="dxa" w:w="1077"/>
-            <w:vAlign w:val="center"/>
-            <w:shd w:val="clear" w:color="auto" w:fill="FFFFFF"/>
-            <w:tcMar>
-              <w:top w:w="40" w:type="dxa"/>
-              <w:bottom w:w="40" w:type="dxa"/>
-              <w:left w:w="80" w:type="dxa"/>
-              <w:right w:w="80" w:type="dxa"/>
-            </w:tcMar>
-            <w:tcBorders>
-              <w:top w:val="single" w:sz="4" w:color="D0D7DE" w:space="0"/>
-              <w:left w:val="single" w:sz="4" w:color="D0D7DE" w:space="0"/>
-              <w:bottom w:val="single" w:sz="4" w:color="D0D7DE" w:space="0"/>
-              <w:right w:val="single" w:sz="4" w:color="D0D7DE" w:space="0"/>
-            </w:tcBorders>
-          </w:tcPr>
-          <w:p>
-            <w:pPr>
-              <w:spacing w:before="20" w:after="20"/>
-              <w:jc w:val="center"/>
-            </w:pPr>
-            <w:r>
-              <w:rPr>
-                <w:rFonts w:ascii="Calibri" w:hAnsi="Calibri"/>
-                <w:b w:val="0"/>
-                <w:i w:val="0"/>
-                <w:color w:val="222222"/>
-                <w:sz w:val="15"/>
-              </w:rPr>
-              <w:t>Korpus 568 Teks</w:t>
             </w:r>
           </w:p>
         </w:tc>
@@ -2916,7 +2531,7 @@
         </w:tc>
         <w:tc>
           <w:tcPr>
-            <w:tcW w:type="dxa" w:w="2098"/>
+            <w:tcW w:type="dxa" w:w="2551"/>
             <w:vAlign w:val="center"/>
             <w:shd w:val="clear" w:color="auto" w:fill="F9FBF9"/>
             <w:tcMar>
@@ -2951,7 +2566,7 @@
         </w:tc>
         <w:tc>
           <w:tcPr>
-            <w:tcW w:type="dxa" w:w="2154"/>
+            <w:tcW w:type="dxa" w:w="2551"/>
             <w:vAlign w:val="center"/>
             <w:shd w:val="clear" w:color="auto" w:fill="F9FBF9"/>
             <w:tcMar>
@@ -2986,7 +2601,7 @@
         </w:tc>
         <w:tc>
           <w:tcPr>
-            <w:tcW w:type="dxa" w:w="1020"/>
+            <w:tcW w:type="dxa" w:w="1247"/>
             <w:vAlign w:val="center"/>
             <w:shd w:val="clear" w:color="auto" w:fill="F9FBF9"/>
             <w:tcMar>
@@ -3016,41 +2631,6 @@
                 <w:sz w:val="15"/>
               </w:rPr>
               <w:t>Token Count</w:t>
-            </w:r>
-          </w:p>
-        </w:tc>
-        <w:tc>
-          <w:tcPr>
-            <w:tcW w:type="dxa" w:w="1077"/>
-            <w:vAlign w:val="center"/>
-            <w:shd w:val="clear" w:color="auto" w:fill="F9FBF9"/>
-            <w:tcMar>
-              <w:top w:w="40" w:type="dxa"/>
-              <w:bottom w:w="40" w:type="dxa"/>
-              <w:left w:w="80" w:type="dxa"/>
-              <w:right w:w="80" w:type="dxa"/>
-            </w:tcMar>
-            <w:tcBorders>
-              <w:top w:val="single" w:sz="4" w:color="D0D7DE" w:space="0"/>
-              <w:left w:val="single" w:sz="4" w:color="D0D7DE" w:space="0"/>
-              <w:bottom w:val="single" w:sz="4" w:color="D0D7DE" w:space="0"/>
-              <w:right w:val="single" w:sz="4" w:color="D0D7DE" w:space="0"/>
-            </w:tcBorders>
-          </w:tcPr>
-          <w:p>
-            <w:pPr>
-              <w:spacing w:before="20" w:after="20"/>
-              <w:jc w:val="center"/>
-            </w:pPr>
-            <w:r>
-              <w:rPr>
-                <w:rFonts w:ascii="Calibri" w:hAnsi="Calibri"/>
-                <w:b w:val="0"/>
-                <w:i w:val="0"/>
-                <w:color w:val="222222"/>
-                <w:sz w:val="15"/>
-              </w:rPr>
-              <w:t>Korpus 568 Teks</w:t>
             </w:r>
           </w:p>
         </w:tc>

--- a/tools/report_metodologi/versicompact/bab_4/Metodologi_Bab4_Ruang_Hidup_Compact.docx
+++ b/tools/report_metodologi/versicompact/bab_4/Metodologi_Bab4_Ruang_Hidup_Compact.docx
@@ -479,7 +479,7 @@
           <w:color w:val="222222"/>
           <w:sz w:val="17"/>
         </w:rPr>
-        <w:t xml:space="preserve">Merujuk pada pemetaan data pada </w:t>
+        <w:t xml:space="preserve">Seluruh dinamika perampasan ruang, eskalasi konflik agraria, beban korban terdampak, represi hukum, hingga keterlibatan entitas aktor dioperasionalkan secara terstruktur ke dalam </w:t>
       </w:r>
       <w:r>
         <w:rPr>
@@ -489,7 +489,7 @@
           <w:color w:val="222222"/>
           <w:sz w:val="17"/>
         </w:rPr>
-        <w:t>DATA_DICTIONARY.md</w:t>
+        <w:t>indikator riset empiris</w:t>
       </w:r>
       <w:r>
         <w:rPr>
@@ -499,27 +499,7 @@
           <w:color w:val="222222"/>
           <w:sz w:val="17"/>
         </w:rPr>
-        <w:t xml:space="preserve"> (Entri 31), seluruh dinamika perampasan ruang, eskalasi konflik, korban terdampak, represi hukum, hingga keterlibatan aktor dioperasionalkan secara terstruktur dari dataset primer </w:t>
-      </w:r>
-      <w:r>
-        <w:rPr>
-          <w:rFonts w:ascii="Calibri" w:hAnsi="Calibri"/>
-          <w:b/>
-          <w:i w:val="0"/>
-          <w:color w:val="222222"/>
-          <w:sz w:val="17"/>
-        </w:rPr>
-        <w:t>sulawesi_konflik_agraria_tanahkita.csv</w:t>
-      </w:r>
-      <w:r>
-        <w:rPr>
-          <w:rFonts w:ascii="Calibri" w:hAnsi="Calibri"/>
-          <w:b w:val="0"/>
-          <w:i w:val="0"/>
-          <w:color w:val="222222"/>
-          <w:sz w:val="17"/>
-        </w:rPr>
-        <w:t xml:space="preserve"> ke dalam indikator riset empiris sebagaimana dirangkum pada matriks berikut:</w:t>
+        <w:t xml:space="preserve"> sebagaimana dirangkum pada matriks operasional berikut:</w:t>
       </w:r>
     </w:p>
     <w:p>
